--- a/doc/任务创建.docx
+++ b/doc/任务创建.docx
@@ -3,26 +3,3530 @@
 <w:document xmlns:wpc="http://schemas.microsoft.com/office/word/2010/wordprocessingCanvas" xmlns:cx="http://schemas.microsoft.com/office/drawing/2014/chartex" xmlns:cx1="http://schemas.microsoft.com/office/drawing/2015/9/8/chartex" xmlns:cx2="http://schemas.microsoft.com/office/drawing/2015/10/21/chartex" xmlns:cx3="http://schemas.microsoft.com/office/drawing/2016/5/9/chartex" xmlns:cx4="http://schemas.microsoft.com/office/drawing/2016/5/10/chartex" xmlns:cx5="http://schemas.microsoft.com/office/drawing/2016/5/11/chartex" xmlns:cx6="http://schemas.microsoft.com/office/drawing/2016/5/12/chartex" xmlns:cx7="http://schemas.microsoft.com/office/drawing/2016/5/13/chartex" xmlns:cx8="http://schemas.microsoft.com/office/drawing/2016/5/14/chartex" xmlns:mc="http://schemas.openxmlformats.org/markup-compatibility/2006" xmlns:aink="http://schemas.microsoft.com/office/drawing/2016/ink" xmlns:am3d="http://schemas.microsoft.com/office/drawing/2017/model3d" xmlns:o="urn:schemas-microsoft-com:office:office" xmlns:oel="http://schemas.microsoft.com/office/2019/extlst" xmlns:r="http://schemas.openxmlformats.org/officeDocument/2006/relationships" xmlns:m="http://schemas.openxmlformats.org/officeDocument/2006/math" xmlns:v="urn:schemas-microsoft-com:vml" xmlns:wp14="http://schemas.microsoft.com/office/word/2010/wordprocessingDrawing" xmlns:wp="http://schemas.openxmlformats.org/drawingml/2006/wordprocessingDrawing" xmlns:w10="urn:schemas-microsoft-com:office:word" xmlns:w="http://schemas.openxmlformats.org/wordprocessingml/2006/main" xmlns:w14="http://schemas.microsoft.com/office/word/2010/wordml" xmlns:w15="http://schemas.microsoft.com/office/word/2012/wordml" xmlns:w16cex="http://schemas.microsoft.com/office/word/2018/wordml/cex" xmlns:w16cid="http://schemas.microsoft.com/office/word/2016/wordml/cid" xmlns:w16="http://schemas.microsoft.com/office/word/2018/wordml" xmlns:w16du="http://schemas.microsoft.com/office/word/2023/wordml/word16du" xmlns:w16sdtdh="http://schemas.microsoft.com/office/word/2020/wordml/sdtdatahash" xmlns:w16sdtfl="http://schemas.microsoft.com/office/word/2024/wordml/sdtformatlock" xmlns:w16se="http://schemas.microsoft.com/office/word/2015/wordml/symex" xmlns:wpg="http://schemas.microsoft.com/office/word/2010/wordprocessingGroup" xmlns:wpi="http://schemas.microsoft.com/office/word/2010/wordprocessingInk" xmlns:wne="http://schemas.microsoft.com/office/word/2006/wordml" xmlns:wps="http://schemas.microsoft.com/office/word/2010/wordprocessingShape" mc:Ignorable="w14 w15 w16se w16cid w16 w16cex w16sdtdh w16sdtfl w16du wp14">
   <w:body>
     <w:p>
-      <w:r>
-        <w:rPr>
-          <w:rFonts w:hint="eastAsia"/>
-        </w:rPr>
-        <w:t>首先确定任务树——主目标-次目标-任务（1天内可以完成的层级），嵌入到层级树中</w:t>
-      </w:r>
-    </w:p>
-    <w:p>
-      <w:pPr>
-        <w:rPr>
-          <w:rFonts w:hint="eastAsia"/>
-        </w:rPr>
-      </w:pPr>
-      <w:r>
-        <w:rPr>
-          <w:rFonts w:hint="eastAsia"/>
-        </w:rPr>
-        <w:t>然后确定优先级——在日历中按照不同层级拖动任务，建立时间线安排</w:t>
-      </w:r>
-    </w:p>
+      <w:pPr>
+        <w:widowControl/>
+        <w:spacing w:before="100" w:beforeAutospacing="1" w:after="100" w:afterAutospacing="1"/>
+        <w:jc w:val="left"/>
+        <w:rPr>
+          <w:rFonts w:ascii="宋体" w:eastAsia="宋体" w:hAnsi="宋体" w:cs="宋体"/>
+          <w:kern w:val="0"/>
+          <w:sz w:val="24"/>
+        </w:rPr>
+      </w:pPr>
+      <w:r>
+        <w:rPr>
+          <w:rFonts w:ascii="宋体" w:eastAsia="宋体" w:hAnsi="宋体" w:cs="宋体"/>
+          <w:kern w:val="0"/>
+          <w:sz w:val="24"/>
+        </w:rPr>
+        <w:t>好问题，而且这是</w:t>
+      </w:r>
+      <w:r>
+        <w:rPr>
+          <w:rFonts w:ascii="宋体" w:eastAsia="宋体" w:hAnsi="宋体" w:cs="宋体"/>
+          <w:b/>
+          <w:bCs/>
+          <w:kern w:val="0"/>
+          <w:sz w:val="24"/>
+        </w:rPr>
+        <w:t>把“任务生成器”从概念变成可用结构</w:t>
+      </w:r>
+      <w:r>
+        <w:rPr>
+          <w:rFonts w:ascii="宋体" w:eastAsia="宋体" w:hAnsi="宋体" w:cs="宋体"/>
+          <w:kern w:val="0"/>
+          <w:sz w:val="24"/>
+        </w:rPr>
+        <w:t>的关键一步。客观、中立地说：</w:t>
+      </w:r>
+      <w:r>
+        <w:rPr>
+          <w:rFonts w:ascii="宋体" w:eastAsia="宋体" w:hAnsi="宋体" w:cs="宋体"/>
+          <w:b/>
+          <w:bCs/>
+          <w:kern w:val="0"/>
+          <w:sz w:val="24"/>
+        </w:rPr>
+        <w:t>不同生成器的结构差异，来自它们要解决的“不确定性类型”和“失败后果”不同</w:t>
+      </w:r>
+      <w:r>
+        <w:rPr>
+          <w:rFonts w:ascii="宋体" w:eastAsia="宋体" w:hAnsi="宋体" w:cs="宋体"/>
+          <w:kern w:val="0"/>
+          <w:sz w:val="24"/>
+        </w:rPr>
+        <w:t>。所以它们需要</w:t>
+      </w:r>
+      <w:r>
+        <w:rPr>
+          <w:rFonts w:ascii="宋体" w:eastAsia="宋体" w:hAnsi="宋体" w:cs="宋体"/>
+          <w:b/>
+          <w:bCs/>
+          <w:kern w:val="0"/>
+          <w:sz w:val="24"/>
+        </w:rPr>
+        <w:t>不同的中间层级与校验点</w:t>
+      </w:r>
+      <w:r>
+        <w:rPr>
+          <w:rFonts w:ascii="宋体" w:eastAsia="宋体" w:hAnsi="宋体" w:cs="宋体"/>
+          <w:kern w:val="0"/>
+          <w:sz w:val="24"/>
+        </w:rPr>
+        <w:t>。</w:t>
+      </w:r>
+    </w:p>
+    <w:p>
+      <w:pPr>
+        <w:widowControl/>
+        <w:spacing w:before="100" w:beforeAutospacing="1" w:after="100" w:afterAutospacing="1"/>
+        <w:jc w:val="left"/>
+        <w:rPr>
+          <w:rFonts w:ascii="宋体" w:eastAsia="宋体" w:hAnsi="宋体" w:cs="宋体"/>
+          <w:kern w:val="0"/>
+          <w:sz w:val="24"/>
+        </w:rPr>
+      </w:pPr>
+    </w:p>
+    <w:p>
+      <w:pPr>
+        <w:widowControl/>
+        <w:spacing w:before="100" w:beforeAutospacing="1" w:after="100" w:afterAutospacing="1"/>
+        <w:jc w:val="left"/>
+        <w:rPr>
+          <w:rFonts w:ascii="宋体" w:eastAsia="宋体" w:hAnsi="宋体" w:cs="宋体"/>
+          <w:kern w:val="0"/>
+          <w:sz w:val="24"/>
+        </w:rPr>
+      </w:pPr>
+      <w:r>
+        <w:rPr>
+          <w:rFonts w:ascii="宋体" w:eastAsia="宋体" w:hAnsi="宋体" w:cs="宋体"/>
+          <w:kern w:val="0"/>
+          <w:sz w:val="24"/>
+        </w:rPr>
+        <w:t>下面给你一个</w:t>
+      </w:r>
+      <w:r>
+        <w:rPr>
+          <w:rFonts w:ascii="宋体" w:eastAsia="宋体" w:hAnsi="宋体" w:cs="宋体"/>
+          <w:b/>
+          <w:bCs/>
+          <w:kern w:val="0"/>
+          <w:sz w:val="24"/>
+        </w:rPr>
+        <w:t>最小且工程化</w:t>
+      </w:r>
+      <w:r>
+        <w:rPr>
+          <w:rFonts w:ascii="宋体" w:eastAsia="宋体" w:hAnsi="宋体" w:cs="宋体"/>
+          <w:kern w:val="0"/>
+          <w:sz w:val="24"/>
+        </w:rPr>
+        <w:t>的对照。</w:t>
+      </w:r>
+    </w:p>
+    <w:p>
+      <w:pPr>
+        <w:widowControl/>
+        <w:jc w:val="left"/>
+        <w:rPr>
+          <w:rFonts w:ascii="宋体" w:eastAsia="宋体" w:hAnsi="宋体" w:cs="宋体"/>
+          <w:kern w:val="0"/>
+          <w:sz w:val="24"/>
+        </w:rPr>
+      </w:pPr>
+      <w:r>
+        <w:rPr>
+          <w:rFonts w:ascii="宋体" w:eastAsia="宋体" w:hAnsi="宋体" w:cs="宋体"/>
+          <w:noProof/>
+          <w:kern w:val="0"/>
+          <w:sz w:val="24"/>
+        </w:rPr>
+        <w:pict w14:anchorId="321687F6">
+          <v:rect id="_x0000_i1031" alt="" style="width:415.3pt;height:.05pt;mso-width-percent:0;mso-height-percent:0;mso-width-percent:0;mso-height-percent:0" o:hralign="center" o:hrstd="t" o:hr="t" fillcolor="#a0a0a0" stroked="f"/>
+        </w:pict>
+      </w:r>
+    </w:p>
+    <w:p>
+      <w:pPr>
+        <w:widowControl/>
+        <w:spacing w:before="100" w:beforeAutospacing="1" w:after="100" w:afterAutospacing="1"/>
+        <w:jc w:val="left"/>
+        <w:outlineLvl w:val="1"/>
+        <w:rPr>
+          <w:rFonts w:ascii="宋体" w:eastAsia="宋体" w:hAnsi="宋体" w:cs="宋体"/>
+          <w:b/>
+          <w:bCs/>
+          <w:kern w:val="0"/>
+          <w:sz w:val="36"/>
+          <w:szCs w:val="36"/>
+        </w:rPr>
+      </w:pPr>
+      <w:r>
+        <w:rPr>
+          <w:rFonts w:ascii="宋体" w:eastAsia="宋体" w:hAnsi="宋体" w:cs="宋体"/>
+          <w:b/>
+          <w:bCs/>
+          <w:kern w:val="0"/>
+          <w:sz w:val="36"/>
+          <w:szCs w:val="36"/>
+        </w:rPr>
+        <w:t>一、三类任务生成器的核心差异（为什么结构不同）</w:t>
+      </w:r>
+    </w:p>
+    <w:tbl>
+      <w:tblPr>
+        <w:tblW w:w="0" w:type="auto"/>
+        <w:tblCellSpacing w:w="15" w:type="dxa"/>
+        <w:tblCellMar>
+          <w:top w:w="15" w:type="dxa"/>
+          <w:left w:w="15" w:type="dxa"/>
+          <w:bottom w:w="15" w:type="dxa"/>
+          <w:right w:w="15" w:type="dxa"/>
+        </w:tblCellMar>
+        <w:tblLook w:val="04A0" w:firstRow="1" w:lastRow="0" w:firstColumn="1" w:lastColumn="0" w:noHBand="0" w:noVBand="1"/>
+      </w:tblPr>
+      <w:tblGrid>
+        <w:gridCol w:w="2764"/>
+        <w:gridCol w:w="2208"/>
+        <w:gridCol w:w="932"/>
+        <w:gridCol w:w="695"/>
+        <w:gridCol w:w="1707"/>
+      </w:tblGrid>
+      <w:tr>
+        <w:trPr>
+          <w:tblHeader/>
+          <w:tblCellSpacing w:w="15" w:type="dxa"/>
+        </w:trPr>
+        <w:tc>
+          <w:tcPr>
+            <w:tcW w:w="0" w:type="auto"/>
+            <w:vAlign w:val="center"/>
+            <w:hideMark/>
+          </w:tcPr>
+          <w:p>
+            <w:pPr>
+              <w:widowControl/>
+              <w:spacing w:before="100" w:beforeAutospacing="1" w:after="100" w:afterAutospacing="1"/>
+              <w:jc w:val="center"/>
+              <w:rPr>
+                <w:rFonts w:ascii="宋体" w:eastAsia="宋体" w:hAnsi="宋体" w:cs="宋体"/>
+                <w:b/>
+                <w:bCs/>
+                <w:kern w:val="0"/>
+                <w:sz w:val="24"/>
+              </w:rPr>
+            </w:pPr>
+            <w:r>
+              <w:rPr>
+                <w:rFonts w:ascii="宋体" w:eastAsia="宋体" w:hAnsi="宋体" w:cs="宋体"/>
+                <w:b/>
+                <w:bCs/>
+                <w:kern w:val="0"/>
+                <w:sz w:val="24"/>
+              </w:rPr>
+              <w:t>生成器</w:t>
+            </w:r>
+          </w:p>
+        </w:tc>
+        <w:tc>
+          <w:tcPr>
+            <w:tcW w:w="0" w:type="auto"/>
+            <w:vAlign w:val="center"/>
+            <w:hideMark/>
+          </w:tcPr>
+          <w:p>
+            <w:pPr>
+              <w:widowControl/>
+              <w:spacing w:before="100" w:beforeAutospacing="1" w:after="100" w:afterAutospacing="1"/>
+              <w:jc w:val="center"/>
+              <w:rPr>
+                <w:rFonts w:ascii="宋体" w:eastAsia="宋体" w:hAnsi="宋体" w:cs="宋体"/>
+                <w:b/>
+                <w:bCs/>
+                <w:kern w:val="0"/>
+                <w:sz w:val="24"/>
+              </w:rPr>
+            </w:pPr>
+            <w:r>
+              <w:rPr>
+                <w:rFonts w:ascii="宋体" w:eastAsia="宋体" w:hAnsi="宋体" w:cs="宋体"/>
+                <w:b/>
+                <w:bCs/>
+                <w:kern w:val="0"/>
+                <w:sz w:val="24"/>
+              </w:rPr>
+              <w:t>要解决的问题</w:t>
+            </w:r>
+          </w:p>
+        </w:tc>
+        <w:tc>
+          <w:tcPr>
+            <w:tcW w:w="0" w:type="auto"/>
+            <w:vAlign w:val="center"/>
+            <w:hideMark/>
+          </w:tcPr>
+          <w:p>
+            <w:pPr>
+              <w:widowControl/>
+              <w:spacing w:before="100" w:beforeAutospacing="1" w:after="100" w:afterAutospacing="1"/>
+              <w:jc w:val="center"/>
+              <w:rPr>
+                <w:rFonts w:ascii="宋体" w:eastAsia="宋体" w:hAnsi="宋体" w:cs="宋体"/>
+                <w:b/>
+                <w:bCs/>
+                <w:kern w:val="0"/>
+                <w:sz w:val="24"/>
+              </w:rPr>
+            </w:pPr>
+            <w:r>
+              <w:rPr>
+                <w:rFonts w:ascii="宋体" w:eastAsia="宋体" w:hAnsi="宋体" w:cs="宋体"/>
+                <w:b/>
+                <w:bCs/>
+                <w:kern w:val="0"/>
+                <w:sz w:val="24"/>
+              </w:rPr>
+              <w:t>不确定性</w:t>
+            </w:r>
+          </w:p>
+        </w:tc>
+        <w:tc>
+          <w:tcPr>
+            <w:tcW w:w="0" w:type="auto"/>
+            <w:vAlign w:val="center"/>
+            <w:hideMark/>
+          </w:tcPr>
+          <w:p>
+            <w:pPr>
+              <w:widowControl/>
+              <w:spacing w:before="100" w:beforeAutospacing="1" w:after="100" w:afterAutospacing="1"/>
+              <w:jc w:val="center"/>
+              <w:rPr>
+                <w:rFonts w:ascii="宋体" w:eastAsia="宋体" w:hAnsi="宋体" w:cs="宋体"/>
+                <w:b/>
+                <w:bCs/>
+                <w:kern w:val="0"/>
+                <w:sz w:val="24"/>
+              </w:rPr>
+            </w:pPr>
+            <w:r>
+              <w:rPr>
+                <w:rFonts w:ascii="宋体" w:eastAsia="宋体" w:hAnsi="宋体" w:cs="宋体"/>
+                <w:b/>
+                <w:bCs/>
+                <w:kern w:val="0"/>
+                <w:sz w:val="24"/>
+              </w:rPr>
+              <w:t>失败后果</w:t>
+            </w:r>
+          </w:p>
+        </w:tc>
+        <w:tc>
+          <w:tcPr>
+            <w:tcW w:w="0" w:type="auto"/>
+            <w:vAlign w:val="center"/>
+            <w:hideMark/>
+          </w:tcPr>
+          <w:p>
+            <w:pPr>
+              <w:widowControl/>
+              <w:spacing w:before="100" w:beforeAutospacing="1" w:after="100" w:afterAutospacing="1"/>
+              <w:jc w:val="center"/>
+              <w:rPr>
+                <w:rFonts w:ascii="宋体" w:eastAsia="宋体" w:hAnsi="宋体" w:cs="宋体"/>
+                <w:b/>
+                <w:bCs/>
+                <w:kern w:val="0"/>
+                <w:sz w:val="24"/>
+              </w:rPr>
+            </w:pPr>
+            <w:r>
+              <w:rPr>
+                <w:rFonts w:ascii="宋体" w:eastAsia="宋体" w:hAnsi="宋体" w:cs="宋体"/>
+                <w:b/>
+                <w:bCs/>
+                <w:kern w:val="0"/>
+                <w:sz w:val="24"/>
+              </w:rPr>
+              <w:t>结构需求</w:t>
+            </w:r>
+          </w:p>
+        </w:tc>
+      </w:tr>
+      <w:tr>
+        <w:trPr>
+          <w:tblCellSpacing w:w="15" w:type="dxa"/>
+        </w:trPr>
+        <w:tc>
+          <w:tcPr>
+            <w:tcW w:w="0" w:type="auto"/>
+            <w:vAlign w:val="center"/>
+            <w:hideMark/>
+          </w:tcPr>
+          <w:p>
+            <w:pPr>
+              <w:widowControl/>
+              <w:spacing w:before="100" w:beforeAutospacing="1" w:after="100" w:afterAutospacing="1"/>
+              <w:jc w:val="left"/>
+              <w:rPr>
+                <w:rFonts w:ascii="宋体" w:eastAsia="宋体" w:hAnsi="宋体" w:cs="宋体"/>
+                <w:kern w:val="0"/>
+                <w:sz w:val="24"/>
+              </w:rPr>
+            </w:pPr>
+            <w:r>
+              <w:rPr>
+                <w:rFonts w:ascii="宋体" w:eastAsia="宋体" w:hAnsi="宋体" w:cs="宋体"/>
+                <w:b/>
+                <w:bCs/>
+                <w:kern w:val="0"/>
+                <w:sz w:val="24"/>
+              </w:rPr>
+              <w:t>PHST（Change/Discovery）</w:t>
+            </w:r>
+          </w:p>
+        </w:tc>
+        <w:tc>
+          <w:tcPr>
+            <w:tcW w:w="0" w:type="auto"/>
+            <w:vAlign w:val="center"/>
+            <w:hideMark/>
+          </w:tcPr>
+          <w:p>
+            <w:pPr>
+              <w:widowControl/>
+              <w:spacing w:before="100" w:beforeAutospacing="1" w:after="100" w:afterAutospacing="1"/>
+              <w:jc w:val="left"/>
+              <w:rPr>
+                <w:rFonts w:ascii="宋体" w:eastAsia="宋体" w:hAnsi="宋体" w:cs="宋体"/>
+                <w:kern w:val="0"/>
+                <w:sz w:val="24"/>
+              </w:rPr>
+            </w:pPr>
+            <w:r>
+              <w:rPr>
+                <w:rFonts w:ascii="宋体" w:eastAsia="宋体" w:hAnsi="宋体" w:cs="宋体"/>
+                <w:kern w:val="0"/>
+                <w:sz w:val="24"/>
+              </w:rPr>
+              <w:t>系统该不该这样改？这条路对不对？</w:t>
+            </w:r>
+          </w:p>
+        </w:tc>
+        <w:tc>
+          <w:tcPr>
+            <w:tcW w:w="0" w:type="auto"/>
+            <w:vAlign w:val="center"/>
+            <w:hideMark/>
+          </w:tcPr>
+          <w:p>
+            <w:pPr>
+              <w:widowControl/>
+              <w:spacing w:before="100" w:beforeAutospacing="1" w:after="100" w:afterAutospacing="1"/>
+              <w:jc w:val="left"/>
+              <w:rPr>
+                <w:rFonts w:ascii="宋体" w:eastAsia="宋体" w:hAnsi="宋体" w:cs="宋体"/>
+                <w:kern w:val="0"/>
+                <w:sz w:val="24"/>
+              </w:rPr>
+            </w:pPr>
+            <w:r>
+              <w:rPr>
+                <w:rFonts w:ascii="宋体" w:eastAsia="宋体" w:hAnsi="宋体" w:cs="宋体"/>
+                <w:kern w:val="0"/>
+                <w:sz w:val="24"/>
+              </w:rPr>
+              <w:t>高</w:t>
+            </w:r>
+          </w:p>
+        </w:tc>
+        <w:tc>
+          <w:tcPr>
+            <w:tcW w:w="0" w:type="auto"/>
+            <w:vAlign w:val="center"/>
+            <w:hideMark/>
+          </w:tcPr>
+          <w:p>
+            <w:pPr>
+              <w:widowControl/>
+              <w:spacing w:before="100" w:beforeAutospacing="1" w:after="100" w:afterAutospacing="1"/>
+              <w:jc w:val="left"/>
+              <w:rPr>
+                <w:rFonts w:ascii="宋体" w:eastAsia="宋体" w:hAnsi="宋体" w:cs="宋体"/>
+                <w:kern w:val="0"/>
+                <w:sz w:val="24"/>
+              </w:rPr>
+            </w:pPr>
+            <w:r>
+              <w:rPr>
+                <w:rFonts w:ascii="宋体" w:eastAsia="宋体" w:hAnsi="宋体" w:cs="宋体"/>
+                <w:kern w:val="0"/>
+                <w:sz w:val="24"/>
+              </w:rPr>
+              <w:t>结构性损失</w:t>
+            </w:r>
+          </w:p>
+        </w:tc>
+        <w:tc>
+          <w:tcPr>
+            <w:tcW w:w="0" w:type="auto"/>
+            <w:vAlign w:val="center"/>
+            <w:hideMark/>
+          </w:tcPr>
+          <w:p>
+            <w:pPr>
+              <w:widowControl/>
+              <w:spacing w:before="100" w:beforeAutospacing="1" w:after="100" w:afterAutospacing="1"/>
+              <w:jc w:val="left"/>
+              <w:rPr>
+                <w:rFonts w:ascii="宋体" w:eastAsia="宋体" w:hAnsi="宋体" w:cs="宋体"/>
+                <w:kern w:val="0"/>
+                <w:sz w:val="24"/>
+              </w:rPr>
+            </w:pPr>
+            <w:r>
+              <w:rPr>
+                <w:rFonts w:ascii="宋体" w:eastAsia="宋体" w:hAnsi="宋体" w:cs="宋体"/>
+                <w:kern w:val="0"/>
+                <w:sz w:val="24"/>
+              </w:rPr>
+              <w:t>需要</w:t>
+            </w:r>
+            <w:r>
+              <w:rPr>
+                <w:rFonts w:ascii="宋体" w:eastAsia="宋体" w:hAnsi="宋体" w:cs="宋体"/>
+                <w:b/>
+                <w:bCs/>
+                <w:kern w:val="0"/>
+                <w:sz w:val="24"/>
+              </w:rPr>
+              <w:t>假设层</w:t>
+            </w:r>
+            <w:r>
+              <w:rPr>
+                <w:rFonts w:ascii="宋体" w:eastAsia="宋体" w:hAnsi="宋体" w:cs="宋体"/>
+                <w:kern w:val="0"/>
+                <w:sz w:val="24"/>
+              </w:rPr>
+              <w:t>与</w:t>
+            </w:r>
+            <w:r>
+              <w:rPr>
+                <w:rFonts w:ascii="宋体" w:eastAsia="宋体" w:hAnsi="宋体" w:cs="宋体"/>
+                <w:b/>
+                <w:bCs/>
+                <w:kern w:val="0"/>
+                <w:sz w:val="24"/>
+              </w:rPr>
+              <w:t>路径层</w:t>
+            </w:r>
+            <w:r>
+              <w:rPr>
+                <w:rFonts w:ascii="宋体" w:eastAsia="宋体" w:hAnsi="宋体" w:cs="宋体"/>
+                <w:kern w:val="0"/>
+                <w:sz w:val="24"/>
+              </w:rPr>
+              <w:t>来承载试错</w:t>
+            </w:r>
+          </w:p>
+        </w:tc>
+      </w:tr>
+      <w:tr>
+        <w:trPr>
+          <w:tblCellSpacing w:w="15" w:type="dxa"/>
+        </w:trPr>
+        <w:tc>
+          <w:tcPr>
+            <w:tcW w:w="0" w:type="auto"/>
+            <w:vAlign w:val="center"/>
+            <w:hideMark/>
+          </w:tcPr>
+          <w:p>
+            <w:pPr>
+              <w:widowControl/>
+              <w:spacing w:before="100" w:beforeAutospacing="1" w:after="100" w:afterAutospacing="1"/>
+              <w:jc w:val="left"/>
+              <w:rPr>
+                <w:rFonts w:ascii="宋体" w:eastAsia="宋体" w:hAnsi="宋体" w:cs="宋体"/>
+                <w:kern w:val="0"/>
+                <w:sz w:val="24"/>
+              </w:rPr>
+            </w:pPr>
+            <w:r>
+              <w:rPr>
+                <w:rFonts w:ascii="宋体" w:eastAsia="宋体" w:hAnsi="宋体" w:cs="宋体"/>
+                <w:b/>
+                <w:bCs/>
+                <w:kern w:val="0"/>
+                <w:sz w:val="24"/>
+              </w:rPr>
+              <w:t>Execution（Delivery）</w:t>
+            </w:r>
+          </w:p>
+        </w:tc>
+        <w:tc>
+          <w:tcPr>
+            <w:tcW w:w="0" w:type="auto"/>
+            <w:vAlign w:val="center"/>
+            <w:hideMark/>
+          </w:tcPr>
+          <w:p>
+            <w:pPr>
+              <w:widowControl/>
+              <w:spacing w:before="100" w:beforeAutospacing="1" w:after="100" w:afterAutospacing="1"/>
+              <w:jc w:val="left"/>
+              <w:rPr>
+                <w:rFonts w:ascii="宋体" w:eastAsia="宋体" w:hAnsi="宋体" w:cs="宋体"/>
+                <w:kern w:val="0"/>
+                <w:sz w:val="24"/>
+              </w:rPr>
+            </w:pPr>
+            <w:r>
+              <w:rPr>
+                <w:rFonts w:ascii="宋体" w:eastAsia="宋体" w:hAnsi="宋体" w:cs="宋体"/>
+                <w:kern w:val="0"/>
+                <w:sz w:val="24"/>
+              </w:rPr>
+              <w:t>在既定结构下，下一步做什么能推进目标？</w:t>
+            </w:r>
+          </w:p>
+        </w:tc>
+        <w:tc>
+          <w:tcPr>
+            <w:tcW w:w="0" w:type="auto"/>
+            <w:vAlign w:val="center"/>
+            <w:hideMark/>
+          </w:tcPr>
+          <w:p>
+            <w:pPr>
+              <w:widowControl/>
+              <w:spacing w:before="100" w:beforeAutospacing="1" w:after="100" w:afterAutospacing="1"/>
+              <w:jc w:val="left"/>
+              <w:rPr>
+                <w:rFonts w:ascii="宋体" w:eastAsia="宋体" w:hAnsi="宋体" w:cs="宋体"/>
+                <w:kern w:val="0"/>
+                <w:sz w:val="24"/>
+              </w:rPr>
+            </w:pPr>
+            <w:r>
+              <w:rPr>
+                <w:rFonts w:ascii="宋体" w:eastAsia="宋体" w:hAnsi="宋体" w:cs="宋体"/>
+                <w:kern w:val="0"/>
+                <w:sz w:val="24"/>
+              </w:rPr>
+              <w:t>低</w:t>
+            </w:r>
+          </w:p>
+        </w:tc>
+        <w:tc>
+          <w:tcPr>
+            <w:tcW w:w="0" w:type="auto"/>
+            <w:vAlign w:val="center"/>
+            <w:hideMark/>
+          </w:tcPr>
+          <w:p>
+            <w:pPr>
+              <w:widowControl/>
+              <w:spacing w:before="100" w:beforeAutospacing="1" w:after="100" w:afterAutospacing="1"/>
+              <w:jc w:val="left"/>
+              <w:rPr>
+                <w:rFonts w:ascii="宋体" w:eastAsia="宋体" w:hAnsi="宋体" w:cs="宋体"/>
+                <w:kern w:val="0"/>
+                <w:sz w:val="24"/>
+              </w:rPr>
+            </w:pPr>
+            <w:r>
+              <w:rPr>
+                <w:rFonts w:ascii="宋体" w:eastAsia="宋体" w:hAnsi="宋体" w:cs="宋体"/>
+                <w:kern w:val="0"/>
+                <w:sz w:val="24"/>
+              </w:rPr>
+              <w:t>进度损失</w:t>
+            </w:r>
+          </w:p>
+        </w:tc>
+        <w:tc>
+          <w:tcPr>
+            <w:tcW w:w="0" w:type="auto"/>
+            <w:vAlign w:val="center"/>
+            <w:hideMark/>
+          </w:tcPr>
+          <w:p>
+            <w:pPr>
+              <w:widowControl/>
+              <w:spacing w:before="100" w:beforeAutospacing="1" w:after="100" w:afterAutospacing="1"/>
+              <w:jc w:val="left"/>
+              <w:rPr>
+                <w:rFonts w:ascii="宋体" w:eastAsia="宋体" w:hAnsi="宋体" w:cs="宋体"/>
+                <w:kern w:val="0"/>
+                <w:sz w:val="24"/>
+              </w:rPr>
+            </w:pPr>
+            <w:r>
+              <w:rPr>
+                <w:rFonts w:ascii="宋体" w:eastAsia="宋体" w:hAnsi="宋体" w:cs="宋体"/>
+                <w:kern w:val="0"/>
+                <w:sz w:val="24"/>
+              </w:rPr>
+              <w:t>需要</w:t>
+            </w:r>
+            <w:r>
+              <w:rPr>
+                <w:rFonts w:ascii="宋体" w:eastAsia="宋体" w:hAnsi="宋体" w:cs="宋体"/>
+                <w:b/>
+                <w:bCs/>
+                <w:kern w:val="0"/>
+                <w:sz w:val="24"/>
+              </w:rPr>
+              <w:t>目标→任务→产出</w:t>
+            </w:r>
+            <w:r>
+              <w:rPr>
+                <w:rFonts w:ascii="宋体" w:eastAsia="宋体" w:hAnsi="宋体" w:cs="宋体"/>
+                <w:kern w:val="0"/>
+                <w:sz w:val="24"/>
+              </w:rPr>
+              <w:t>的最短路径</w:t>
+            </w:r>
+          </w:p>
+        </w:tc>
+      </w:tr>
+      <w:tr>
+        <w:trPr>
+          <w:tblCellSpacing w:w="15" w:type="dxa"/>
+        </w:trPr>
+        <w:tc>
+          <w:tcPr>
+            <w:tcW w:w="0" w:type="auto"/>
+            <w:vAlign w:val="center"/>
+            <w:hideMark/>
+          </w:tcPr>
+          <w:p>
+            <w:pPr>
+              <w:widowControl/>
+              <w:spacing w:before="100" w:beforeAutospacing="1" w:after="100" w:afterAutospacing="1"/>
+              <w:jc w:val="left"/>
+              <w:rPr>
+                <w:rFonts w:ascii="宋体" w:eastAsia="宋体" w:hAnsi="宋体" w:cs="宋体"/>
+                <w:kern w:val="0"/>
+                <w:sz w:val="24"/>
+              </w:rPr>
+            </w:pPr>
+            <w:r>
+              <w:rPr>
+                <w:rFonts w:ascii="宋体" w:eastAsia="宋体" w:hAnsi="宋体" w:cs="宋体"/>
+                <w:b/>
+                <w:bCs/>
+                <w:kern w:val="0"/>
+                <w:sz w:val="24"/>
+              </w:rPr>
+              <w:t>Maintenance（Ops）</w:t>
+            </w:r>
+          </w:p>
+        </w:tc>
+        <w:tc>
+          <w:tcPr>
+            <w:tcW w:w="0" w:type="auto"/>
+            <w:vAlign w:val="center"/>
+            <w:hideMark/>
+          </w:tcPr>
+          <w:p>
+            <w:pPr>
+              <w:widowControl/>
+              <w:spacing w:before="100" w:beforeAutospacing="1" w:after="100" w:afterAutospacing="1"/>
+              <w:jc w:val="left"/>
+              <w:rPr>
+                <w:rFonts w:ascii="宋体" w:eastAsia="宋体" w:hAnsi="宋体" w:cs="宋体"/>
+                <w:kern w:val="0"/>
+                <w:sz w:val="24"/>
+              </w:rPr>
+            </w:pPr>
+            <w:r>
+              <w:rPr>
+                <w:rFonts w:ascii="宋体" w:eastAsia="宋体" w:hAnsi="宋体" w:cs="宋体"/>
+                <w:kern w:val="0"/>
+                <w:sz w:val="24"/>
+              </w:rPr>
+              <w:t>系统是否健康？不做会不会劣化？</w:t>
+            </w:r>
+          </w:p>
+        </w:tc>
+        <w:tc>
+          <w:tcPr>
+            <w:tcW w:w="0" w:type="auto"/>
+            <w:vAlign w:val="center"/>
+            <w:hideMark/>
+          </w:tcPr>
+          <w:p>
+            <w:pPr>
+              <w:widowControl/>
+              <w:spacing w:before="100" w:beforeAutospacing="1" w:after="100" w:afterAutospacing="1"/>
+              <w:jc w:val="left"/>
+              <w:rPr>
+                <w:rFonts w:ascii="宋体" w:eastAsia="宋体" w:hAnsi="宋体" w:cs="宋体"/>
+                <w:kern w:val="0"/>
+                <w:sz w:val="24"/>
+              </w:rPr>
+            </w:pPr>
+            <w:r>
+              <w:rPr>
+                <w:rFonts w:ascii="宋体" w:eastAsia="宋体" w:hAnsi="宋体" w:cs="宋体"/>
+                <w:kern w:val="0"/>
+                <w:sz w:val="24"/>
+              </w:rPr>
+              <w:t>低（但持续）</w:t>
+            </w:r>
+          </w:p>
+        </w:tc>
+        <w:tc>
+          <w:tcPr>
+            <w:tcW w:w="0" w:type="auto"/>
+            <w:vAlign w:val="center"/>
+            <w:hideMark/>
+          </w:tcPr>
+          <w:p>
+            <w:pPr>
+              <w:widowControl/>
+              <w:spacing w:before="100" w:beforeAutospacing="1" w:after="100" w:afterAutospacing="1"/>
+              <w:jc w:val="left"/>
+              <w:rPr>
+                <w:rFonts w:ascii="宋体" w:eastAsia="宋体" w:hAnsi="宋体" w:cs="宋体"/>
+                <w:kern w:val="0"/>
+                <w:sz w:val="24"/>
+              </w:rPr>
+            </w:pPr>
+            <w:r>
+              <w:rPr>
+                <w:rFonts w:ascii="宋体" w:eastAsia="宋体" w:hAnsi="宋体" w:cs="宋体"/>
+                <w:kern w:val="0"/>
+                <w:sz w:val="24"/>
+              </w:rPr>
+              <w:t>稳定性损失</w:t>
+            </w:r>
+          </w:p>
+        </w:tc>
+        <w:tc>
+          <w:tcPr>
+            <w:tcW w:w="0" w:type="auto"/>
+            <w:vAlign w:val="center"/>
+            <w:hideMark/>
+          </w:tcPr>
+          <w:p>
+            <w:pPr>
+              <w:widowControl/>
+              <w:spacing w:before="100" w:beforeAutospacing="1" w:after="100" w:afterAutospacing="1"/>
+              <w:jc w:val="left"/>
+              <w:rPr>
+                <w:rFonts w:ascii="宋体" w:eastAsia="宋体" w:hAnsi="宋体" w:cs="宋体"/>
+                <w:kern w:val="0"/>
+                <w:sz w:val="24"/>
+              </w:rPr>
+            </w:pPr>
+            <w:r>
+              <w:rPr>
+                <w:rFonts w:ascii="宋体" w:eastAsia="宋体" w:hAnsi="宋体" w:cs="宋体"/>
+                <w:kern w:val="0"/>
+                <w:sz w:val="24"/>
+              </w:rPr>
+              <w:t>需要</w:t>
+            </w:r>
+            <w:r>
+              <w:rPr>
+                <w:rFonts w:ascii="宋体" w:eastAsia="宋体" w:hAnsi="宋体" w:cs="宋体"/>
+                <w:b/>
+                <w:bCs/>
+                <w:kern w:val="0"/>
+                <w:sz w:val="24"/>
+              </w:rPr>
+              <w:t>周期/触发→检查项→修复项</w:t>
+            </w:r>
+          </w:p>
+        </w:tc>
+      </w:tr>
+    </w:tbl>
+    <w:p>
+      <w:pPr>
+        <w:widowControl/>
+        <w:spacing w:before="100" w:beforeAutospacing="1" w:after="100" w:afterAutospacing="1"/>
+        <w:jc w:val="left"/>
+        <w:rPr>
+          <w:rFonts w:ascii="宋体" w:eastAsia="宋体" w:hAnsi="宋体" w:cs="宋体"/>
+          <w:kern w:val="0"/>
+          <w:sz w:val="24"/>
+        </w:rPr>
+      </w:pPr>
+      <w:r>
+        <w:rPr>
+          <w:rFonts w:ascii="宋体" w:eastAsia="宋体" w:hAnsi="宋体" w:cs="宋体"/>
+          <w:kern w:val="0"/>
+          <w:sz w:val="24"/>
+        </w:rPr>
+        <w:t>所以：</w:t>
+      </w:r>
+    </w:p>
+    <w:p>
+      <w:pPr>
+        <w:widowControl/>
+        <w:numPr>
+          <w:ilvl w:val="0"/>
+          <w:numId w:val="1"/>
+        </w:numPr>
+        <w:spacing w:before="100" w:beforeAutospacing="1" w:after="100" w:afterAutospacing="1"/>
+        <w:jc w:val="left"/>
+        <w:rPr>
+          <w:rFonts w:ascii="宋体" w:eastAsia="宋体" w:hAnsi="宋体" w:cs="宋体"/>
+          <w:kern w:val="0"/>
+          <w:sz w:val="24"/>
+        </w:rPr>
+      </w:pPr>
+      <w:r>
+        <w:rPr>
+          <w:rFonts w:ascii="宋体" w:eastAsia="宋体" w:hAnsi="宋体" w:cs="宋体"/>
+          <w:b/>
+          <w:bCs/>
+          <w:kern w:val="0"/>
+          <w:sz w:val="24"/>
+        </w:rPr>
+        <w:t>PHST</w:t>
+      </w:r>
+      <w:r>
+        <w:rPr>
+          <w:rFonts w:ascii="宋体" w:eastAsia="宋体" w:hAnsi="宋体" w:cs="宋体"/>
+          <w:kern w:val="0"/>
+          <w:sz w:val="24"/>
+        </w:rPr>
+        <w:t xml:space="preserve"> 必须有 </w:t>
+      </w:r>
+      <w:r>
+        <w:rPr>
+          <w:rFonts w:ascii="宋体" w:eastAsia="宋体" w:hAnsi="宋体" w:cs="宋体"/>
+          <w:i/>
+          <w:iCs/>
+          <w:kern w:val="0"/>
+          <w:sz w:val="24"/>
+        </w:rPr>
+        <w:t>Hypothesis/Step</w:t>
+      </w:r>
+      <w:r>
+        <w:rPr>
+          <w:rFonts w:ascii="宋体" w:eastAsia="宋体" w:hAnsi="宋体" w:cs="宋体"/>
+          <w:kern w:val="0"/>
+          <w:sz w:val="24"/>
+        </w:rPr>
+        <w:t xml:space="preserve"> 来“装不确定性”。</w:t>
+      </w:r>
+    </w:p>
+    <w:p>
+      <w:pPr>
+        <w:widowControl/>
+        <w:numPr>
+          <w:ilvl w:val="0"/>
+          <w:numId w:val="1"/>
+        </w:numPr>
+        <w:spacing w:before="100" w:beforeAutospacing="1" w:after="100" w:afterAutospacing="1"/>
+        <w:jc w:val="left"/>
+        <w:rPr>
+          <w:rFonts w:ascii="宋体" w:eastAsia="宋体" w:hAnsi="宋体" w:cs="宋体"/>
+          <w:kern w:val="0"/>
+          <w:sz w:val="24"/>
+        </w:rPr>
+      </w:pPr>
+      <w:r>
+        <w:rPr>
+          <w:rFonts w:ascii="宋体" w:eastAsia="宋体" w:hAnsi="宋体" w:cs="宋体"/>
+          <w:b/>
+          <w:bCs/>
+          <w:kern w:val="0"/>
+          <w:sz w:val="24"/>
+        </w:rPr>
+        <w:t>Execution</w:t>
+      </w:r>
+      <w:r>
+        <w:rPr>
+          <w:rFonts w:ascii="宋体" w:eastAsia="宋体" w:hAnsi="宋体" w:cs="宋体"/>
+          <w:kern w:val="0"/>
+          <w:sz w:val="24"/>
+        </w:rPr>
+        <w:t xml:space="preserve"> 刻意</w:t>
+      </w:r>
+      <w:r>
+        <w:rPr>
+          <w:rFonts w:ascii="宋体" w:eastAsia="宋体" w:hAnsi="宋体" w:cs="宋体"/>
+          <w:b/>
+          <w:bCs/>
+          <w:kern w:val="0"/>
+          <w:sz w:val="24"/>
+        </w:rPr>
+        <w:t>不</w:t>
+      </w:r>
+      <w:r>
+        <w:rPr>
+          <w:rFonts w:ascii="宋体" w:eastAsia="宋体" w:hAnsi="宋体" w:cs="宋体"/>
+          <w:kern w:val="0"/>
+          <w:sz w:val="24"/>
+        </w:rPr>
+        <w:t>要这些层，减少摩擦。</w:t>
+      </w:r>
+    </w:p>
+    <w:p>
+      <w:pPr>
+        <w:widowControl/>
+        <w:numPr>
+          <w:ilvl w:val="0"/>
+          <w:numId w:val="1"/>
+        </w:numPr>
+        <w:spacing w:before="100" w:beforeAutospacing="1" w:after="100" w:afterAutospacing="1"/>
+        <w:jc w:val="left"/>
+        <w:rPr>
+          <w:rFonts w:ascii="宋体" w:eastAsia="宋体" w:hAnsi="宋体" w:cs="宋体"/>
+          <w:kern w:val="0"/>
+          <w:sz w:val="24"/>
+        </w:rPr>
+      </w:pPr>
+      <w:r>
+        <w:rPr>
+          <w:rFonts w:ascii="宋体" w:eastAsia="宋体" w:hAnsi="宋体" w:cs="宋体"/>
+          <w:b/>
+          <w:bCs/>
+          <w:kern w:val="0"/>
+          <w:sz w:val="24"/>
+        </w:rPr>
+        <w:t>Maintenance</w:t>
+      </w:r>
+      <w:r>
+        <w:rPr>
+          <w:rFonts w:ascii="宋体" w:eastAsia="宋体" w:hAnsi="宋体" w:cs="宋体"/>
+          <w:kern w:val="0"/>
+          <w:sz w:val="24"/>
+        </w:rPr>
+        <w:t xml:space="preserve"> 要的是</w:t>
+      </w:r>
+      <w:r>
+        <w:rPr>
+          <w:rFonts w:ascii="宋体" w:eastAsia="宋体" w:hAnsi="宋体" w:cs="宋体"/>
+          <w:b/>
+          <w:bCs/>
+          <w:kern w:val="0"/>
+          <w:sz w:val="24"/>
+        </w:rPr>
+        <w:t>周期与清单</w:t>
+      </w:r>
+      <w:r>
+        <w:rPr>
+          <w:rFonts w:ascii="宋体" w:eastAsia="宋体" w:hAnsi="宋体" w:cs="宋体"/>
+          <w:kern w:val="0"/>
+          <w:sz w:val="24"/>
+        </w:rPr>
+        <w:t>，而不是探索路径。</w:t>
+      </w:r>
+    </w:p>
+    <w:p>
+      <w:pPr>
+        <w:widowControl/>
+        <w:jc w:val="left"/>
+        <w:rPr>
+          <w:rFonts w:ascii="宋体" w:eastAsia="宋体" w:hAnsi="宋体" w:cs="宋体"/>
+          <w:kern w:val="0"/>
+          <w:sz w:val="24"/>
+        </w:rPr>
+      </w:pPr>
+      <w:r>
+        <w:rPr>
+          <w:rFonts w:ascii="宋体" w:eastAsia="宋体" w:hAnsi="宋体" w:cs="宋体"/>
+          <w:noProof/>
+          <w:kern w:val="0"/>
+          <w:sz w:val="24"/>
+        </w:rPr>
+        <w:pict w14:anchorId="256AAC7B">
+          <v:rect id="_x0000_i1030" alt="" style="width:415.3pt;height:.05pt;mso-width-percent:0;mso-height-percent:0;mso-width-percent:0;mso-height-percent:0" o:hralign="center" o:hrstd="t" o:hr="t" fillcolor="#a0a0a0" stroked="f"/>
+        </w:pict>
+      </w:r>
+    </w:p>
+    <w:p>
+      <w:pPr>
+        <w:widowControl/>
+        <w:spacing w:before="100" w:beforeAutospacing="1" w:after="100" w:afterAutospacing="1"/>
+        <w:jc w:val="left"/>
+        <w:outlineLvl w:val="1"/>
+        <w:rPr>
+          <w:rFonts w:ascii="宋体" w:eastAsia="宋体" w:hAnsi="宋体" w:cs="宋体"/>
+          <w:b/>
+          <w:bCs/>
+          <w:kern w:val="0"/>
+          <w:sz w:val="36"/>
+          <w:szCs w:val="36"/>
+        </w:rPr>
+      </w:pPr>
+      <w:r>
+        <w:rPr>
+          <w:rFonts w:ascii="宋体" w:eastAsia="宋体" w:hAnsi="宋体" w:cs="宋体"/>
+          <w:b/>
+          <w:bCs/>
+          <w:kern w:val="0"/>
+          <w:sz w:val="36"/>
+          <w:szCs w:val="36"/>
+        </w:rPr>
+        <w:t>二、最小结构模板对比</w:t>
+      </w:r>
+    </w:p>
+    <w:p>
+      <w:pPr>
+        <w:widowControl/>
+        <w:spacing w:before="100" w:beforeAutospacing="1" w:after="100" w:afterAutospacing="1"/>
+        <w:jc w:val="left"/>
+        <w:rPr>
+          <w:rFonts w:ascii="宋体" w:eastAsia="宋体" w:hAnsi="宋体" w:cs="宋体"/>
+          <w:kern w:val="0"/>
+          <w:sz w:val="24"/>
+        </w:rPr>
+      </w:pPr>
+    </w:p>
+    <w:p>
+      <w:pPr>
+        <w:widowControl/>
+        <w:spacing w:before="100" w:beforeAutospacing="1" w:after="100" w:afterAutospacing="1"/>
+        <w:jc w:val="left"/>
+        <w:outlineLvl w:val="2"/>
+        <w:rPr>
+          <w:rFonts w:ascii="宋体" w:eastAsia="宋体" w:hAnsi="宋体" w:cs="宋体"/>
+          <w:b/>
+          <w:bCs/>
+          <w:kern w:val="0"/>
+          <w:sz w:val="27"/>
+          <w:szCs w:val="27"/>
+        </w:rPr>
+      </w:pPr>
+      <w:r>
+        <w:rPr>
+          <w:rFonts w:ascii="宋体" w:eastAsia="宋体" w:hAnsi="宋体" w:cs="宋体"/>
+          <w:b/>
+          <w:bCs/>
+          <w:kern w:val="0"/>
+          <w:sz w:val="27"/>
+          <w:szCs w:val="27"/>
+        </w:rPr>
+        <w:t>1) PHST（你已有）：</w:t>
+      </w:r>
+    </w:p>
+    <w:p>
+      <w:pPr>
+        <w:widowControl/>
+        <w:spacing w:before="100" w:beforeAutospacing="1" w:after="100" w:afterAutospacing="1"/>
+        <w:jc w:val="left"/>
+        <w:outlineLvl w:val="2"/>
+        <w:rPr>
+          <w:rFonts w:ascii="宋体" w:eastAsia="宋体" w:hAnsi="宋体" w:cs="宋体"/>
+          <w:b/>
+          <w:bCs/>
+          <w:kern w:val="0"/>
+          <w:sz w:val="27"/>
+          <w:szCs w:val="27"/>
+        </w:rPr>
+      </w:pPr>
+      <w:r>
+        <w:rPr>
+          <w:rFonts w:ascii="宋体" w:eastAsia="宋体" w:hAnsi="宋体" w:cs="宋体"/>
+          <w:b/>
+          <w:bCs/>
+          <w:kern w:val="0"/>
+          <w:sz w:val="27"/>
+          <w:szCs w:val="27"/>
+        </w:rPr>
+        <w:t>Plan → Hypothesis → Step → Task</w:t>
+      </w:r>
+    </w:p>
+    <w:p>
+      <w:pPr>
+        <w:widowControl/>
+        <w:spacing w:before="100" w:beforeAutospacing="1" w:after="100" w:afterAutospacing="1"/>
+        <w:jc w:val="left"/>
+        <w:rPr>
+          <w:rFonts w:ascii="宋体" w:eastAsia="宋体" w:hAnsi="宋体" w:cs="宋体"/>
+          <w:kern w:val="0"/>
+          <w:sz w:val="24"/>
+        </w:rPr>
+      </w:pPr>
+    </w:p>
+    <w:p>
+      <w:pPr>
+        <w:widowControl/>
+        <w:spacing w:before="100" w:beforeAutospacing="1" w:after="100" w:afterAutospacing="1"/>
+        <w:jc w:val="left"/>
+        <w:rPr>
+          <w:rFonts w:ascii="宋体" w:eastAsia="宋体" w:hAnsi="宋体" w:cs="宋体"/>
+          <w:kern w:val="0"/>
+          <w:sz w:val="24"/>
+        </w:rPr>
+      </w:pPr>
+      <w:r>
+        <w:rPr>
+          <w:rFonts w:ascii="宋体" w:eastAsia="宋体" w:hAnsi="宋体" w:cs="宋体"/>
+          <w:kern w:val="0"/>
+          <w:sz w:val="24"/>
+        </w:rPr>
+        <w:t>用于：变革/探索/重构/引入新机制</w:t>
+      </w:r>
+    </w:p>
+    <w:p>
+      <w:pPr>
+        <w:widowControl/>
+        <w:tabs>
+          <w:tab w:val="left" w:pos="916"/>
+          <w:tab w:val="left" w:pos="1832"/>
+          <w:tab w:val="left" w:pos="2748"/>
+          <w:tab w:val="left" w:pos="3664"/>
+          <w:tab w:val="left" w:pos="4580"/>
+          <w:tab w:val="left" w:pos="5496"/>
+          <w:tab w:val="left" w:pos="6412"/>
+          <w:tab w:val="left" w:pos="7328"/>
+          <w:tab w:val="left" w:pos="8244"/>
+          <w:tab w:val="left" w:pos="9160"/>
+          <w:tab w:val="left" w:pos="10076"/>
+          <w:tab w:val="left" w:pos="10992"/>
+          <w:tab w:val="left" w:pos="11908"/>
+          <w:tab w:val="left" w:pos="12824"/>
+          <w:tab w:val="left" w:pos="13740"/>
+          <w:tab w:val="left" w:pos="14656"/>
+        </w:tabs>
+        <w:jc w:val="left"/>
+        <w:rPr>
+          <w:rFonts w:ascii="宋体" w:eastAsia="宋体" w:hAnsi="宋体" w:cs="宋体"/>
+          <w:kern w:val="0"/>
+          <w:sz w:val="24"/>
+        </w:rPr>
+      </w:pPr>
+      <w:r>
+        <w:rPr>
+          <w:rFonts w:ascii="宋体" w:eastAsia="宋体" w:hAnsi="宋体" w:cs="宋体"/>
+          <w:kern w:val="0"/>
+          <w:sz w:val="24"/>
+        </w:rPr>
+        <w:t>Plan</w:t>
+      </w:r>
+    </w:p>
+    <w:p>
+      <w:pPr>
+        <w:widowControl/>
+        <w:tabs>
+          <w:tab w:val="left" w:pos="916"/>
+          <w:tab w:val="left" w:pos="1832"/>
+          <w:tab w:val="left" w:pos="2748"/>
+          <w:tab w:val="left" w:pos="3664"/>
+          <w:tab w:val="left" w:pos="4580"/>
+          <w:tab w:val="left" w:pos="5496"/>
+          <w:tab w:val="left" w:pos="6412"/>
+          <w:tab w:val="left" w:pos="7328"/>
+          <w:tab w:val="left" w:pos="8244"/>
+          <w:tab w:val="left" w:pos="9160"/>
+          <w:tab w:val="left" w:pos="10076"/>
+          <w:tab w:val="left" w:pos="10992"/>
+          <w:tab w:val="left" w:pos="11908"/>
+          <w:tab w:val="left" w:pos="12824"/>
+          <w:tab w:val="left" w:pos="13740"/>
+          <w:tab w:val="left" w:pos="14656"/>
+        </w:tabs>
+        <w:jc w:val="left"/>
+        <w:rPr>
+          <w:rFonts w:ascii="宋体" w:eastAsia="宋体" w:hAnsi="宋体" w:cs="宋体"/>
+          <w:kern w:val="0"/>
+          <w:sz w:val="24"/>
+        </w:rPr>
+      </w:pPr>
+      <w:r>
+        <w:rPr>
+          <w:rFonts w:ascii="宋体" w:eastAsia="宋体" w:hAnsi="宋体" w:cs="宋体"/>
+          <w:kern w:val="0"/>
+          <w:sz w:val="24"/>
+        </w:rPr>
+        <w:t xml:space="preserve"> ├─ Hypothesis (可证伪的因果判断)</w:t>
+      </w:r>
+    </w:p>
+    <w:p>
+      <w:pPr>
+        <w:widowControl/>
+        <w:tabs>
+          <w:tab w:val="left" w:pos="916"/>
+          <w:tab w:val="left" w:pos="1832"/>
+          <w:tab w:val="left" w:pos="2748"/>
+          <w:tab w:val="left" w:pos="3664"/>
+          <w:tab w:val="left" w:pos="4580"/>
+          <w:tab w:val="left" w:pos="5496"/>
+          <w:tab w:val="left" w:pos="6412"/>
+          <w:tab w:val="left" w:pos="7328"/>
+          <w:tab w:val="left" w:pos="8244"/>
+          <w:tab w:val="left" w:pos="9160"/>
+          <w:tab w:val="left" w:pos="10076"/>
+          <w:tab w:val="left" w:pos="10992"/>
+          <w:tab w:val="left" w:pos="11908"/>
+          <w:tab w:val="left" w:pos="12824"/>
+          <w:tab w:val="left" w:pos="13740"/>
+          <w:tab w:val="left" w:pos="14656"/>
+        </w:tabs>
+        <w:jc w:val="left"/>
+        <w:rPr>
+          <w:rFonts w:ascii="宋体" w:eastAsia="宋体" w:hAnsi="宋体" w:cs="宋体"/>
+          <w:kern w:val="0"/>
+          <w:sz w:val="24"/>
+        </w:rPr>
+      </w:pPr>
+      <w:r>
+        <w:rPr>
+          <w:rFonts w:ascii="宋体" w:eastAsia="宋体" w:hAnsi="宋体" w:cs="宋体"/>
+          <w:kern w:val="0"/>
+          <w:sz w:val="24"/>
+        </w:rPr>
+        <w:t xml:space="preserve"> │   ├─ Step (为验证假设而走的路径/方案)</w:t>
+      </w:r>
+    </w:p>
+    <w:p>
+      <w:pPr>
+        <w:widowControl/>
+        <w:tabs>
+          <w:tab w:val="left" w:pos="916"/>
+          <w:tab w:val="left" w:pos="1832"/>
+          <w:tab w:val="left" w:pos="2748"/>
+          <w:tab w:val="left" w:pos="3664"/>
+          <w:tab w:val="left" w:pos="4580"/>
+          <w:tab w:val="left" w:pos="5496"/>
+          <w:tab w:val="left" w:pos="6412"/>
+          <w:tab w:val="left" w:pos="7328"/>
+          <w:tab w:val="left" w:pos="8244"/>
+          <w:tab w:val="left" w:pos="9160"/>
+          <w:tab w:val="left" w:pos="10076"/>
+          <w:tab w:val="left" w:pos="10992"/>
+          <w:tab w:val="left" w:pos="11908"/>
+          <w:tab w:val="left" w:pos="12824"/>
+          <w:tab w:val="left" w:pos="13740"/>
+          <w:tab w:val="left" w:pos="14656"/>
+        </w:tabs>
+        <w:jc w:val="left"/>
+        <w:rPr>
+          <w:rFonts w:ascii="宋体" w:eastAsia="宋体" w:hAnsi="宋体" w:cs="宋体"/>
+          <w:kern w:val="0"/>
+          <w:sz w:val="24"/>
+        </w:rPr>
+      </w:pPr>
+      <w:r>
+        <w:rPr>
+          <w:rFonts w:ascii="宋体" w:eastAsia="宋体" w:hAnsi="宋体" w:cs="宋体"/>
+          <w:kern w:val="0"/>
+          <w:sz w:val="24"/>
+        </w:rPr>
+        <w:t xml:space="preserve"> │   │   ├─ Task (一天内留下证据的动作)</w:t>
+      </w:r>
+    </w:p>
+    <w:p>
+      <w:pPr>
+        <w:widowControl/>
+        <w:tabs>
+          <w:tab w:val="left" w:pos="916"/>
+          <w:tab w:val="left" w:pos="1832"/>
+          <w:tab w:val="left" w:pos="2748"/>
+          <w:tab w:val="left" w:pos="3664"/>
+          <w:tab w:val="left" w:pos="4580"/>
+          <w:tab w:val="left" w:pos="5496"/>
+          <w:tab w:val="left" w:pos="6412"/>
+          <w:tab w:val="left" w:pos="7328"/>
+          <w:tab w:val="left" w:pos="8244"/>
+          <w:tab w:val="left" w:pos="9160"/>
+          <w:tab w:val="left" w:pos="10076"/>
+          <w:tab w:val="left" w:pos="10992"/>
+          <w:tab w:val="left" w:pos="11908"/>
+          <w:tab w:val="left" w:pos="12824"/>
+          <w:tab w:val="left" w:pos="13740"/>
+          <w:tab w:val="left" w:pos="14656"/>
+        </w:tabs>
+        <w:jc w:val="left"/>
+        <w:rPr>
+          <w:rFonts w:ascii="宋体" w:eastAsia="宋体" w:hAnsi="宋体" w:cs="宋体"/>
+          <w:kern w:val="0"/>
+          <w:sz w:val="24"/>
+        </w:rPr>
+      </w:pPr>
+      <w:r>
+        <w:rPr>
+          <w:rFonts w:ascii="宋体" w:eastAsia="宋体" w:hAnsi="宋体" w:cs="宋体"/>
+          <w:kern w:val="0"/>
+          <w:sz w:val="24"/>
+        </w:rPr>
+        <w:t xml:space="preserve"> │   │   └─ Task ...</w:t>
+      </w:r>
+    </w:p>
+    <w:p>
+      <w:pPr>
+        <w:widowControl/>
+        <w:tabs>
+          <w:tab w:val="left" w:pos="916"/>
+          <w:tab w:val="left" w:pos="1832"/>
+          <w:tab w:val="left" w:pos="2748"/>
+          <w:tab w:val="left" w:pos="3664"/>
+          <w:tab w:val="left" w:pos="4580"/>
+          <w:tab w:val="left" w:pos="5496"/>
+          <w:tab w:val="left" w:pos="6412"/>
+          <w:tab w:val="left" w:pos="7328"/>
+          <w:tab w:val="left" w:pos="8244"/>
+          <w:tab w:val="left" w:pos="9160"/>
+          <w:tab w:val="left" w:pos="10076"/>
+          <w:tab w:val="left" w:pos="10992"/>
+          <w:tab w:val="left" w:pos="11908"/>
+          <w:tab w:val="left" w:pos="12824"/>
+          <w:tab w:val="left" w:pos="13740"/>
+          <w:tab w:val="left" w:pos="14656"/>
+        </w:tabs>
+        <w:jc w:val="left"/>
+        <w:rPr>
+          <w:rFonts w:ascii="宋体" w:eastAsia="宋体" w:hAnsi="宋体" w:cs="宋体"/>
+          <w:kern w:val="0"/>
+          <w:sz w:val="24"/>
+        </w:rPr>
+      </w:pPr>
+      <w:r>
+        <w:rPr>
+          <w:rFonts w:ascii="宋体" w:eastAsia="宋体" w:hAnsi="宋体" w:cs="宋体"/>
+          <w:kern w:val="0"/>
+          <w:sz w:val="24"/>
+        </w:rPr>
+        <w:t xml:space="preserve"> │   └─ Step ...</w:t>
+      </w:r>
+    </w:p>
+    <w:p>
+      <w:pPr>
+        <w:widowControl/>
+        <w:tabs>
+          <w:tab w:val="left" w:pos="916"/>
+          <w:tab w:val="left" w:pos="1832"/>
+          <w:tab w:val="left" w:pos="2748"/>
+          <w:tab w:val="left" w:pos="3664"/>
+          <w:tab w:val="left" w:pos="4580"/>
+          <w:tab w:val="left" w:pos="5496"/>
+          <w:tab w:val="left" w:pos="6412"/>
+          <w:tab w:val="left" w:pos="7328"/>
+          <w:tab w:val="left" w:pos="8244"/>
+          <w:tab w:val="left" w:pos="9160"/>
+          <w:tab w:val="left" w:pos="10076"/>
+          <w:tab w:val="left" w:pos="10992"/>
+          <w:tab w:val="left" w:pos="11908"/>
+          <w:tab w:val="left" w:pos="12824"/>
+          <w:tab w:val="left" w:pos="13740"/>
+          <w:tab w:val="left" w:pos="14656"/>
+        </w:tabs>
+        <w:jc w:val="left"/>
+        <w:rPr>
+          <w:rFonts w:ascii="宋体" w:eastAsia="宋体" w:hAnsi="宋体" w:cs="宋体"/>
+          <w:kern w:val="0"/>
+          <w:sz w:val="24"/>
+        </w:rPr>
+      </w:pPr>
+      <w:r>
+        <w:rPr>
+          <w:rFonts w:ascii="宋体" w:eastAsia="宋体" w:hAnsi="宋体" w:cs="宋体"/>
+          <w:kern w:val="0"/>
+          <w:sz w:val="24"/>
+        </w:rPr>
+        <w:t xml:space="preserve"> └─ Hypothesis ...</w:t>
+      </w:r>
+    </w:p>
+    <w:p>
+      <w:pPr>
+        <w:widowControl/>
+        <w:spacing w:before="100" w:beforeAutospacing="1" w:after="100" w:afterAutospacing="1"/>
+        <w:jc w:val="left"/>
+        <w:rPr>
+          <w:rFonts w:ascii="宋体" w:eastAsia="宋体" w:hAnsi="宋体" w:cs="宋体"/>
+          <w:kern w:val="0"/>
+          <w:sz w:val="24"/>
+        </w:rPr>
+      </w:pPr>
+      <w:r>
+        <w:rPr>
+          <w:rFonts w:ascii="宋体" w:eastAsia="宋体" w:hAnsi="宋体" w:cs="宋体"/>
+          <w:b/>
+          <w:bCs/>
+          <w:kern w:val="0"/>
+          <w:sz w:val="24"/>
+        </w:rPr>
+        <w:t>为什么需要这些层？</w:t>
+      </w:r>
+    </w:p>
+    <w:p>
+      <w:pPr>
+        <w:widowControl/>
+        <w:numPr>
+          <w:ilvl w:val="0"/>
+          <w:numId w:val="2"/>
+        </w:numPr>
+        <w:spacing w:before="100" w:beforeAutospacing="1" w:after="100" w:afterAutospacing="1"/>
+        <w:jc w:val="left"/>
+        <w:rPr>
+          <w:rFonts w:ascii="宋体" w:eastAsia="宋体" w:hAnsi="宋体" w:cs="宋体"/>
+          <w:kern w:val="0"/>
+          <w:sz w:val="24"/>
+        </w:rPr>
+      </w:pPr>
+      <w:r>
+        <w:rPr>
+          <w:rFonts w:ascii="宋体" w:eastAsia="宋体" w:hAnsi="宋体" w:cs="宋体"/>
+          <w:kern w:val="0"/>
+          <w:sz w:val="24"/>
+        </w:rPr>
+        <w:t>Hypothesis：明确“错了要改结构”。</w:t>
+      </w:r>
+    </w:p>
+    <w:p>
+      <w:pPr>
+        <w:widowControl/>
+        <w:numPr>
+          <w:ilvl w:val="0"/>
+          <w:numId w:val="2"/>
+        </w:numPr>
+        <w:spacing w:before="100" w:beforeAutospacing="1" w:after="100" w:afterAutospacing="1"/>
+        <w:jc w:val="left"/>
+        <w:rPr>
+          <w:rFonts w:ascii="宋体" w:eastAsia="宋体" w:hAnsi="宋体" w:cs="宋体"/>
+          <w:kern w:val="0"/>
+          <w:sz w:val="24"/>
+        </w:rPr>
+      </w:pPr>
+      <w:r>
+        <w:rPr>
+          <w:rFonts w:ascii="宋体" w:eastAsia="宋体" w:hAnsi="宋体" w:cs="宋体"/>
+          <w:kern w:val="0"/>
+          <w:sz w:val="24"/>
+        </w:rPr>
+        <w:t>Step：允许多条路径并行或替换。</w:t>
+      </w:r>
+    </w:p>
+    <w:p>
+      <w:pPr>
+        <w:widowControl/>
+        <w:numPr>
+          <w:ilvl w:val="0"/>
+          <w:numId w:val="2"/>
+        </w:numPr>
+        <w:spacing w:before="100" w:beforeAutospacing="1" w:after="100" w:afterAutospacing="1"/>
+        <w:jc w:val="left"/>
+        <w:rPr>
+          <w:rFonts w:ascii="宋体" w:eastAsia="宋体" w:hAnsi="宋体" w:cs="宋体"/>
+          <w:kern w:val="0"/>
+          <w:sz w:val="24"/>
+        </w:rPr>
+      </w:pPr>
+      <w:r>
+        <w:rPr>
+          <w:rFonts w:ascii="宋体" w:eastAsia="宋体" w:hAnsi="宋体" w:cs="宋体"/>
+          <w:kern w:val="0"/>
+          <w:sz w:val="24"/>
+        </w:rPr>
+        <w:t>Task：最小可冻结证据。</w:t>
+      </w:r>
+    </w:p>
+    <w:p>
+      <w:pPr>
+        <w:widowControl/>
+        <w:jc w:val="left"/>
+        <w:rPr>
+          <w:rFonts w:ascii="宋体" w:eastAsia="宋体" w:hAnsi="宋体" w:cs="宋体"/>
+          <w:kern w:val="0"/>
+          <w:sz w:val="24"/>
+        </w:rPr>
+      </w:pPr>
+      <w:r>
+        <w:rPr>
+          <w:rFonts w:ascii="宋体" w:eastAsia="宋体" w:hAnsi="宋体" w:cs="宋体"/>
+          <w:noProof/>
+          <w:kern w:val="0"/>
+          <w:sz w:val="24"/>
+        </w:rPr>
+        <w:pict w14:anchorId="0867A26F">
+          <v:rect id="_x0000_i1029" alt="" style="width:415.3pt;height:.05pt;mso-width-percent:0;mso-height-percent:0;mso-width-percent:0;mso-height-percent:0" o:hralign="center" o:hrstd="t" o:hr="t" fillcolor="#a0a0a0" stroked="f"/>
+        </w:pict>
+      </w:r>
+    </w:p>
+    <w:p>
+      <w:pPr>
+        <w:widowControl/>
+        <w:spacing w:before="100" w:beforeAutospacing="1" w:after="100" w:afterAutospacing="1"/>
+        <w:jc w:val="left"/>
+        <w:outlineLvl w:val="2"/>
+        <w:rPr>
+          <w:rFonts w:ascii="宋体" w:eastAsia="宋体" w:hAnsi="宋体" w:cs="宋体"/>
+          <w:b/>
+          <w:bCs/>
+          <w:kern w:val="0"/>
+          <w:sz w:val="27"/>
+          <w:szCs w:val="27"/>
+        </w:rPr>
+      </w:pPr>
+      <w:r>
+        <w:rPr>
+          <w:rFonts w:ascii="宋体" w:eastAsia="宋体" w:hAnsi="宋体" w:cs="宋体"/>
+          <w:b/>
+          <w:bCs/>
+          <w:kern w:val="0"/>
+          <w:sz w:val="27"/>
+          <w:szCs w:val="27"/>
+        </w:rPr>
+        <w:t>2) Execution（交付/推进）：</w:t>
+      </w:r>
+    </w:p>
+    <w:p>
+      <w:pPr>
+        <w:widowControl/>
+        <w:spacing w:before="100" w:beforeAutospacing="1" w:after="100" w:afterAutospacing="1"/>
+        <w:jc w:val="left"/>
+        <w:outlineLvl w:val="2"/>
+        <w:rPr>
+          <w:rFonts w:ascii="宋体" w:eastAsia="宋体" w:hAnsi="宋体" w:cs="宋体"/>
+          <w:b/>
+          <w:bCs/>
+          <w:kern w:val="0"/>
+          <w:sz w:val="27"/>
+          <w:szCs w:val="27"/>
+        </w:rPr>
+      </w:pPr>
+      <w:r>
+        <w:rPr>
+          <w:rFonts w:ascii="宋体" w:eastAsia="宋体" w:hAnsi="宋体" w:cs="宋体"/>
+          <w:b/>
+          <w:bCs/>
+          <w:kern w:val="0"/>
+          <w:sz w:val="27"/>
+          <w:szCs w:val="27"/>
+        </w:rPr>
+        <w:t>Plan → Objective → Task → Output</w:t>
+      </w:r>
+    </w:p>
+    <w:p>
+      <w:pPr>
+        <w:widowControl/>
+        <w:spacing w:before="100" w:beforeAutospacing="1" w:after="100" w:afterAutospacing="1"/>
+        <w:jc w:val="left"/>
+        <w:rPr>
+          <w:rFonts w:ascii="宋体" w:eastAsia="宋体" w:hAnsi="宋体" w:cs="宋体"/>
+          <w:kern w:val="0"/>
+          <w:sz w:val="24"/>
+        </w:rPr>
+      </w:pPr>
+    </w:p>
+    <w:p>
+      <w:pPr>
+        <w:widowControl/>
+        <w:spacing w:before="100" w:beforeAutospacing="1" w:after="100" w:afterAutospacing="1"/>
+        <w:jc w:val="left"/>
+        <w:rPr>
+          <w:rFonts w:ascii="宋体" w:eastAsia="宋体" w:hAnsi="宋体" w:cs="宋体"/>
+          <w:kern w:val="0"/>
+          <w:sz w:val="24"/>
+        </w:rPr>
+      </w:pPr>
+      <w:r>
+        <w:rPr>
+          <w:rFonts w:ascii="宋体" w:eastAsia="宋体" w:hAnsi="宋体" w:cs="宋体"/>
+          <w:kern w:val="0"/>
+          <w:sz w:val="24"/>
+        </w:rPr>
+        <w:t>用于：项目推进、训练、写作、学习、实验执行</w:t>
+      </w:r>
+    </w:p>
+    <w:p>
+      <w:pPr>
+        <w:widowControl/>
+        <w:tabs>
+          <w:tab w:val="left" w:pos="916"/>
+          <w:tab w:val="left" w:pos="1832"/>
+          <w:tab w:val="left" w:pos="2748"/>
+          <w:tab w:val="left" w:pos="3664"/>
+          <w:tab w:val="left" w:pos="4580"/>
+          <w:tab w:val="left" w:pos="5496"/>
+          <w:tab w:val="left" w:pos="6412"/>
+          <w:tab w:val="left" w:pos="7328"/>
+          <w:tab w:val="left" w:pos="8244"/>
+          <w:tab w:val="left" w:pos="9160"/>
+          <w:tab w:val="left" w:pos="10076"/>
+          <w:tab w:val="left" w:pos="10992"/>
+          <w:tab w:val="left" w:pos="11908"/>
+          <w:tab w:val="left" w:pos="12824"/>
+          <w:tab w:val="left" w:pos="13740"/>
+          <w:tab w:val="left" w:pos="14656"/>
+        </w:tabs>
+        <w:jc w:val="left"/>
+        <w:rPr>
+          <w:rFonts w:ascii="宋体" w:eastAsia="宋体" w:hAnsi="宋体" w:cs="宋体"/>
+          <w:kern w:val="0"/>
+          <w:sz w:val="24"/>
+        </w:rPr>
+      </w:pPr>
+      <w:proofErr w:type="spellStart"/>
+      <w:r>
+        <w:rPr>
+          <w:rFonts w:ascii="宋体" w:eastAsia="宋体" w:hAnsi="宋体" w:cs="宋体"/>
+          <w:kern w:val="0"/>
+          <w:sz w:val="24"/>
+        </w:rPr>
+        <w:t>ExecutionPlan</w:t>
+      </w:r>
+      <w:proofErr w:type="spellEnd"/>
+    </w:p>
+    <w:p>
+      <w:pPr>
+        <w:widowControl/>
+        <w:tabs>
+          <w:tab w:val="left" w:pos="916"/>
+          <w:tab w:val="left" w:pos="1832"/>
+          <w:tab w:val="left" w:pos="2748"/>
+          <w:tab w:val="left" w:pos="3664"/>
+          <w:tab w:val="left" w:pos="4580"/>
+          <w:tab w:val="left" w:pos="5496"/>
+          <w:tab w:val="left" w:pos="6412"/>
+          <w:tab w:val="left" w:pos="7328"/>
+          <w:tab w:val="left" w:pos="8244"/>
+          <w:tab w:val="left" w:pos="9160"/>
+          <w:tab w:val="left" w:pos="10076"/>
+          <w:tab w:val="left" w:pos="10992"/>
+          <w:tab w:val="left" w:pos="11908"/>
+          <w:tab w:val="left" w:pos="12824"/>
+          <w:tab w:val="left" w:pos="13740"/>
+          <w:tab w:val="left" w:pos="14656"/>
+        </w:tabs>
+        <w:jc w:val="left"/>
+        <w:rPr>
+          <w:rFonts w:ascii="宋体" w:eastAsia="宋体" w:hAnsi="宋体" w:cs="宋体"/>
+          <w:kern w:val="0"/>
+          <w:sz w:val="24"/>
+        </w:rPr>
+      </w:pPr>
+      <w:r>
+        <w:rPr>
+          <w:rFonts w:ascii="宋体" w:eastAsia="宋体" w:hAnsi="宋体" w:cs="宋体"/>
+          <w:kern w:val="0"/>
+          <w:sz w:val="24"/>
+        </w:rPr>
+        <w:t xml:space="preserve"> ├─ Objective (本窗口要达成的可冻结变化)</w:t>
+      </w:r>
+    </w:p>
+    <w:p>
+      <w:pPr>
+        <w:widowControl/>
+        <w:tabs>
+          <w:tab w:val="left" w:pos="916"/>
+          <w:tab w:val="left" w:pos="1832"/>
+          <w:tab w:val="left" w:pos="2748"/>
+          <w:tab w:val="left" w:pos="3664"/>
+          <w:tab w:val="left" w:pos="4580"/>
+          <w:tab w:val="left" w:pos="5496"/>
+          <w:tab w:val="left" w:pos="6412"/>
+          <w:tab w:val="left" w:pos="7328"/>
+          <w:tab w:val="left" w:pos="8244"/>
+          <w:tab w:val="left" w:pos="9160"/>
+          <w:tab w:val="left" w:pos="10076"/>
+          <w:tab w:val="left" w:pos="10992"/>
+          <w:tab w:val="left" w:pos="11908"/>
+          <w:tab w:val="left" w:pos="12824"/>
+          <w:tab w:val="left" w:pos="13740"/>
+          <w:tab w:val="left" w:pos="14656"/>
+        </w:tabs>
+        <w:jc w:val="left"/>
+        <w:rPr>
+          <w:rFonts w:ascii="宋体" w:eastAsia="宋体" w:hAnsi="宋体" w:cs="宋体"/>
+          <w:kern w:val="0"/>
+          <w:sz w:val="24"/>
+        </w:rPr>
+      </w:pPr>
+      <w:r>
+        <w:rPr>
+          <w:rFonts w:ascii="宋体" w:eastAsia="宋体" w:hAnsi="宋体" w:cs="宋体"/>
+          <w:kern w:val="0"/>
+          <w:sz w:val="24"/>
+        </w:rPr>
+        <w:t xml:space="preserve"> ├─ Constraints (时间/精力)</w:t>
+      </w:r>
+    </w:p>
+    <w:p>
+      <w:pPr>
+        <w:widowControl/>
+        <w:tabs>
+          <w:tab w:val="left" w:pos="916"/>
+          <w:tab w:val="left" w:pos="1832"/>
+          <w:tab w:val="left" w:pos="2748"/>
+          <w:tab w:val="left" w:pos="3664"/>
+          <w:tab w:val="left" w:pos="4580"/>
+          <w:tab w:val="left" w:pos="5496"/>
+          <w:tab w:val="left" w:pos="6412"/>
+          <w:tab w:val="left" w:pos="7328"/>
+          <w:tab w:val="left" w:pos="8244"/>
+          <w:tab w:val="left" w:pos="9160"/>
+          <w:tab w:val="left" w:pos="10076"/>
+          <w:tab w:val="left" w:pos="10992"/>
+          <w:tab w:val="left" w:pos="11908"/>
+          <w:tab w:val="left" w:pos="12824"/>
+          <w:tab w:val="left" w:pos="13740"/>
+          <w:tab w:val="left" w:pos="14656"/>
+        </w:tabs>
+        <w:jc w:val="left"/>
+        <w:rPr>
+          <w:rFonts w:ascii="宋体" w:eastAsia="宋体" w:hAnsi="宋体" w:cs="宋体"/>
+          <w:kern w:val="0"/>
+          <w:sz w:val="24"/>
+        </w:rPr>
+      </w:pPr>
+      <w:r>
+        <w:rPr>
+          <w:rFonts w:ascii="宋体" w:eastAsia="宋体" w:hAnsi="宋体" w:cs="宋体"/>
+          <w:kern w:val="0"/>
+          <w:sz w:val="24"/>
+        </w:rPr>
+        <w:t xml:space="preserve"> └─ Tasks</w:t>
+      </w:r>
+    </w:p>
+    <w:p>
+      <w:pPr>
+        <w:widowControl/>
+        <w:tabs>
+          <w:tab w:val="left" w:pos="916"/>
+          <w:tab w:val="left" w:pos="1832"/>
+          <w:tab w:val="left" w:pos="2748"/>
+          <w:tab w:val="left" w:pos="3664"/>
+          <w:tab w:val="left" w:pos="4580"/>
+          <w:tab w:val="left" w:pos="5496"/>
+          <w:tab w:val="left" w:pos="6412"/>
+          <w:tab w:val="left" w:pos="7328"/>
+          <w:tab w:val="left" w:pos="8244"/>
+          <w:tab w:val="left" w:pos="9160"/>
+          <w:tab w:val="left" w:pos="10076"/>
+          <w:tab w:val="left" w:pos="10992"/>
+          <w:tab w:val="left" w:pos="11908"/>
+          <w:tab w:val="left" w:pos="12824"/>
+          <w:tab w:val="left" w:pos="13740"/>
+          <w:tab w:val="left" w:pos="14656"/>
+        </w:tabs>
+        <w:jc w:val="left"/>
+        <w:rPr>
+          <w:rFonts w:ascii="宋体" w:eastAsia="宋体" w:hAnsi="宋体" w:cs="宋体"/>
+          <w:kern w:val="0"/>
+          <w:sz w:val="24"/>
+        </w:rPr>
+      </w:pPr>
+      <w:r>
+        <w:rPr>
+          <w:rFonts w:ascii="宋体" w:eastAsia="宋体" w:hAnsi="宋体" w:cs="宋体"/>
+          <w:kern w:val="0"/>
+          <w:sz w:val="24"/>
+        </w:rPr>
+        <w:t xml:space="preserve">     ├─ Task (直接产出 Output)</w:t>
+      </w:r>
+    </w:p>
+    <w:p>
+      <w:pPr>
+        <w:widowControl/>
+        <w:tabs>
+          <w:tab w:val="left" w:pos="916"/>
+          <w:tab w:val="left" w:pos="1832"/>
+          <w:tab w:val="left" w:pos="2748"/>
+          <w:tab w:val="left" w:pos="3664"/>
+          <w:tab w:val="left" w:pos="4580"/>
+          <w:tab w:val="left" w:pos="5496"/>
+          <w:tab w:val="left" w:pos="6412"/>
+          <w:tab w:val="left" w:pos="7328"/>
+          <w:tab w:val="left" w:pos="8244"/>
+          <w:tab w:val="left" w:pos="9160"/>
+          <w:tab w:val="left" w:pos="10076"/>
+          <w:tab w:val="left" w:pos="10992"/>
+          <w:tab w:val="left" w:pos="11908"/>
+          <w:tab w:val="left" w:pos="12824"/>
+          <w:tab w:val="left" w:pos="13740"/>
+          <w:tab w:val="left" w:pos="14656"/>
+        </w:tabs>
+        <w:jc w:val="left"/>
+        <w:rPr>
+          <w:rFonts w:ascii="宋体" w:eastAsia="宋体" w:hAnsi="宋体" w:cs="宋体"/>
+          <w:kern w:val="0"/>
+          <w:sz w:val="24"/>
+        </w:rPr>
+      </w:pPr>
+      <w:r>
+        <w:rPr>
+          <w:rFonts w:ascii="宋体" w:eastAsia="宋体" w:hAnsi="宋体" w:cs="宋体"/>
+          <w:kern w:val="0"/>
+          <w:sz w:val="24"/>
+        </w:rPr>
+        <w:t xml:space="preserve">     ├─ Task ...</w:t>
+      </w:r>
+    </w:p>
+    <w:p>
+      <w:pPr>
+        <w:widowControl/>
+        <w:tabs>
+          <w:tab w:val="left" w:pos="916"/>
+          <w:tab w:val="left" w:pos="1832"/>
+          <w:tab w:val="left" w:pos="2748"/>
+          <w:tab w:val="left" w:pos="3664"/>
+          <w:tab w:val="left" w:pos="4580"/>
+          <w:tab w:val="left" w:pos="5496"/>
+          <w:tab w:val="left" w:pos="6412"/>
+          <w:tab w:val="left" w:pos="7328"/>
+          <w:tab w:val="left" w:pos="8244"/>
+          <w:tab w:val="left" w:pos="9160"/>
+          <w:tab w:val="left" w:pos="10076"/>
+          <w:tab w:val="left" w:pos="10992"/>
+          <w:tab w:val="left" w:pos="11908"/>
+          <w:tab w:val="left" w:pos="12824"/>
+          <w:tab w:val="left" w:pos="13740"/>
+          <w:tab w:val="left" w:pos="14656"/>
+        </w:tabs>
+        <w:jc w:val="left"/>
+        <w:rPr>
+          <w:rFonts w:ascii="宋体" w:eastAsia="宋体" w:hAnsi="宋体" w:cs="宋体"/>
+          <w:kern w:val="0"/>
+          <w:sz w:val="24"/>
+        </w:rPr>
+      </w:pPr>
+      <w:r>
+        <w:rPr>
+          <w:rFonts w:ascii="宋体" w:eastAsia="宋体" w:hAnsi="宋体" w:cs="宋体"/>
+          <w:kern w:val="0"/>
+          <w:sz w:val="24"/>
+        </w:rPr>
+        <w:t xml:space="preserve">     └─ Task ...</w:t>
+      </w:r>
+    </w:p>
+    <w:p>
+      <w:pPr>
+        <w:widowControl/>
+        <w:spacing w:before="100" w:beforeAutospacing="1" w:after="100" w:afterAutospacing="1"/>
+        <w:jc w:val="left"/>
+        <w:rPr>
+          <w:rFonts w:ascii="宋体" w:eastAsia="宋体" w:hAnsi="宋体" w:cs="宋体"/>
+          <w:kern w:val="0"/>
+          <w:sz w:val="24"/>
+        </w:rPr>
+      </w:pPr>
+      <w:r>
+        <w:rPr>
+          <w:rFonts w:ascii="宋体" w:eastAsia="宋体" w:hAnsi="宋体" w:cs="宋体"/>
+          <w:b/>
+          <w:bCs/>
+          <w:kern w:val="0"/>
+          <w:sz w:val="24"/>
+        </w:rPr>
+        <w:t>刻意缺失</w:t>
+      </w:r>
+      <w:r>
+        <w:rPr>
+          <w:rFonts w:ascii="宋体" w:eastAsia="宋体" w:hAnsi="宋体" w:cs="宋体"/>
+          <w:kern w:val="0"/>
+          <w:sz w:val="24"/>
+        </w:rPr>
+        <w:t>：Hypothesis / Step</w:t>
+      </w:r>
+    </w:p>
+    <w:p>
+      <w:pPr>
+        <w:widowControl/>
+        <w:spacing w:before="100" w:beforeAutospacing="1" w:after="100" w:afterAutospacing="1"/>
+        <w:jc w:val="left"/>
+        <w:rPr>
+          <w:rFonts w:ascii="宋体" w:eastAsia="宋体" w:hAnsi="宋体" w:cs="宋体"/>
+          <w:kern w:val="0"/>
+          <w:sz w:val="24"/>
+        </w:rPr>
+      </w:pPr>
+      <w:r>
+        <w:rPr>
+          <w:rFonts w:ascii="宋体" w:eastAsia="宋体" w:hAnsi="宋体" w:cs="宋体"/>
+          <w:b/>
+          <w:bCs/>
+          <w:kern w:val="0"/>
+          <w:sz w:val="24"/>
+        </w:rPr>
+        <w:t>原因</w:t>
+      </w:r>
+      <w:r>
+        <w:rPr>
+          <w:rFonts w:ascii="宋体" w:eastAsia="宋体" w:hAnsi="宋体" w:cs="宋体"/>
+          <w:kern w:val="0"/>
+          <w:sz w:val="24"/>
+        </w:rPr>
+        <w:t>：</w:t>
+      </w:r>
+    </w:p>
+    <w:p>
+      <w:pPr>
+        <w:widowControl/>
+        <w:numPr>
+          <w:ilvl w:val="0"/>
+          <w:numId w:val="3"/>
+        </w:numPr>
+        <w:spacing w:before="100" w:beforeAutospacing="1" w:after="100" w:afterAutospacing="1"/>
+        <w:jc w:val="left"/>
+        <w:rPr>
+          <w:rFonts w:ascii="宋体" w:eastAsia="宋体" w:hAnsi="宋体" w:cs="宋体"/>
+          <w:kern w:val="0"/>
+          <w:sz w:val="24"/>
+        </w:rPr>
+      </w:pPr>
+      <w:r>
+        <w:rPr>
+          <w:rFonts w:ascii="宋体" w:eastAsia="宋体" w:hAnsi="宋体" w:cs="宋体"/>
+          <w:kern w:val="0"/>
+          <w:sz w:val="24"/>
+        </w:rPr>
+        <w:t>这里假定</w:t>
+      </w:r>
+      <w:r>
+        <w:rPr>
+          <w:rFonts w:ascii="宋体" w:eastAsia="宋体" w:hAnsi="宋体" w:cs="宋体"/>
+          <w:b/>
+          <w:bCs/>
+          <w:kern w:val="0"/>
+          <w:sz w:val="24"/>
+        </w:rPr>
+        <w:t>结构已定</w:t>
+      </w:r>
+      <w:r>
+        <w:rPr>
+          <w:rFonts w:ascii="宋体" w:eastAsia="宋体" w:hAnsi="宋体" w:cs="宋体"/>
+          <w:kern w:val="0"/>
+          <w:sz w:val="24"/>
+        </w:rPr>
+        <w:t>，目标明确；</w:t>
+      </w:r>
+    </w:p>
+    <w:p>
+      <w:pPr>
+        <w:widowControl/>
+        <w:numPr>
+          <w:ilvl w:val="0"/>
+          <w:numId w:val="3"/>
+        </w:numPr>
+        <w:spacing w:before="100" w:beforeAutospacing="1" w:after="100" w:afterAutospacing="1"/>
+        <w:jc w:val="left"/>
+        <w:rPr>
+          <w:rFonts w:ascii="宋体" w:eastAsia="宋体" w:hAnsi="宋体" w:cs="宋体"/>
+          <w:kern w:val="0"/>
+          <w:sz w:val="24"/>
+        </w:rPr>
+      </w:pPr>
+      <w:r>
+        <w:rPr>
+          <w:rFonts w:ascii="宋体" w:eastAsia="宋体" w:hAnsi="宋体" w:cs="宋体"/>
+          <w:kern w:val="0"/>
+          <w:sz w:val="24"/>
+        </w:rPr>
+        <w:t>每个 Task 直接对齐产出；</w:t>
+      </w:r>
+    </w:p>
+    <w:p>
+      <w:pPr>
+        <w:widowControl/>
+        <w:numPr>
+          <w:ilvl w:val="0"/>
+          <w:numId w:val="3"/>
+        </w:numPr>
+        <w:spacing w:before="100" w:beforeAutospacing="1" w:after="100" w:afterAutospacing="1"/>
+        <w:jc w:val="left"/>
+        <w:rPr>
+          <w:rFonts w:ascii="宋体" w:eastAsia="宋体" w:hAnsi="宋体" w:cs="宋体"/>
+          <w:kern w:val="0"/>
+          <w:sz w:val="24"/>
+        </w:rPr>
+      </w:pPr>
+      <w:r>
+        <w:rPr>
+          <w:rFonts w:ascii="宋体" w:eastAsia="宋体" w:hAnsi="宋体" w:cs="宋体"/>
+          <w:kern w:val="0"/>
+          <w:sz w:val="24"/>
+        </w:rPr>
+        <w:t>校验在“是否产出/是否达标”，不是“假设是否被证伪”。</w:t>
+      </w:r>
+    </w:p>
+    <w:p>
+      <w:pPr>
+        <w:widowControl/>
+        <w:jc w:val="left"/>
+        <w:rPr>
+          <w:rFonts w:ascii="宋体" w:eastAsia="宋体" w:hAnsi="宋体" w:cs="宋体"/>
+          <w:kern w:val="0"/>
+          <w:sz w:val="24"/>
+        </w:rPr>
+      </w:pPr>
+      <w:r>
+        <w:rPr>
+          <w:rFonts w:ascii="宋体" w:eastAsia="宋体" w:hAnsi="宋体" w:cs="宋体"/>
+          <w:noProof/>
+          <w:kern w:val="0"/>
+          <w:sz w:val="24"/>
+        </w:rPr>
+        <w:lastRenderedPageBreak/>
+        <w:pict w14:anchorId="0ACF3533">
+          <v:rect id="_x0000_i1028" alt="" style="width:415.3pt;height:.05pt;mso-width-percent:0;mso-height-percent:0;mso-width-percent:0;mso-height-percent:0" o:hralign="center" o:hrstd="t" o:hr="t" fillcolor="#a0a0a0" stroked="f"/>
+        </w:pict>
+      </w:r>
+    </w:p>
+    <w:p>
+      <w:pPr>
+        <w:widowControl/>
+        <w:spacing w:before="100" w:beforeAutospacing="1" w:after="100" w:afterAutospacing="1"/>
+        <w:jc w:val="left"/>
+        <w:outlineLvl w:val="2"/>
+        <w:rPr>
+          <w:rFonts w:ascii="宋体" w:eastAsia="宋体" w:hAnsi="宋体" w:cs="宋体"/>
+          <w:b/>
+          <w:bCs/>
+          <w:kern w:val="0"/>
+          <w:sz w:val="27"/>
+          <w:szCs w:val="27"/>
+        </w:rPr>
+      </w:pPr>
+      <w:r>
+        <w:rPr>
+          <w:rFonts w:ascii="宋体" w:eastAsia="宋体" w:hAnsi="宋体" w:cs="宋体"/>
+          <w:b/>
+          <w:bCs/>
+          <w:kern w:val="0"/>
+          <w:sz w:val="27"/>
+          <w:szCs w:val="27"/>
+        </w:rPr>
+        <w:t>3) Maintenance（维护/运维）：</w:t>
+      </w:r>
+    </w:p>
+    <w:p>
+      <w:pPr>
+        <w:widowControl/>
+        <w:spacing w:before="100" w:beforeAutospacing="1" w:after="100" w:afterAutospacing="1"/>
+        <w:jc w:val="left"/>
+        <w:outlineLvl w:val="2"/>
+        <w:rPr>
+          <w:rFonts w:ascii="宋体" w:eastAsia="宋体" w:hAnsi="宋体" w:cs="宋体"/>
+          <w:b/>
+          <w:bCs/>
+          <w:kern w:val="0"/>
+          <w:sz w:val="27"/>
+          <w:szCs w:val="27"/>
+        </w:rPr>
+      </w:pPr>
+      <w:r>
+        <w:rPr>
+          <w:rFonts w:ascii="宋体" w:eastAsia="宋体" w:hAnsi="宋体" w:cs="宋体"/>
+          <w:b/>
+          <w:bCs/>
+          <w:kern w:val="0"/>
+          <w:sz w:val="27"/>
+          <w:szCs w:val="27"/>
+        </w:rPr>
+        <w:t>Plan → Cadence/Trigger → Checklist → Fix Task</w:t>
+      </w:r>
+    </w:p>
+    <w:p>
+      <w:pPr>
+        <w:widowControl/>
+        <w:spacing w:before="100" w:beforeAutospacing="1" w:after="100" w:afterAutospacing="1"/>
+        <w:jc w:val="left"/>
+        <w:rPr>
+          <w:rFonts w:ascii="宋体" w:eastAsia="宋体" w:hAnsi="宋体" w:cs="宋体"/>
+          <w:kern w:val="0"/>
+          <w:sz w:val="24"/>
+        </w:rPr>
+      </w:pPr>
+    </w:p>
+    <w:p>
+      <w:pPr>
+        <w:widowControl/>
+        <w:spacing w:before="100" w:beforeAutospacing="1" w:after="100" w:afterAutospacing="1"/>
+        <w:jc w:val="left"/>
+        <w:rPr>
+          <w:rFonts w:ascii="宋体" w:eastAsia="宋体" w:hAnsi="宋体" w:cs="宋体"/>
+          <w:kern w:val="0"/>
+          <w:sz w:val="24"/>
+        </w:rPr>
+      </w:pPr>
+      <w:r>
+        <w:rPr>
+          <w:rFonts w:ascii="宋体" w:eastAsia="宋体" w:hAnsi="宋体" w:cs="宋体"/>
+          <w:kern w:val="0"/>
+          <w:sz w:val="24"/>
+        </w:rPr>
+        <w:t>用于：周回顾、备份、清理、体检、校准</w:t>
+      </w:r>
+    </w:p>
+    <w:p>
+      <w:pPr>
+        <w:widowControl/>
+        <w:tabs>
+          <w:tab w:val="left" w:pos="916"/>
+          <w:tab w:val="left" w:pos="1832"/>
+          <w:tab w:val="left" w:pos="2748"/>
+          <w:tab w:val="left" w:pos="3664"/>
+          <w:tab w:val="left" w:pos="4580"/>
+          <w:tab w:val="left" w:pos="5496"/>
+          <w:tab w:val="left" w:pos="6412"/>
+          <w:tab w:val="left" w:pos="7328"/>
+          <w:tab w:val="left" w:pos="8244"/>
+          <w:tab w:val="left" w:pos="9160"/>
+          <w:tab w:val="left" w:pos="10076"/>
+          <w:tab w:val="left" w:pos="10992"/>
+          <w:tab w:val="left" w:pos="11908"/>
+          <w:tab w:val="left" w:pos="12824"/>
+          <w:tab w:val="left" w:pos="13740"/>
+          <w:tab w:val="left" w:pos="14656"/>
+        </w:tabs>
+        <w:jc w:val="left"/>
+        <w:rPr>
+          <w:rFonts w:ascii="宋体" w:eastAsia="宋体" w:hAnsi="宋体" w:cs="宋体"/>
+          <w:kern w:val="0"/>
+          <w:sz w:val="24"/>
+        </w:rPr>
+      </w:pPr>
+      <w:proofErr w:type="spellStart"/>
+      <w:r>
+        <w:rPr>
+          <w:rFonts w:ascii="宋体" w:eastAsia="宋体" w:hAnsi="宋体" w:cs="宋体"/>
+          <w:kern w:val="0"/>
+          <w:sz w:val="24"/>
+        </w:rPr>
+        <w:t>MaintenancePlan</w:t>
+      </w:r>
+      <w:proofErr w:type="spellEnd"/>
+    </w:p>
+    <w:p>
+      <w:pPr>
+        <w:widowControl/>
+        <w:tabs>
+          <w:tab w:val="left" w:pos="916"/>
+          <w:tab w:val="left" w:pos="1832"/>
+          <w:tab w:val="left" w:pos="2748"/>
+          <w:tab w:val="left" w:pos="3664"/>
+          <w:tab w:val="left" w:pos="4580"/>
+          <w:tab w:val="left" w:pos="5496"/>
+          <w:tab w:val="left" w:pos="6412"/>
+          <w:tab w:val="left" w:pos="7328"/>
+          <w:tab w:val="left" w:pos="8244"/>
+          <w:tab w:val="left" w:pos="9160"/>
+          <w:tab w:val="left" w:pos="10076"/>
+          <w:tab w:val="left" w:pos="10992"/>
+          <w:tab w:val="left" w:pos="11908"/>
+          <w:tab w:val="left" w:pos="12824"/>
+          <w:tab w:val="left" w:pos="13740"/>
+          <w:tab w:val="left" w:pos="14656"/>
+        </w:tabs>
+        <w:jc w:val="left"/>
+        <w:rPr>
+          <w:rFonts w:ascii="宋体" w:eastAsia="宋体" w:hAnsi="宋体" w:cs="宋体"/>
+          <w:kern w:val="0"/>
+          <w:sz w:val="24"/>
+        </w:rPr>
+      </w:pPr>
+      <w:r>
+        <w:rPr>
+          <w:rFonts w:ascii="宋体" w:eastAsia="宋体" w:hAnsi="宋体" w:cs="宋体"/>
+          <w:kern w:val="0"/>
+          <w:sz w:val="24"/>
+        </w:rPr>
+        <w:t xml:space="preserve"> ├─ Cadence / Trigger (每周/每月/条件触发)</w:t>
+      </w:r>
+    </w:p>
+    <w:p>
+      <w:pPr>
+        <w:widowControl/>
+        <w:tabs>
+          <w:tab w:val="left" w:pos="916"/>
+          <w:tab w:val="left" w:pos="1832"/>
+          <w:tab w:val="left" w:pos="2748"/>
+          <w:tab w:val="left" w:pos="3664"/>
+          <w:tab w:val="left" w:pos="4580"/>
+          <w:tab w:val="left" w:pos="5496"/>
+          <w:tab w:val="left" w:pos="6412"/>
+          <w:tab w:val="left" w:pos="7328"/>
+          <w:tab w:val="left" w:pos="8244"/>
+          <w:tab w:val="left" w:pos="9160"/>
+          <w:tab w:val="left" w:pos="10076"/>
+          <w:tab w:val="left" w:pos="10992"/>
+          <w:tab w:val="left" w:pos="11908"/>
+          <w:tab w:val="left" w:pos="12824"/>
+          <w:tab w:val="left" w:pos="13740"/>
+          <w:tab w:val="left" w:pos="14656"/>
+        </w:tabs>
+        <w:jc w:val="left"/>
+        <w:rPr>
+          <w:rFonts w:ascii="宋体" w:eastAsia="宋体" w:hAnsi="宋体" w:cs="宋体"/>
+          <w:kern w:val="0"/>
+          <w:sz w:val="24"/>
+        </w:rPr>
+      </w:pPr>
+      <w:r>
+        <w:rPr>
+          <w:rFonts w:ascii="宋体" w:eastAsia="宋体" w:hAnsi="宋体" w:cs="宋体"/>
+          <w:kern w:val="0"/>
+          <w:sz w:val="24"/>
+        </w:rPr>
+        <w:t xml:space="preserve"> ├─ Health Checks (检查项清单)</w:t>
+      </w:r>
+    </w:p>
+    <w:p>
+      <w:pPr>
+        <w:widowControl/>
+        <w:tabs>
+          <w:tab w:val="left" w:pos="916"/>
+          <w:tab w:val="left" w:pos="1832"/>
+          <w:tab w:val="left" w:pos="2748"/>
+          <w:tab w:val="left" w:pos="3664"/>
+          <w:tab w:val="left" w:pos="4580"/>
+          <w:tab w:val="left" w:pos="5496"/>
+          <w:tab w:val="left" w:pos="6412"/>
+          <w:tab w:val="left" w:pos="7328"/>
+          <w:tab w:val="left" w:pos="8244"/>
+          <w:tab w:val="left" w:pos="9160"/>
+          <w:tab w:val="left" w:pos="10076"/>
+          <w:tab w:val="left" w:pos="10992"/>
+          <w:tab w:val="left" w:pos="11908"/>
+          <w:tab w:val="left" w:pos="12824"/>
+          <w:tab w:val="left" w:pos="13740"/>
+          <w:tab w:val="left" w:pos="14656"/>
+        </w:tabs>
+        <w:jc w:val="left"/>
+        <w:rPr>
+          <w:rFonts w:ascii="宋体" w:eastAsia="宋体" w:hAnsi="宋体" w:cs="宋体"/>
+          <w:kern w:val="0"/>
+          <w:sz w:val="24"/>
+        </w:rPr>
+      </w:pPr>
+      <w:r>
+        <w:rPr>
+          <w:rFonts w:ascii="宋体" w:eastAsia="宋体" w:hAnsi="宋体" w:cs="宋体"/>
+          <w:kern w:val="0"/>
+          <w:sz w:val="24"/>
+        </w:rPr>
+        <w:t xml:space="preserve"> │   ├─ Check: 指标/状态</w:t>
+      </w:r>
+    </w:p>
+    <w:p>
+      <w:pPr>
+        <w:widowControl/>
+        <w:tabs>
+          <w:tab w:val="left" w:pos="916"/>
+          <w:tab w:val="left" w:pos="1832"/>
+          <w:tab w:val="left" w:pos="2748"/>
+          <w:tab w:val="left" w:pos="3664"/>
+          <w:tab w:val="left" w:pos="4580"/>
+          <w:tab w:val="left" w:pos="5496"/>
+          <w:tab w:val="left" w:pos="6412"/>
+          <w:tab w:val="left" w:pos="7328"/>
+          <w:tab w:val="left" w:pos="8244"/>
+          <w:tab w:val="left" w:pos="9160"/>
+          <w:tab w:val="left" w:pos="10076"/>
+          <w:tab w:val="left" w:pos="10992"/>
+          <w:tab w:val="left" w:pos="11908"/>
+          <w:tab w:val="left" w:pos="12824"/>
+          <w:tab w:val="left" w:pos="13740"/>
+          <w:tab w:val="left" w:pos="14656"/>
+        </w:tabs>
+        <w:jc w:val="left"/>
+        <w:rPr>
+          <w:rFonts w:ascii="宋体" w:eastAsia="宋体" w:hAnsi="宋体" w:cs="宋体"/>
+          <w:kern w:val="0"/>
+          <w:sz w:val="24"/>
+        </w:rPr>
+      </w:pPr>
+      <w:r>
+        <w:rPr>
+          <w:rFonts w:ascii="宋体" w:eastAsia="宋体" w:hAnsi="宋体" w:cs="宋体"/>
+          <w:kern w:val="0"/>
+          <w:sz w:val="24"/>
+        </w:rPr>
+        <w:t xml:space="preserve"> │   └─ Check ...</w:t>
+      </w:r>
+    </w:p>
+    <w:p>
+      <w:pPr>
+        <w:widowControl/>
+        <w:tabs>
+          <w:tab w:val="left" w:pos="916"/>
+          <w:tab w:val="left" w:pos="1832"/>
+          <w:tab w:val="left" w:pos="2748"/>
+          <w:tab w:val="left" w:pos="3664"/>
+          <w:tab w:val="left" w:pos="4580"/>
+          <w:tab w:val="left" w:pos="5496"/>
+          <w:tab w:val="left" w:pos="6412"/>
+          <w:tab w:val="left" w:pos="7328"/>
+          <w:tab w:val="left" w:pos="8244"/>
+          <w:tab w:val="left" w:pos="9160"/>
+          <w:tab w:val="left" w:pos="10076"/>
+          <w:tab w:val="left" w:pos="10992"/>
+          <w:tab w:val="left" w:pos="11908"/>
+          <w:tab w:val="left" w:pos="12824"/>
+          <w:tab w:val="left" w:pos="13740"/>
+          <w:tab w:val="left" w:pos="14656"/>
+        </w:tabs>
+        <w:jc w:val="left"/>
+        <w:rPr>
+          <w:rFonts w:ascii="宋体" w:eastAsia="宋体" w:hAnsi="宋体" w:cs="宋体"/>
+          <w:kern w:val="0"/>
+          <w:sz w:val="24"/>
+        </w:rPr>
+      </w:pPr>
+      <w:r>
+        <w:rPr>
+          <w:rFonts w:ascii="宋体" w:eastAsia="宋体" w:hAnsi="宋体" w:cs="宋体"/>
+          <w:kern w:val="0"/>
+          <w:sz w:val="24"/>
+        </w:rPr>
+        <w:t xml:space="preserve"> └─ Fix Tasks (当检查失败时生成)</w:t>
+      </w:r>
+    </w:p>
+    <w:p>
+      <w:pPr>
+        <w:widowControl/>
+        <w:tabs>
+          <w:tab w:val="left" w:pos="916"/>
+          <w:tab w:val="left" w:pos="1832"/>
+          <w:tab w:val="left" w:pos="2748"/>
+          <w:tab w:val="left" w:pos="3664"/>
+          <w:tab w:val="left" w:pos="4580"/>
+          <w:tab w:val="left" w:pos="5496"/>
+          <w:tab w:val="left" w:pos="6412"/>
+          <w:tab w:val="left" w:pos="7328"/>
+          <w:tab w:val="left" w:pos="8244"/>
+          <w:tab w:val="left" w:pos="9160"/>
+          <w:tab w:val="left" w:pos="10076"/>
+          <w:tab w:val="left" w:pos="10992"/>
+          <w:tab w:val="left" w:pos="11908"/>
+          <w:tab w:val="left" w:pos="12824"/>
+          <w:tab w:val="left" w:pos="13740"/>
+          <w:tab w:val="left" w:pos="14656"/>
+        </w:tabs>
+        <w:jc w:val="left"/>
+        <w:rPr>
+          <w:rFonts w:ascii="宋体" w:eastAsia="宋体" w:hAnsi="宋体" w:cs="宋体"/>
+          <w:kern w:val="0"/>
+          <w:sz w:val="24"/>
+        </w:rPr>
+      </w:pPr>
+      <w:r>
+        <w:rPr>
+          <w:rFonts w:ascii="宋体" w:eastAsia="宋体" w:hAnsi="宋体" w:cs="宋体"/>
+          <w:kern w:val="0"/>
+          <w:sz w:val="24"/>
+        </w:rPr>
+        <w:t xml:space="preserve">     ├─ Task (修复/清理/归档)</w:t>
+      </w:r>
+    </w:p>
+    <w:p>
+      <w:pPr>
+        <w:widowControl/>
+        <w:tabs>
+          <w:tab w:val="left" w:pos="916"/>
+          <w:tab w:val="left" w:pos="1832"/>
+          <w:tab w:val="left" w:pos="2748"/>
+          <w:tab w:val="left" w:pos="3664"/>
+          <w:tab w:val="left" w:pos="4580"/>
+          <w:tab w:val="left" w:pos="5496"/>
+          <w:tab w:val="left" w:pos="6412"/>
+          <w:tab w:val="left" w:pos="7328"/>
+          <w:tab w:val="left" w:pos="8244"/>
+          <w:tab w:val="left" w:pos="9160"/>
+          <w:tab w:val="left" w:pos="10076"/>
+          <w:tab w:val="left" w:pos="10992"/>
+          <w:tab w:val="left" w:pos="11908"/>
+          <w:tab w:val="left" w:pos="12824"/>
+          <w:tab w:val="left" w:pos="13740"/>
+          <w:tab w:val="left" w:pos="14656"/>
+        </w:tabs>
+        <w:jc w:val="left"/>
+        <w:rPr>
+          <w:rFonts w:ascii="宋体" w:eastAsia="宋体" w:hAnsi="宋体" w:cs="宋体"/>
+          <w:kern w:val="0"/>
+          <w:sz w:val="24"/>
+        </w:rPr>
+      </w:pPr>
+      <w:r>
+        <w:rPr>
+          <w:rFonts w:ascii="宋体" w:eastAsia="宋体" w:hAnsi="宋体" w:cs="宋体"/>
+          <w:kern w:val="0"/>
+          <w:sz w:val="24"/>
+        </w:rPr>
+        <w:t xml:space="preserve">     └─ Task ...</w:t>
+      </w:r>
+    </w:p>
+    <w:p>
+      <w:pPr>
+        <w:widowControl/>
+        <w:spacing w:before="100" w:beforeAutospacing="1" w:after="100" w:afterAutospacing="1"/>
+        <w:jc w:val="left"/>
+        <w:rPr>
+          <w:rFonts w:ascii="宋体" w:eastAsia="宋体" w:hAnsi="宋体" w:cs="宋体"/>
+          <w:kern w:val="0"/>
+          <w:sz w:val="24"/>
+        </w:rPr>
+      </w:pPr>
+      <w:r>
+        <w:rPr>
+          <w:rFonts w:ascii="宋体" w:eastAsia="宋体" w:hAnsi="宋体" w:cs="宋体"/>
+          <w:b/>
+          <w:bCs/>
+          <w:kern w:val="0"/>
+          <w:sz w:val="24"/>
+        </w:rPr>
+        <w:t>关键层级</w:t>
+      </w:r>
+      <w:r>
+        <w:rPr>
+          <w:rFonts w:ascii="宋体" w:eastAsia="宋体" w:hAnsi="宋体" w:cs="宋体"/>
+          <w:kern w:val="0"/>
+          <w:sz w:val="24"/>
+        </w:rPr>
+        <w:t>：</w:t>
+      </w:r>
+    </w:p>
+    <w:p>
+      <w:pPr>
+        <w:widowControl/>
+        <w:numPr>
+          <w:ilvl w:val="0"/>
+          <w:numId w:val="4"/>
+        </w:numPr>
+        <w:spacing w:before="100" w:beforeAutospacing="1" w:after="100" w:afterAutospacing="1"/>
+        <w:jc w:val="left"/>
+        <w:rPr>
+          <w:rFonts w:ascii="宋体" w:eastAsia="宋体" w:hAnsi="宋体" w:cs="宋体"/>
+          <w:kern w:val="0"/>
+          <w:sz w:val="24"/>
+        </w:rPr>
+      </w:pPr>
+      <w:r>
+        <w:rPr>
+          <w:rFonts w:ascii="宋体" w:eastAsia="宋体" w:hAnsi="宋体" w:cs="宋体"/>
+          <w:kern w:val="0"/>
+          <w:sz w:val="24"/>
+        </w:rPr>
+        <w:t>Cadence/Trigger：什么时候跑维护</w:t>
+      </w:r>
+    </w:p>
+    <w:p>
+      <w:pPr>
+        <w:widowControl/>
+        <w:numPr>
+          <w:ilvl w:val="0"/>
+          <w:numId w:val="4"/>
+        </w:numPr>
+        <w:spacing w:before="100" w:beforeAutospacing="1" w:after="100" w:afterAutospacing="1"/>
+        <w:jc w:val="left"/>
+        <w:rPr>
+          <w:rFonts w:ascii="宋体" w:eastAsia="宋体" w:hAnsi="宋体" w:cs="宋体"/>
+          <w:kern w:val="0"/>
+          <w:sz w:val="24"/>
+        </w:rPr>
+      </w:pPr>
+      <w:r>
+        <w:rPr>
+          <w:rFonts w:ascii="宋体" w:eastAsia="宋体" w:hAnsi="宋体" w:cs="宋体"/>
+          <w:kern w:val="0"/>
+          <w:sz w:val="24"/>
+        </w:rPr>
+        <w:t>Checklist：看什么算“健康/不健康”</w:t>
+      </w:r>
+    </w:p>
+    <w:p>
+      <w:pPr>
+        <w:widowControl/>
+        <w:numPr>
+          <w:ilvl w:val="0"/>
+          <w:numId w:val="4"/>
+        </w:numPr>
+        <w:spacing w:before="100" w:beforeAutospacing="1" w:after="100" w:afterAutospacing="1"/>
+        <w:jc w:val="left"/>
+        <w:rPr>
+          <w:rFonts w:ascii="宋体" w:eastAsia="宋体" w:hAnsi="宋体" w:cs="宋体"/>
+          <w:kern w:val="0"/>
+          <w:sz w:val="24"/>
+        </w:rPr>
+      </w:pPr>
+      <w:r>
+        <w:rPr>
+          <w:rFonts w:ascii="宋体" w:eastAsia="宋体" w:hAnsi="宋体" w:cs="宋体"/>
+          <w:kern w:val="0"/>
+          <w:sz w:val="24"/>
+        </w:rPr>
+        <w:t>Fix Tasks：只在异常时生成</w:t>
+      </w:r>
+    </w:p>
+    <w:p>
+      <w:pPr>
+        <w:widowControl/>
+        <w:spacing w:before="100" w:beforeAutospacing="1" w:after="100" w:afterAutospacing="1"/>
+        <w:jc w:val="left"/>
+        <w:rPr>
+          <w:rFonts w:ascii="宋体" w:eastAsia="宋体" w:hAnsi="宋体" w:cs="宋体"/>
+          <w:kern w:val="0"/>
+          <w:sz w:val="24"/>
+        </w:rPr>
+      </w:pPr>
+    </w:p>
+    <w:p>
+      <w:pPr>
+        <w:widowControl/>
+        <w:spacing w:before="100" w:beforeAutospacing="1" w:after="100" w:afterAutospacing="1"/>
+        <w:jc w:val="left"/>
+        <w:rPr>
+          <w:rFonts w:ascii="宋体" w:eastAsia="宋体" w:hAnsi="宋体" w:cs="宋体"/>
+          <w:kern w:val="0"/>
+          <w:sz w:val="24"/>
+        </w:rPr>
+      </w:pPr>
+      <w:r>
+        <w:rPr>
+          <w:rFonts w:ascii="宋体" w:eastAsia="宋体" w:hAnsi="宋体" w:cs="宋体"/>
+          <w:b/>
+          <w:bCs/>
+          <w:kern w:val="0"/>
+          <w:sz w:val="24"/>
+        </w:rPr>
+        <w:t>为什么不用 Hypothesis？</w:t>
+      </w:r>
+    </w:p>
+    <w:p>
+      <w:pPr>
+        <w:widowControl/>
+        <w:numPr>
+          <w:ilvl w:val="0"/>
+          <w:numId w:val="5"/>
+        </w:numPr>
+        <w:spacing w:before="100" w:beforeAutospacing="1" w:after="100" w:afterAutospacing="1"/>
+        <w:jc w:val="left"/>
+        <w:rPr>
+          <w:rFonts w:ascii="宋体" w:eastAsia="宋体" w:hAnsi="宋体" w:cs="宋体"/>
+          <w:kern w:val="0"/>
+          <w:sz w:val="24"/>
+        </w:rPr>
+      </w:pPr>
+      <w:r>
+        <w:rPr>
+          <w:rFonts w:ascii="宋体" w:eastAsia="宋体" w:hAnsi="宋体" w:cs="宋体"/>
+          <w:kern w:val="0"/>
+          <w:sz w:val="24"/>
+        </w:rPr>
+        <w:t>这里不是在“试路”，而是在“保养”；</w:t>
+      </w:r>
+    </w:p>
+    <w:p>
+      <w:pPr>
+        <w:widowControl/>
+        <w:numPr>
+          <w:ilvl w:val="0"/>
+          <w:numId w:val="5"/>
+        </w:numPr>
+        <w:spacing w:before="100" w:beforeAutospacing="1" w:after="100" w:afterAutospacing="1"/>
+        <w:jc w:val="left"/>
+        <w:rPr>
+          <w:rFonts w:ascii="宋体" w:eastAsia="宋体" w:hAnsi="宋体" w:cs="宋体"/>
+          <w:kern w:val="0"/>
+          <w:sz w:val="24"/>
+        </w:rPr>
+      </w:pPr>
+      <w:r>
+        <w:rPr>
+          <w:rFonts w:ascii="宋体" w:eastAsia="宋体" w:hAnsi="宋体" w:cs="宋体"/>
+          <w:kern w:val="0"/>
+          <w:sz w:val="24"/>
+        </w:rPr>
+        <w:t>失败不是“方向错了”，而是“需要修”。</w:t>
+      </w:r>
+    </w:p>
+    <w:p>
+      <w:pPr>
+        <w:widowControl/>
+        <w:jc w:val="left"/>
+        <w:rPr>
+          <w:rFonts w:ascii="宋体" w:eastAsia="宋体" w:hAnsi="宋体" w:cs="宋体"/>
+          <w:kern w:val="0"/>
+          <w:sz w:val="24"/>
+        </w:rPr>
+      </w:pPr>
+      <w:r>
+        <w:rPr>
+          <w:rFonts w:ascii="宋体" w:eastAsia="宋体" w:hAnsi="宋体" w:cs="宋体"/>
+          <w:noProof/>
+          <w:kern w:val="0"/>
+          <w:sz w:val="24"/>
+        </w:rPr>
+        <w:pict w14:anchorId="4A3893D5">
+          <v:rect id="_x0000_i1027" alt="" style="width:415.3pt;height:.05pt;mso-width-percent:0;mso-height-percent:0;mso-width-percent:0;mso-height-percent:0" o:hralign="center" o:hrstd="t" o:hr="t" fillcolor="#a0a0a0" stroked="f"/>
+        </w:pict>
+      </w:r>
+    </w:p>
+    <w:p>
+      <w:pPr>
+        <w:widowControl/>
+        <w:spacing w:before="100" w:beforeAutospacing="1" w:after="100" w:afterAutospacing="1"/>
+        <w:jc w:val="left"/>
+        <w:outlineLvl w:val="1"/>
+        <w:rPr>
+          <w:rFonts w:ascii="宋体" w:eastAsia="宋体" w:hAnsi="宋体" w:cs="宋体"/>
+          <w:b/>
+          <w:bCs/>
+          <w:kern w:val="0"/>
+          <w:sz w:val="36"/>
+          <w:szCs w:val="36"/>
+        </w:rPr>
+      </w:pPr>
+      <w:r>
+        <w:rPr>
+          <w:rFonts w:ascii="宋体" w:eastAsia="宋体" w:hAnsi="宋体" w:cs="宋体"/>
+          <w:b/>
+          <w:bCs/>
+          <w:kern w:val="0"/>
+          <w:sz w:val="36"/>
+          <w:szCs w:val="36"/>
+        </w:rPr>
+        <w:t>三、结构差异的本质（一句话版）</w:t>
+      </w:r>
+    </w:p>
+    <w:p>
+      <w:pPr>
+        <w:widowControl/>
+        <w:numPr>
+          <w:ilvl w:val="0"/>
+          <w:numId w:val="6"/>
+        </w:numPr>
+        <w:spacing w:before="100" w:beforeAutospacing="1" w:after="100" w:afterAutospacing="1"/>
+        <w:jc w:val="left"/>
+        <w:rPr>
+          <w:rFonts w:ascii="宋体" w:eastAsia="宋体" w:hAnsi="宋体" w:cs="宋体"/>
+          <w:kern w:val="0"/>
+          <w:sz w:val="24"/>
+        </w:rPr>
+      </w:pPr>
+      <w:r>
+        <w:rPr>
+          <w:rFonts w:ascii="宋体" w:eastAsia="宋体" w:hAnsi="宋体" w:cs="宋体"/>
+          <w:b/>
+          <w:bCs/>
+          <w:kern w:val="0"/>
+          <w:sz w:val="24"/>
+        </w:rPr>
+        <w:t>PHST</w:t>
+      </w:r>
+      <w:r>
+        <w:rPr>
+          <w:rFonts w:ascii="宋体" w:eastAsia="宋体" w:hAnsi="宋体" w:cs="宋体"/>
+          <w:kern w:val="0"/>
+          <w:sz w:val="24"/>
+        </w:rPr>
+        <w:t>：为</w:t>
+      </w:r>
+      <w:r>
+        <w:rPr>
+          <w:rFonts w:ascii="宋体" w:eastAsia="宋体" w:hAnsi="宋体" w:cs="宋体"/>
+          <w:b/>
+          <w:bCs/>
+          <w:kern w:val="0"/>
+          <w:sz w:val="24"/>
+        </w:rPr>
+        <w:t>不确定性</w:t>
+      </w:r>
+      <w:r>
+        <w:rPr>
+          <w:rFonts w:ascii="宋体" w:eastAsia="宋体" w:hAnsi="宋体" w:cs="宋体"/>
+          <w:kern w:val="0"/>
+          <w:sz w:val="24"/>
+        </w:rPr>
+        <w:t xml:space="preserve">付结构成本 → 多一层 </w:t>
+      </w:r>
+      <w:r>
+        <w:rPr>
+          <w:rFonts w:ascii="宋体" w:eastAsia="宋体" w:hAnsi="宋体" w:cs="宋体"/>
+          <w:i/>
+          <w:iCs/>
+          <w:kern w:val="0"/>
+          <w:sz w:val="24"/>
+        </w:rPr>
+        <w:t>Hypothesis/Step</w:t>
+      </w:r>
+    </w:p>
+    <w:p>
+      <w:pPr>
+        <w:widowControl/>
+        <w:numPr>
+          <w:ilvl w:val="0"/>
+          <w:numId w:val="6"/>
+        </w:numPr>
+        <w:spacing w:before="100" w:beforeAutospacing="1" w:after="100" w:afterAutospacing="1"/>
+        <w:jc w:val="left"/>
+        <w:rPr>
+          <w:rFonts w:ascii="宋体" w:eastAsia="宋体" w:hAnsi="宋体" w:cs="宋体"/>
+          <w:kern w:val="0"/>
+          <w:sz w:val="24"/>
+        </w:rPr>
+      </w:pPr>
+      <w:r>
+        <w:rPr>
+          <w:rFonts w:ascii="宋体" w:eastAsia="宋体" w:hAnsi="宋体" w:cs="宋体"/>
+          <w:b/>
+          <w:bCs/>
+          <w:kern w:val="0"/>
+          <w:sz w:val="24"/>
+        </w:rPr>
+        <w:t>Execution</w:t>
+      </w:r>
+      <w:r>
+        <w:rPr>
+          <w:rFonts w:ascii="宋体" w:eastAsia="宋体" w:hAnsi="宋体" w:cs="宋体"/>
+          <w:kern w:val="0"/>
+          <w:sz w:val="24"/>
+        </w:rPr>
+        <w:t>：为</w:t>
+      </w:r>
+      <w:r>
+        <w:rPr>
+          <w:rFonts w:ascii="宋体" w:eastAsia="宋体" w:hAnsi="宋体" w:cs="宋体"/>
+          <w:b/>
+          <w:bCs/>
+          <w:kern w:val="0"/>
+          <w:sz w:val="24"/>
+        </w:rPr>
+        <w:t>推进效率</w:t>
+      </w:r>
+      <w:r>
+        <w:rPr>
+          <w:rFonts w:ascii="宋体" w:eastAsia="宋体" w:hAnsi="宋体" w:cs="宋体"/>
+          <w:kern w:val="0"/>
+          <w:sz w:val="24"/>
+        </w:rPr>
+        <w:t xml:space="preserve">砍结构 → 直接 </w:t>
+      </w:r>
+      <w:r>
+        <w:rPr>
+          <w:rFonts w:ascii="宋体" w:eastAsia="宋体" w:hAnsi="宋体" w:cs="宋体"/>
+          <w:i/>
+          <w:iCs/>
+          <w:kern w:val="0"/>
+          <w:sz w:val="24"/>
+        </w:rPr>
+        <w:t>Objective → Task → Output</w:t>
+      </w:r>
+    </w:p>
+    <w:p>
+      <w:pPr>
+        <w:widowControl/>
+        <w:numPr>
+          <w:ilvl w:val="0"/>
+          <w:numId w:val="6"/>
+        </w:numPr>
+        <w:spacing w:before="100" w:beforeAutospacing="1" w:after="100" w:afterAutospacing="1"/>
+        <w:jc w:val="left"/>
+        <w:rPr>
+          <w:rFonts w:ascii="宋体" w:eastAsia="宋体" w:hAnsi="宋体" w:cs="宋体"/>
+          <w:kern w:val="0"/>
+          <w:sz w:val="24"/>
+        </w:rPr>
+      </w:pPr>
+      <w:r>
+        <w:rPr>
+          <w:rFonts w:ascii="宋体" w:eastAsia="宋体" w:hAnsi="宋体" w:cs="宋体"/>
+          <w:b/>
+          <w:bCs/>
+          <w:kern w:val="0"/>
+          <w:sz w:val="24"/>
+        </w:rPr>
+        <w:t>Maintenance</w:t>
+      </w:r>
+      <w:r>
+        <w:rPr>
+          <w:rFonts w:ascii="宋体" w:eastAsia="宋体" w:hAnsi="宋体" w:cs="宋体"/>
+          <w:kern w:val="0"/>
+          <w:sz w:val="24"/>
+        </w:rPr>
+        <w:t>：为</w:t>
+      </w:r>
+      <w:r>
+        <w:rPr>
+          <w:rFonts w:ascii="宋体" w:eastAsia="宋体" w:hAnsi="宋体" w:cs="宋体"/>
+          <w:b/>
+          <w:bCs/>
+          <w:kern w:val="0"/>
+          <w:sz w:val="24"/>
+        </w:rPr>
+        <w:t>稳定性</w:t>
+      </w:r>
+      <w:r>
+        <w:rPr>
+          <w:rFonts w:ascii="宋体" w:eastAsia="宋体" w:hAnsi="宋体" w:cs="宋体"/>
+          <w:kern w:val="0"/>
+          <w:sz w:val="24"/>
+        </w:rPr>
+        <w:t xml:space="preserve">引入节律 → </w:t>
+      </w:r>
+      <w:r>
+        <w:rPr>
+          <w:rFonts w:ascii="宋体" w:eastAsia="宋体" w:hAnsi="宋体" w:cs="宋体"/>
+          <w:i/>
+          <w:iCs/>
+          <w:kern w:val="0"/>
+          <w:sz w:val="24"/>
+        </w:rPr>
+        <w:t>Cadence → Checklist → Fix Task</w:t>
+      </w:r>
+    </w:p>
+    <w:p>
+      <w:pPr>
+        <w:widowControl/>
+        <w:jc w:val="left"/>
+        <w:rPr>
+          <w:rFonts w:ascii="宋体" w:eastAsia="宋体" w:hAnsi="宋体" w:cs="宋体"/>
+          <w:kern w:val="0"/>
+          <w:sz w:val="24"/>
+        </w:rPr>
+      </w:pPr>
+      <w:r>
+        <w:rPr>
+          <w:rFonts w:ascii="宋体" w:eastAsia="宋体" w:hAnsi="宋体" w:cs="宋体"/>
+          <w:noProof/>
+          <w:kern w:val="0"/>
+          <w:sz w:val="24"/>
+        </w:rPr>
+        <w:pict w14:anchorId="778C35F5">
+          <v:rect id="_x0000_i1026" alt="" style="width:415.3pt;height:.05pt;mso-width-percent:0;mso-height-percent:0;mso-width-percent:0;mso-height-percent:0" o:hralign="center" o:hrstd="t" o:hr="t" fillcolor="#a0a0a0" stroked="f"/>
+        </w:pict>
+      </w:r>
+    </w:p>
+    <w:p>
+      <w:pPr>
+        <w:widowControl/>
+        <w:spacing w:before="100" w:beforeAutospacing="1" w:after="100" w:afterAutospacing="1"/>
+        <w:jc w:val="left"/>
+        <w:outlineLvl w:val="1"/>
+        <w:rPr>
+          <w:rFonts w:ascii="宋体" w:eastAsia="宋体" w:hAnsi="宋体" w:cs="宋体"/>
+          <w:b/>
+          <w:bCs/>
+          <w:kern w:val="0"/>
+          <w:sz w:val="36"/>
+          <w:szCs w:val="36"/>
+        </w:rPr>
+      </w:pPr>
+      <w:r>
+        <w:rPr>
+          <w:rFonts w:ascii="宋体" w:eastAsia="宋体" w:hAnsi="宋体" w:cs="宋体"/>
+          <w:b/>
+          <w:bCs/>
+          <w:kern w:val="0"/>
+          <w:sz w:val="36"/>
+          <w:szCs w:val="36"/>
+        </w:rPr>
+        <w:lastRenderedPageBreak/>
+        <w:t>四、如何判断“该用哪种结构”？</w:t>
+      </w:r>
+    </w:p>
+    <w:p>
+      <w:pPr>
+        <w:widowControl/>
+        <w:spacing w:before="100" w:beforeAutospacing="1" w:after="100" w:afterAutospacing="1"/>
+        <w:jc w:val="left"/>
+        <w:rPr>
+          <w:rFonts w:ascii="宋体" w:eastAsia="宋体" w:hAnsi="宋体" w:cs="宋体"/>
+          <w:kern w:val="0"/>
+          <w:sz w:val="24"/>
+        </w:rPr>
+      </w:pPr>
+    </w:p>
+    <w:p>
+      <w:pPr>
+        <w:widowControl/>
+        <w:spacing w:before="100" w:beforeAutospacing="1" w:after="100" w:afterAutospacing="1"/>
+        <w:jc w:val="left"/>
+        <w:rPr>
+          <w:rFonts w:ascii="宋体" w:eastAsia="宋体" w:hAnsi="宋体" w:cs="宋体"/>
+          <w:kern w:val="0"/>
+          <w:sz w:val="24"/>
+        </w:rPr>
+      </w:pPr>
+      <w:r>
+        <w:rPr>
+          <w:rFonts w:ascii="宋体" w:eastAsia="宋体" w:hAnsi="宋体" w:cs="宋体"/>
+          <w:kern w:val="0"/>
+          <w:sz w:val="24"/>
+        </w:rPr>
+        <w:t>问三个问题：</w:t>
+      </w:r>
+    </w:p>
+    <w:p>
+      <w:pPr>
+        <w:widowControl/>
+        <w:numPr>
+          <w:ilvl w:val="0"/>
+          <w:numId w:val="7"/>
+        </w:numPr>
+        <w:spacing w:before="100" w:beforeAutospacing="1" w:after="100" w:afterAutospacing="1"/>
+        <w:jc w:val="left"/>
+        <w:rPr>
+          <w:rFonts w:ascii="宋体" w:eastAsia="宋体" w:hAnsi="宋体" w:cs="宋体"/>
+          <w:kern w:val="0"/>
+          <w:sz w:val="24"/>
+        </w:rPr>
+      </w:pPr>
+      <w:r>
+        <w:rPr>
+          <w:rFonts w:ascii="宋体" w:eastAsia="宋体" w:hAnsi="宋体" w:cs="宋体"/>
+          <w:b/>
+          <w:bCs/>
+          <w:kern w:val="0"/>
+          <w:sz w:val="24"/>
+        </w:rPr>
+        <w:t>我是在改系统/探路吗？</w:t>
+      </w:r>
+      <w:r>
+        <w:rPr>
+          <w:rFonts w:ascii="宋体" w:eastAsia="宋体" w:hAnsi="宋体" w:cs="宋体"/>
+          <w:kern w:val="0"/>
+          <w:sz w:val="24"/>
+        </w:rPr>
+        <w:t xml:space="preserve"> → 用 </w:t>
+      </w:r>
+      <w:r>
+        <w:rPr>
+          <w:rFonts w:ascii="宋体" w:eastAsia="宋体" w:hAnsi="宋体" w:cs="宋体"/>
+          <w:b/>
+          <w:bCs/>
+          <w:kern w:val="0"/>
+          <w:sz w:val="24"/>
+        </w:rPr>
+        <w:t>PHST</w:t>
+      </w:r>
+      <w:r>
+        <w:rPr>
+          <w:rFonts w:ascii="宋体" w:eastAsia="宋体" w:hAnsi="宋体" w:cs="宋体"/>
+          <w:kern w:val="0"/>
+          <w:sz w:val="24"/>
+        </w:rPr>
+        <w:t>（需要 Hypothesis/Step）</w:t>
+      </w:r>
+    </w:p>
+    <w:p>
+      <w:pPr>
+        <w:widowControl/>
+        <w:numPr>
+          <w:ilvl w:val="0"/>
+          <w:numId w:val="7"/>
+        </w:numPr>
+        <w:spacing w:before="100" w:beforeAutospacing="1" w:after="100" w:afterAutospacing="1"/>
+        <w:jc w:val="left"/>
+        <w:rPr>
+          <w:rFonts w:ascii="宋体" w:eastAsia="宋体" w:hAnsi="宋体" w:cs="宋体"/>
+          <w:kern w:val="0"/>
+          <w:sz w:val="24"/>
+        </w:rPr>
+      </w:pPr>
+      <w:r>
+        <w:rPr>
+          <w:rFonts w:ascii="宋体" w:eastAsia="宋体" w:hAnsi="宋体" w:cs="宋体"/>
+          <w:b/>
+          <w:bCs/>
+          <w:kern w:val="0"/>
+          <w:sz w:val="24"/>
+        </w:rPr>
+        <w:t>我是在已知结构下推进产出吗？</w:t>
+      </w:r>
+      <w:r>
+        <w:rPr>
+          <w:rFonts w:ascii="宋体" w:eastAsia="宋体" w:hAnsi="宋体" w:cs="宋体"/>
+          <w:kern w:val="0"/>
+          <w:sz w:val="24"/>
+        </w:rPr>
+        <w:t xml:space="preserve"> → 用 </w:t>
+      </w:r>
+      <w:r>
+        <w:rPr>
+          <w:rFonts w:ascii="宋体" w:eastAsia="宋体" w:hAnsi="宋体" w:cs="宋体"/>
+          <w:b/>
+          <w:bCs/>
+          <w:kern w:val="0"/>
+          <w:sz w:val="24"/>
+        </w:rPr>
+        <w:t>Execution</w:t>
+      </w:r>
+      <w:r>
+        <w:rPr>
+          <w:rFonts w:ascii="宋体" w:eastAsia="宋体" w:hAnsi="宋体" w:cs="宋体"/>
+          <w:kern w:val="0"/>
+          <w:sz w:val="24"/>
+        </w:rPr>
+        <w:t>（只要 Task/Output）</w:t>
+      </w:r>
+    </w:p>
+    <w:p>
+      <w:pPr>
+        <w:widowControl/>
+        <w:numPr>
+          <w:ilvl w:val="0"/>
+          <w:numId w:val="7"/>
+        </w:numPr>
+        <w:spacing w:before="100" w:beforeAutospacing="1" w:after="100" w:afterAutospacing="1"/>
+        <w:jc w:val="left"/>
+        <w:rPr>
+          <w:rFonts w:ascii="宋体" w:eastAsia="宋体" w:hAnsi="宋体" w:cs="宋体"/>
+          <w:kern w:val="0"/>
+          <w:sz w:val="24"/>
+        </w:rPr>
+      </w:pPr>
+      <w:r>
+        <w:rPr>
+          <w:rFonts w:ascii="宋体" w:eastAsia="宋体" w:hAnsi="宋体" w:cs="宋体"/>
+          <w:b/>
+          <w:bCs/>
+          <w:kern w:val="0"/>
+          <w:sz w:val="24"/>
+        </w:rPr>
+        <w:t>我是在防止系统劣化/做例行保养吗？</w:t>
+      </w:r>
+      <w:r>
+        <w:rPr>
+          <w:rFonts w:ascii="宋体" w:eastAsia="宋体" w:hAnsi="宋体" w:cs="宋体"/>
+          <w:kern w:val="0"/>
+          <w:sz w:val="24"/>
+        </w:rPr>
+        <w:t xml:space="preserve"> → 用 </w:t>
+      </w:r>
+      <w:r>
+        <w:rPr>
+          <w:rFonts w:ascii="宋体" w:eastAsia="宋体" w:hAnsi="宋体" w:cs="宋体"/>
+          <w:b/>
+          <w:bCs/>
+          <w:kern w:val="0"/>
+          <w:sz w:val="24"/>
+        </w:rPr>
+        <w:t>Maintenance</w:t>
+      </w:r>
+      <w:r>
+        <w:rPr>
+          <w:rFonts w:ascii="宋体" w:eastAsia="宋体" w:hAnsi="宋体" w:cs="宋体"/>
+          <w:kern w:val="0"/>
+          <w:sz w:val="24"/>
+        </w:rPr>
+        <w:t>（要 Cadence/Checklist）</w:t>
+      </w:r>
+    </w:p>
+    <w:p>
+      <w:pPr>
+        <w:widowControl/>
+        <w:jc w:val="left"/>
+        <w:rPr>
+          <w:rFonts w:ascii="宋体" w:eastAsia="宋体" w:hAnsi="宋体" w:cs="宋体"/>
+          <w:kern w:val="0"/>
+          <w:sz w:val="24"/>
+        </w:rPr>
+      </w:pPr>
+      <w:r>
+        <w:rPr>
+          <w:rFonts w:ascii="宋体" w:eastAsia="宋体" w:hAnsi="宋体" w:cs="宋体"/>
+          <w:noProof/>
+          <w:kern w:val="0"/>
+          <w:sz w:val="24"/>
+        </w:rPr>
+        <w:pict w14:anchorId="58FEE134">
+          <v:rect id="_x0000_i1025" alt="" style="width:415.3pt;height:.05pt;mso-width-percent:0;mso-height-percent:0;mso-width-percent:0;mso-height-percent:0" o:hralign="center" o:hrstd="t" o:hr="t" fillcolor="#a0a0a0" stroked="f"/>
+        </w:pict>
+      </w:r>
+    </w:p>
+    <w:p>
+      <w:pPr>
+        <w:widowControl/>
+        <w:spacing w:before="100" w:beforeAutospacing="1" w:after="100" w:afterAutospacing="1"/>
+        <w:jc w:val="left"/>
+        <w:outlineLvl w:val="1"/>
+        <w:rPr>
+          <w:rFonts w:ascii="宋体" w:eastAsia="宋体" w:hAnsi="宋体" w:cs="宋体"/>
+          <w:b/>
+          <w:bCs/>
+          <w:kern w:val="0"/>
+          <w:sz w:val="36"/>
+          <w:szCs w:val="36"/>
+        </w:rPr>
+      </w:pPr>
+      <w:r>
+        <w:rPr>
+          <w:rFonts w:ascii="宋体" w:eastAsia="宋体" w:hAnsi="宋体" w:cs="宋体"/>
+          <w:b/>
+          <w:bCs/>
+          <w:kern w:val="0"/>
+          <w:sz w:val="36"/>
+          <w:szCs w:val="36"/>
+        </w:rPr>
+        <w:t>五、重要的中立结论</w:t>
+      </w:r>
+    </w:p>
+    <w:p>
+      <w:pPr>
+        <w:widowControl/>
+        <w:spacing w:before="100" w:beforeAutospacing="1" w:after="100" w:afterAutospacing="1"/>
+        <w:jc w:val="left"/>
+        <w:rPr>
+          <w:rFonts w:ascii="宋体" w:eastAsia="宋体" w:hAnsi="宋体" w:cs="宋体"/>
+          <w:kern w:val="0"/>
+          <w:sz w:val="24"/>
+        </w:rPr>
+      </w:pPr>
+    </w:p>
+    <w:p>
+      <w:pPr>
+        <w:widowControl/>
+        <w:jc w:val="left"/>
+        <w:rPr>
+          <w:rFonts w:ascii="Helvetica Neue" w:eastAsia="宋体" w:hAnsi="Helvetica Neue" w:cs="宋体"/>
+          <w:color w:val="0E0E0E"/>
+          <w:kern w:val="0"/>
+          <w:sz w:val="24"/>
+        </w:rPr>
+      </w:pPr>
+      <w:r>
+        <w:rPr>
+          <w:rFonts w:ascii="Helvetica Neue" w:eastAsia="宋体" w:hAnsi="Helvetica Neue" w:cs="宋体"/>
+          <w:color w:val="0E0E0E"/>
+          <w:kern w:val="0"/>
+          <w:sz w:val="24"/>
+        </w:rPr>
+        <w:t>这些生成器</w:t>
+      </w:r>
+      <w:r>
+        <w:rPr>
+          <w:rFonts w:ascii="Helvetica Neue" w:eastAsia="宋体" w:hAnsi="Helvetica Neue" w:cs="宋体"/>
+          <w:b/>
+          <w:bCs/>
+          <w:color w:val="0E0E0E"/>
+          <w:kern w:val="0"/>
+          <w:sz w:val="24"/>
+        </w:rPr>
+        <w:t>不是表达能力的差异</w:t>
+      </w:r>
+      <w:r>
+        <w:rPr>
+          <w:rFonts w:ascii="Helvetica Neue" w:eastAsia="宋体" w:hAnsi="Helvetica Neue" w:cs="宋体"/>
+          <w:color w:val="0E0E0E"/>
+          <w:kern w:val="0"/>
+          <w:sz w:val="24"/>
+        </w:rPr>
+        <w:t>，而是</w:t>
+      </w:r>
+      <w:r>
+        <w:rPr>
+          <w:rFonts w:ascii="Helvetica Neue" w:eastAsia="宋体" w:hAnsi="Helvetica Neue" w:cs="宋体"/>
+          <w:b/>
+          <w:bCs/>
+          <w:color w:val="0E0E0E"/>
+          <w:kern w:val="0"/>
+          <w:sz w:val="24"/>
+        </w:rPr>
+        <w:t>工程取舍的差异</w:t>
+      </w:r>
+      <w:r>
+        <w:rPr>
+          <w:rFonts w:ascii="Helvetica Neue" w:eastAsia="宋体" w:hAnsi="Helvetica Neue" w:cs="宋体"/>
+          <w:color w:val="0E0E0E"/>
+          <w:kern w:val="0"/>
+          <w:sz w:val="24"/>
+        </w:rPr>
+        <w:t>：</w:t>
+      </w:r>
+    </w:p>
+    <w:p>
+      <w:pPr>
+        <w:widowControl/>
+        <w:numPr>
+          <w:ilvl w:val="0"/>
+          <w:numId w:val="8"/>
+        </w:numPr>
+        <w:spacing w:before="100" w:beforeAutospacing="1" w:after="100" w:afterAutospacing="1"/>
+        <w:jc w:val="left"/>
+        <w:rPr>
+          <w:rFonts w:ascii=".AppleSystemUIFont" w:eastAsia="宋体" w:hAnsi=".AppleSystemUIFont" w:cs="宋体"/>
+          <w:color w:val="0E0E0E"/>
+          <w:kern w:val="0"/>
+          <w:sz w:val="24"/>
+        </w:rPr>
+      </w:pPr>
+      <w:r>
+        <w:rPr>
+          <w:rFonts w:ascii=".AppleSystemUIFont" w:eastAsia="宋体" w:hAnsi=".AppleSystemUIFont" w:cs="宋体"/>
+          <w:color w:val="0E0E0E"/>
+          <w:kern w:val="0"/>
+          <w:sz w:val="24"/>
+        </w:rPr>
+        <w:t xml:space="preserve">PHST </w:t>
+      </w:r>
+      <w:r>
+        <w:rPr>
+          <w:rFonts w:ascii=".AppleSystemUIFont" w:eastAsia="宋体" w:hAnsi=".AppleSystemUIFont" w:cs="宋体"/>
+          <w:color w:val="0E0E0E"/>
+          <w:kern w:val="0"/>
+          <w:sz w:val="24"/>
+        </w:rPr>
+        <w:t>为了</w:t>
+      </w:r>
+      <w:r>
+        <w:rPr>
+          <w:rFonts w:ascii=".AppleSystemUIFont" w:eastAsia="宋体" w:hAnsi=".AppleSystemUIFont" w:cs="宋体"/>
+          <w:color w:val="0E0E0E"/>
+          <w:kern w:val="0"/>
+          <w:sz w:val="24"/>
+        </w:rPr>
+        <w:t>“</w:t>
+      </w:r>
+      <w:r>
+        <w:rPr>
+          <w:rFonts w:ascii=".AppleSystemUIFont" w:eastAsia="宋体" w:hAnsi=".AppleSystemUIFont" w:cs="宋体"/>
+          <w:color w:val="0E0E0E"/>
+          <w:kern w:val="0"/>
+          <w:sz w:val="24"/>
+        </w:rPr>
+        <w:t>可证伪与改结构</w:t>
+      </w:r>
+      <w:r>
+        <w:rPr>
+          <w:rFonts w:ascii=".AppleSystemUIFont" w:eastAsia="宋体" w:hAnsi=".AppleSystemUIFont" w:cs="宋体"/>
+          <w:color w:val="0E0E0E"/>
+          <w:kern w:val="0"/>
+          <w:sz w:val="24"/>
+        </w:rPr>
+        <w:t>”</w:t>
+      </w:r>
+      <w:r>
+        <w:rPr>
+          <w:rFonts w:ascii=".AppleSystemUIFont" w:eastAsia="宋体" w:hAnsi=".AppleSystemUIFont" w:cs="宋体"/>
+          <w:color w:val="0E0E0E"/>
+          <w:kern w:val="0"/>
+          <w:sz w:val="24"/>
+        </w:rPr>
+        <w:t>付出结构复杂度；</w:t>
+      </w:r>
+    </w:p>
+    <w:p>
+      <w:pPr>
+        <w:widowControl/>
+        <w:numPr>
+          <w:ilvl w:val="0"/>
+          <w:numId w:val="8"/>
+        </w:numPr>
+        <w:spacing w:before="100" w:beforeAutospacing="1" w:after="100" w:afterAutospacing="1"/>
+        <w:jc w:val="left"/>
+        <w:rPr>
+          <w:rFonts w:ascii=".AppleSystemUIFont" w:eastAsia="宋体" w:hAnsi=".AppleSystemUIFont" w:cs="宋体"/>
+          <w:color w:val="0E0E0E"/>
+          <w:kern w:val="0"/>
+          <w:sz w:val="24"/>
+        </w:rPr>
+      </w:pPr>
+      <w:r>
+        <w:rPr>
+          <w:rFonts w:ascii=".AppleSystemUIFont" w:eastAsia="宋体" w:hAnsi=".AppleSystemUIFont" w:cs="宋体"/>
+          <w:color w:val="0E0E0E"/>
+          <w:kern w:val="0"/>
+          <w:sz w:val="24"/>
+        </w:rPr>
+        <w:t xml:space="preserve">Execution </w:t>
+      </w:r>
+      <w:r>
+        <w:rPr>
+          <w:rFonts w:ascii=".AppleSystemUIFont" w:eastAsia="宋体" w:hAnsi=".AppleSystemUIFont" w:cs="宋体"/>
+          <w:color w:val="0E0E0E"/>
+          <w:kern w:val="0"/>
+          <w:sz w:val="24"/>
+        </w:rPr>
+        <w:t>为了</w:t>
+      </w:r>
+      <w:r>
+        <w:rPr>
+          <w:rFonts w:ascii=".AppleSystemUIFont" w:eastAsia="宋体" w:hAnsi=".AppleSystemUIFont" w:cs="宋体"/>
+          <w:color w:val="0E0E0E"/>
+          <w:kern w:val="0"/>
+          <w:sz w:val="24"/>
+        </w:rPr>
+        <w:t>“</w:t>
+      </w:r>
+      <w:r>
+        <w:rPr>
+          <w:rFonts w:ascii=".AppleSystemUIFont" w:eastAsia="宋体" w:hAnsi=".AppleSystemUIFont" w:cs="宋体"/>
+          <w:color w:val="0E0E0E"/>
+          <w:kern w:val="0"/>
+          <w:sz w:val="24"/>
+        </w:rPr>
+        <w:t>低摩擦推进</w:t>
+      </w:r>
+      <w:r>
+        <w:rPr>
+          <w:rFonts w:ascii=".AppleSystemUIFont" w:eastAsia="宋体" w:hAnsi=".AppleSystemUIFont" w:cs="宋体"/>
+          <w:color w:val="0E0E0E"/>
+          <w:kern w:val="0"/>
+          <w:sz w:val="24"/>
+        </w:rPr>
+        <w:t>”</w:t>
+      </w:r>
+      <w:r>
+        <w:rPr>
+          <w:rFonts w:ascii=".AppleSystemUIFont" w:eastAsia="宋体" w:hAnsi=".AppleSystemUIFont" w:cs="宋体"/>
+          <w:color w:val="0E0E0E"/>
+          <w:kern w:val="0"/>
+          <w:sz w:val="24"/>
+        </w:rPr>
+        <w:t>压扁结构；</w:t>
+      </w:r>
+    </w:p>
+    <w:p>
+      <w:pPr>
+        <w:widowControl/>
+        <w:numPr>
+          <w:ilvl w:val="0"/>
+          <w:numId w:val="8"/>
+        </w:numPr>
+        <w:spacing w:before="100" w:beforeAutospacing="1" w:after="100" w:afterAutospacing="1"/>
+        <w:jc w:val="left"/>
+        <w:rPr>
+          <w:rFonts w:ascii=".AppleSystemUIFont" w:eastAsia="宋体" w:hAnsi=".AppleSystemUIFont" w:cs="宋体"/>
+          <w:color w:val="0E0E0E"/>
+          <w:kern w:val="0"/>
+          <w:sz w:val="24"/>
+        </w:rPr>
+      </w:pPr>
+      <w:r>
+        <w:rPr>
+          <w:rFonts w:ascii=".AppleSystemUIFont" w:eastAsia="宋体" w:hAnsi=".AppleSystemUIFont" w:cs="宋体"/>
+          <w:color w:val="0E0E0E"/>
+          <w:kern w:val="0"/>
+          <w:sz w:val="24"/>
+        </w:rPr>
+        <w:t xml:space="preserve">Maintenance </w:t>
+      </w:r>
+      <w:r>
+        <w:rPr>
+          <w:rFonts w:ascii=".AppleSystemUIFont" w:eastAsia="宋体" w:hAnsi=".AppleSystemUIFont" w:cs="宋体"/>
+          <w:color w:val="0E0E0E"/>
+          <w:kern w:val="0"/>
+          <w:sz w:val="24"/>
+        </w:rPr>
+        <w:t>为了</w:t>
+      </w:r>
+      <w:r>
+        <w:rPr>
+          <w:rFonts w:ascii=".AppleSystemUIFont" w:eastAsia="宋体" w:hAnsi=".AppleSystemUIFont" w:cs="宋体"/>
+          <w:color w:val="0E0E0E"/>
+          <w:kern w:val="0"/>
+          <w:sz w:val="24"/>
+        </w:rPr>
+        <w:t>“</w:t>
+      </w:r>
+      <w:r>
+        <w:rPr>
+          <w:rFonts w:ascii=".AppleSystemUIFont" w:eastAsia="宋体" w:hAnsi=".AppleSystemUIFont" w:cs="宋体"/>
+          <w:color w:val="0E0E0E"/>
+          <w:kern w:val="0"/>
+          <w:sz w:val="24"/>
+        </w:rPr>
+        <w:t>长期稳定</w:t>
+      </w:r>
+      <w:r>
+        <w:rPr>
+          <w:rFonts w:ascii=".AppleSystemUIFont" w:eastAsia="宋体" w:hAnsi=".AppleSystemUIFont" w:cs="宋体"/>
+          <w:color w:val="0E0E0E"/>
+          <w:kern w:val="0"/>
+          <w:sz w:val="24"/>
+        </w:rPr>
+        <w:t>”</w:t>
+      </w:r>
+      <w:r>
+        <w:rPr>
+          <w:rFonts w:ascii=".AppleSystemUIFont" w:eastAsia="宋体" w:hAnsi=".AppleSystemUIFont" w:cs="宋体"/>
+          <w:color w:val="0E0E0E"/>
+          <w:kern w:val="0"/>
+          <w:sz w:val="24"/>
+        </w:rPr>
+        <w:t>引入节律与清单。</w:t>
+      </w:r>
+    </w:p>
+    <w:p>
+      <w:pPr>
+        <w:widowControl/>
+        <w:spacing w:before="100" w:beforeAutospacing="1" w:after="100" w:afterAutospacing="1"/>
+        <w:jc w:val="left"/>
+        <w:rPr>
+          <w:rFonts w:ascii="宋体" w:eastAsia="宋体" w:hAnsi="宋体" w:cs="宋体"/>
+          <w:kern w:val="0"/>
+          <w:sz w:val="24"/>
+        </w:rPr>
+      </w:pPr>
+    </w:p>
+    <w:p>
+      <w:pPr>
+        <w:widowControl/>
+        <w:spacing w:before="100" w:beforeAutospacing="1" w:after="100" w:afterAutospacing="1"/>
+        <w:jc w:val="left"/>
+        <w:rPr>
+          <w:rFonts w:ascii="宋体" w:eastAsia="宋体" w:hAnsi="宋体" w:cs="宋体"/>
+          <w:kern w:val="0"/>
+          <w:sz w:val="24"/>
+        </w:rPr>
+      </w:pPr>
+      <w:r>
+        <w:rPr>
+          <w:rFonts w:ascii="宋体" w:eastAsia="宋体" w:hAnsi="宋体" w:cs="宋体"/>
+          <w:kern w:val="0"/>
+          <w:sz w:val="24"/>
+        </w:rPr>
+        <w:t xml:space="preserve">如果你愿意，我可以把你现有的 </w:t>
+      </w:r>
+      <w:r>
+        <w:rPr>
+          <w:rFonts w:ascii="宋体" w:eastAsia="宋体" w:hAnsi="宋体" w:cs="宋体"/>
+          <w:b/>
+          <w:bCs/>
+          <w:kern w:val="0"/>
+          <w:sz w:val="24"/>
+        </w:rPr>
+        <w:t>PHST 模板</w:t>
+      </w:r>
+      <w:r>
+        <w:rPr>
+          <w:rFonts w:ascii="宋体" w:eastAsia="宋体" w:hAnsi="宋体" w:cs="宋体"/>
+          <w:kern w:val="0"/>
+          <w:sz w:val="24"/>
+        </w:rPr>
+        <w:t xml:space="preserve">、刚才的 </w:t>
+      </w:r>
+      <w:r>
+        <w:rPr>
+          <w:rFonts w:ascii="宋体" w:eastAsia="宋体" w:hAnsi="宋体" w:cs="宋体"/>
+          <w:b/>
+          <w:bCs/>
+          <w:kern w:val="0"/>
+          <w:sz w:val="24"/>
+        </w:rPr>
+        <w:t>Execution 模板</w:t>
+      </w:r>
+      <w:r>
+        <w:rPr>
+          <w:rFonts w:ascii="宋体" w:eastAsia="宋体" w:hAnsi="宋体" w:cs="宋体"/>
+          <w:kern w:val="0"/>
+          <w:sz w:val="24"/>
+        </w:rPr>
+        <w:t>，再补一个</w:t>
+      </w:r>
+      <w:r>
+        <w:rPr>
+          <w:rFonts w:ascii="宋体" w:eastAsia="宋体" w:hAnsi="宋体" w:cs="宋体"/>
+          <w:b/>
+          <w:bCs/>
+          <w:kern w:val="0"/>
+          <w:sz w:val="24"/>
+        </w:rPr>
+        <w:t>Maintenance 极简模板</w:t>
+      </w:r>
+      <w:r>
+        <w:rPr>
+          <w:rFonts w:ascii="宋体" w:eastAsia="宋体" w:hAnsi="宋体" w:cs="宋体"/>
+          <w:kern w:val="0"/>
+          <w:sz w:val="24"/>
+        </w:rPr>
+        <w:t>，让三者在文件结构上也对齐成一套“家族”。</w:t>
+      </w:r>
+    </w:p>
+    <w:p/>
     <w:sectPr>
       <w:pgSz w:w="11906" w:h="16838"/>
       <w:pgMar w:top="1440" w:right="1800" w:bottom="1440" w:left="1800" w:header="851" w:footer="992" w:gutter="0"/>
@@ -31,6 +3535,1191 @@
     </w:sectPr>
   </w:body>
 </w:document>
+</file>
+
+<file path=word/numbering.xml><?xml version="1.0" encoding="utf-8"?>
+<w:numbering xmlns:wpc="http://schemas.microsoft.com/office/word/2010/wordprocessingCanvas" xmlns:cx="http://schemas.microsoft.com/office/drawing/2014/chartex" xmlns:cx1="http://schemas.microsoft.com/office/drawing/2015/9/8/chartex" xmlns:cx2="http://schemas.microsoft.com/office/drawing/2015/10/21/chartex" xmlns:cx3="http://schemas.microsoft.com/office/drawing/2016/5/9/chartex" xmlns:cx4="http://schemas.microsoft.com/office/drawing/2016/5/10/chartex" xmlns:cx5="http://schemas.microsoft.com/office/drawing/2016/5/11/chartex" xmlns:cx6="http://schemas.microsoft.com/office/drawing/2016/5/12/chartex" xmlns:cx7="http://schemas.microsoft.com/office/drawing/2016/5/13/chartex" xmlns:cx8="http://schemas.microsoft.com/office/drawing/2016/5/14/chartex" xmlns:mc="http://schemas.openxmlformats.org/markup-compatibility/2006" xmlns:aink="http://schemas.microsoft.com/office/drawing/2016/ink" xmlns:am3d="http://schemas.microsoft.com/office/drawing/2017/model3d" xmlns:o="urn:schemas-microsoft-com:office:office" xmlns:oel="http://schemas.microsoft.com/office/2019/extlst" xmlns:r="http://schemas.openxmlformats.org/officeDocument/2006/relationships" xmlns:m="http://schemas.openxmlformats.org/officeDocument/2006/math" xmlns:v="urn:schemas-microsoft-com:vml" xmlns:wp14="http://schemas.microsoft.com/office/word/2010/wordprocessingDrawing" xmlns:wp="http://schemas.openxmlformats.org/drawingml/2006/wordprocessingDrawing" xmlns:w10="urn:schemas-microsoft-com:office:word" xmlns:w="http://schemas.openxmlformats.org/wordprocessingml/2006/main" xmlns:w14="http://schemas.microsoft.com/office/word/2010/wordml" xmlns:w15="http://schemas.microsoft.com/office/word/2012/wordml" xmlns:w16cex="http://schemas.microsoft.com/office/word/2018/wordml/cex" xmlns:w16cid="http://schemas.microsoft.com/office/word/2016/wordml/cid" xmlns:w16="http://schemas.microsoft.com/office/word/2018/wordml" xmlns:w16du="http://schemas.microsoft.com/office/word/2023/wordml/word16du" xmlns:w16sdtdh="http://schemas.microsoft.com/office/word/2020/wordml/sdtdatahash" xmlns:w16sdtfl="http://schemas.microsoft.com/office/word/2024/wordml/sdtformatlock" xmlns:w16se="http://schemas.microsoft.com/office/word/2015/wordml/symex" xmlns:wpg="http://schemas.microsoft.com/office/word/2010/wordprocessingGroup" xmlns:wpi="http://schemas.microsoft.com/office/word/2010/wordprocessingInk" xmlns:wne="http://schemas.microsoft.com/office/word/2006/wordml" xmlns:wps="http://schemas.microsoft.com/office/word/2010/wordprocessingShape" mc:Ignorable="w14 w15 w16se w16cid w16 w16cex w16sdtdh w16sdtfl w16du wp14">
+  <w:abstractNum w:abstractNumId="0" w15:restartNumberingAfterBreak="0">
+    <w:nsid w:val="058F7A95"/>
+    <w:multiLevelType w:val="multilevel"/>
+    <w:tmpl w:val="EC54E4D4"/>
+    <w:lvl w:ilvl="0">
+      <w:start w:val="1"/>
+      <w:numFmt w:val="bullet"/>
+      <w:lvlText w:val=""/>
+      <w:lvlJc w:val="left"/>
+      <w:pPr>
+        <w:tabs>
+          <w:tab w:val="num" w:pos="720"/>
+        </w:tabs>
+        <w:ind w:left="720" w:hanging="360"/>
+      </w:pPr>
+      <w:rPr>
+        <w:rFonts w:ascii="Symbol" w:hAnsi="Symbol" w:hint="default"/>
+        <w:sz w:val="20"/>
+      </w:rPr>
+    </w:lvl>
+    <w:lvl w:ilvl="1" w:tentative="1">
+      <w:start w:val="1"/>
+      <w:numFmt w:val="bullet"/>
+      <w:lvlText w:val="o"/>
+      <w:lvlJc w:val="left"/>
+      <w:pPr>
+        <w:tabs>
+          <w:tab w:val="num" w:pos="1440"/>
+        </w:tabs>
+        <w:ind w:left="1440" w:hanging="360"/>
+      </w:pPr>
+      <w:rPr>
+        <w:rFonts w:ascii="Courier New" w:hAnsi="Courier New" w:hint="default"/>
+        <w:sz w:val="20"/>
+      </w:rPr>
+    </w:lvl>
+    <w:lvl w:ilvl="2" w:tentative="1">
+      <w:start w:val="1"/>
+      <w:numFmt w:val="bullet"/>
+      <w:lvlText w:val=""/>
+      <w:lvlJc w:val="left"/>
+      <w:pPr>
+        <w:tabs>
+          <w:tab w:val="num" w:pos="2160"/>
+        </w:tabs>
+        <w:ind w:left="2160" w:hanging="360"/>
+      </w:pPr>
+      <w:rPr>
+        <w:rFonts w:ascii="Wingdings" w:hAnsi="Wingdings" w:hint="default"/>
+        <w:sz w:val="20"/>
+      </w:rPr>
+    </w:lvl>
+    <w:lvl w:ilvl="3" w:tentative="1">
+      <w:start w:val="1"/>
+      <w:numFmt w:val="bullet"/>
+      <w:lvlText w:val=""/>
+      <w:lvlJc w:val="left"/>
+      <w:pPr>
+        <w:tabs>
+          <w:tab w:val="num" w:pos="2880"/>
+        </w:tabs>
+        <w:ind w:left="2880" w:hanging="360"/>
+      </w:pPr>
+      <w:rPr>
+        <w:rFonts w:ascii="Wingdings" w:hAnsi="Wingdings" w:hint="default"/>
+        <w:sz w:val="20"/>
+      </w:rPr>
+    </w:lvl>
+    <w:lvl w:ilvl="4" w:tentative="1">
+      <w:start w:val="1"/>
+      <w:numFmt w:val="bullet"/>
+      <w:lvlText w:val=""/>
+      <w:lvlJc w:val="left"/>
+      <w:pPr>
+        <w:tabs>
+          <w:tab w:val="num" w:pos="3600"/>
+        </w:tabs>
+        <w:ind w:left="3600" w:hanging="360"/>
+      </w:pPr>
+      <w:rPr>
+        <w:rFonts w:ascii="Wingdings" w:hAnsi="Wingdings" w:hint="default"/>
+        <w:sz w:val="20"/>
+      </w:rPr>
+    </w:lvl>
+    <w:lvl w:ilvl="5" w:tentative="1">
+      <w:start w:val="1"/>
+      <w:numFmt w:val="bullet"/>
+      <w:lvlText w:val=""/>
+      <w:lvlJc w:val="left"/>
+      <w:pPr>
+        <w:tabs>
+          <w:tab w:val="num" w:pos="4320"/>
+        </w:tabs>
+        <w:ind w:left="4320" w:hanging="360"/>
+      </w:pPr>
+      <w:rPr>
+        <w:rFonts w:ascii="Wingdings" w:hAnsi="Wingdings" w:hint="default"/>
+        <w:sz w:val="20"/>
+      </w:rPr>
+    </w:lvl>
+    <w:lvl w:ilvl="6" w:tentative="1">
+      <w:start w:val="1"/>
+      <w:numFmt w:val="bullet"/>
+      <w:lvlText w:val=""/>
+      <w:lvlJc w:val="left"/>
+      <w:pPr>
+        <w:tabs>
+          <w:tab w:val="num" w:pos="5040"/>
+        </w:tabs>
+        <w:ind w:left="5040" w:hanging="360"/>
+      </w:pPr>
+      <w:rPr>
+        <w:rFonts w:ascii="Wingdings" w:hAnsi="Wingdings" w:hint="default"/>
+        <w:sz w:val="20"/>
+      </w:rPr>
+    </w:lvl>
+    <w:lvl w:ilvl="7" w:tentative="1">
+      <w:start w:val="1"/>
+      <w:numFmt w:val="bullet"/>
+      <w:lvlText w:val=""/>
+      <w:lvlJc w:val="left"/>
+      <w:pPr>
+        <w:tabs>
+          <w:tab w:val="num" w:pos="5760"/>
+        </w:tabs>
+        <w:ind w:left="5760" w:hanging="360"/>
+      </w:pPr>
+      <w:rPr>
+        <w:rFonts w:ascii="Wingdings" w:hAnsi="Wingdings" w:hint="default"/>
+        <w:sz w:val="20"/>
+      </w:rPr>
+    </w:lvl>
+    <w:lvl w:ilvl="8" w:tentative="1">
+      <w:start w:val="1"/>
+      <w:numFmt w:val="bullet"/>
+      <w:lvlText w:val=""/>
+      <w:lvlJc w:val="left"/>
+      <w:pPr>
+        <w:tabs>
+          <w:tab w:val="num" w:pos="6480"/>
+        </w:tabs>
+        <w:ind w:left="6480" w:hanging="360"/>
+      </w:pPr>
+      <w:rPr>
+        <w:rFonts w:ascii="Wingdings" w:hAnsi="Wingdings" w:hint="default"/>
+        <w:sz w:val="20"/>
+      </w:rPr>
+    </w:lvl>
+  </w:abstractNum>
+  <w:abstractNum w:abstractNumId="1" w15:restartNumberingAfterBreak="0">
+    <w:nsid w:val="10762D77"/>
+    <w:multiLevelType w:val="multilevel"/>
+    <w:tmpl w:val="DF984CFC"/>
+    <w:lvl w:ilvl="0">
+      <w:start w:val="1"/>
+      <w:numFmt w:val="decimal"/>
+      <w:lvlText w:val="%1."/>
+      <w:lvlJc w:val="left"/>
+      <w:pPr>
+        <w:tabs>
+          <w:tab w:val="num" w:pos="720"/>
+        </w:tabs>
+        <w:ind w:left="720" w:hanging="360"/>
+      </w:pPr>
+    </w:lvl>
+    <w:lvl w:ilvl="1" w:tentative="1">
+      <w:start w:val="1"/>
+      <w:numFmt w:val="decimal"/>
+      <w:lvlText w:val="%2."/>
+      <w:lvlJc w:val="left"/>
+      <w:pPr>
+        <w:tabs>
+          <w:tab w:val="num" w:pos="1440"/>
+        </w:tabs>
+        <w:ind w:left="1440" w:hanging="360"/>
+      </w:pPr>
+    </w:lvl>
+    <w:lvl w:ilvl="2" w:tentative="1">
+      <w:start w:val="1"/>
+      <w:numFmt w:val="decimal"/>
+      <w:lvlText w:val="%3."/>
+      <w:lvlJc w:val="left"/>
+      <w:pPr>
+        <w:tabs>
+          <w:tab w:val="num" w:pos="2160"/>
+        </w:tabs>
+        <w:ind w:left="2160" w:hanging="360"/>
+      </w:pPr>
+    </w:lvl>
+    <w:lvl w:ilvl="3" w:tentative="1">
+      <w:start w:val="1"/>
+      <w:numFmt w:val="decimal"/>
+      <w:lvlText w:val="%4."/>
+      <w:lvlJc w:val="left"/>
+      <w:pPr>
+        <w:tabs>
+          <w:tab w:val="num" w:pos="2880"/>
+        </w:tabs>
+        <w:ind w:left="2880" w:hanging="360"/>
+      </w:pPr>
+    </w:lvl>
+    <w:lvl w:ilvl="4" w:tentative="1">
+      <w:start w:val="1"/>
+      <w:numFmt w:val="decimal"/>
+      <w:lvlText w:val="%5."/>
+      <w:lvlJc w:val="left"/>
+      <w:pPr>
+        <w:tabs>
+          <w:tab w:val="num" w:pos="3600"/>
+        </w:tabs>
+        <w:ind w:left="3600" w:hanging="360"/>
+      </w:pPr>
+    </w:lvl>
+    <w:lvl w:ilvl="5" w:tentative="1">
+      <w:start w:val="1"/>
+      <w:numFmt w:val="decimal"/>
+      <w:lvlText w:val="%6."/>
+      <w:lvlJc w:val="left"/>
+      <w:pPr>
+        <w:tabs>
+          <w:tab w:val="num" w:pos="4320"/>
+        </w:tabs>
+        <w:ind w:left="4320" w:hanging="360"/>
+      </w:pPr>
+    </w:lvl>
+    <w:lvl w:ilvl="6" w:tentative="1">
+      <w:start w:val="1"/>
+      <w:numFmt w:val="decimal"/>
+      <w:lvlText w:val="%7."/>
+      <w:lvlJc w:val="left"/>
+      <w:pPr>
+        <w:tabs>
+          <w:tab w:val="num" w:pos="5040"/>
+        </w:tabs>
+        <w:ind w:left="5040" w:hanging="360"/>
+      </w:pPr>
+    </w:lvl>
+    <w:lvl w:ilvl="7" w:tentative="1">
+      <w:start w:val="1"/>
+      <w:numFmt w:val="decimal"/>
+      <w:lvlText w:val="%8."/>
+      <w:lvlJc w:val="left"/>
+      <w:pPr>
+        <w:tabs>
+          <w:tab w:val="num" w:pos="5760"/>
+        </w:tabs>
+        <w:ind w:left="5760" w:hanging="360"/>
+      </w:pPr>
+    </w:lvl>
+    <w:lvl w:ilvl="8" w:tentative="1">
+      <w:start w:val="1"/>
+      <w:numFmt w:val="decimal"/>
+      <w:lvlText w:val="%9."/>
+      <w:lvlJc w:val="left"/>
+      <w:pPr>
+        <w:tabs>
+          <w:tab w:val="num" w:pos="6480"/>
+        </w:tabs>
+        <w:ind w:left="6480" w:hanging="360"/>
+      </w:pPr>
+    </w:lvl>
+  </w:abstractNum>
+  <w:abstractNum w:abstractNumId="2" w15:restartNumberingAfterBreak="0">
+    <w:nsid w:val="1B9B2E1D"/>
+    <w:multiLevelType w:val="multilevel"/>
+    <w:tmpl w:val="BA749BB6"/>
+    <w:lvl w:ilvl="0">
+      <w:start w:val="1"/>
+      <w:numFmt w:val="bullet"/>
+      <w:lvlText w:val=""/>
+      <w:lvlJc w:val="left"/>
+      <w:pPr>
+        <w:tabs>
+          <w:tab w:val="num" w:pos="720"/>
+        </w:tabs>
+        <w:ind w:left="720" w:hanging="360"/>
+      </w:pPr>
+      <w:rPr>
+        <w:rFonts w:ascii="Symbol" w:hAnsi="Symbol" w:hint="default"/>
+        <w:sz w:val="20"/>
+      </w:rPr>
+    </w:lvl>
+    <w:lvl w:ilvl="1" w:tentative="1">
+      <w:start w:val="1"/>
+      <w:numFmt w:val="bullet"/>
+      <w:lvlText w:val="o"/>
+      <w:lvlJc w:val="left"/>
+      <w:pPr>
+        <w:tabs>
+          <w:tab w:val="num" w:pos="1440"/>
+        </w:tabs>
+        <w:ind w:left="1440" w:hanging="360"/>
+      </w:pPr>
+      <w:rPr>
+        <w:rFonts w:ascii="Courier New" w:hAnsi="Courier New" w:hint="default"/>
+        <w:sz w:val="20"/>
+      </w:rPr>
+    </w:lvl>
+    <w:lvl w:ilvl="2" w:tentative="1">
+      <w:start w:val="1"/>
+      <w:numFmt w:val="bullet"/>
+      <w:lvlText w:val=""/>
+      <w:lvlJc w:val="left"/>
+      <w:pPr>
+        <w:tabs>
+          <w:tab w:val="num" w:pos="2160"/>
+        </w:tabs>
+        <w:ind w:left="2160" w:hanging="360"/>
+      </w:pPr>
+      <w:rPr>
+        <w:rFonts w:ascii="Wingdings" w:hAnsi="Wingdings" w:hint="default"/>
+        <w:sz w:val="20"/>
+      </w:rPr>
+    </w:lvl>
+    <w:lvl w:ilvl="3" w:tentative="1">
+      <w:start w:val="1"/>
+      <w:numFmt w:val="bullet"/>
+      <w:lvlText w:val=""/>
+      <w:lvlJc w:val="left"/>
+      <w:pPr>
+        <w:tabs>
+          <w:tab w:val="num" w:pos="2880"/>
+        </w:tabs>
+        <w:ind w:left="2880" w:hanging="360"/>
+      </w:pPr>
+      <w:rPr>
+        <w:rFonts w:ascii="Wingdings" w:hAnsi="Wingdings" w:hint="default"/>
+        <w:sz w:val="20"/>
+      </w:rPr>
+    </w:lvl>
+    <w:lvl w:ilvl="4" w:tentative="1">
+      <w:start w:val="1"/>
+      <w:numFmt w:val="bullet"/>
+      <w:lvlText w:val=""/>
+      <w:lvlJc w:val="left"/>
+      <w:pPr>
+        <w:tabs>
+          <w:tab w:val="num" w:pos="3600"/>
+        </w:tabs>
+        <w:ind w:left="3600" w:hanging="360"/>
+      </w:pPr>
+      <w:rPr>
+        <w:rFonts w:ascii="Wingdings" w:hAnsi="Wingdings" w:hint="default"/>
+        <w:sz w:val="20"/>
+      </w:rPr>
+    </w:lvl>
+    <w:lvl w:ilvl="5" w:tentative="1">
+      <w:start w:val="1"/>
+      <w:numFmt w:val="bullet"/>
+      <w:lvlText w:val=""/>
+      <w:lvlJc w:val="left"/>
+      <w:pPr>
+        <w:tabs>
+          <w:tab w:val="num" w:pos="4320"/>
+        </w:tabs>
+        <w:ind w:left="4320" w:hanging="360"/>
+      </w:pPr>
+      <w:rPr>
+        <w:rFonts w:ascii="Wingdings" w:hAnsi="Wingdings" w:hint="default"/>
+        <w:sz w:val="20"/>
+      </w:rPr>
+    </w:lvl>
+    <w:lvl w:ilvl="6" w:tentative="1">
+      <w:start w:val="1"/>
+      <w:numFmt w:val="bullet"/>
+      <w:lvlText w:val=""/>
+      <w:lvlJc w:val="left"/>
+      <w:pPr>
+        <w:tabs>
+          <w:tab w:val="num" w:pos="5040"/>
+        </w:tabs>
+        <w:ind w:left="5040" w:hanging="360"/>
+      </w:pPr>
+      <w:rPr>
+        <w:rFonts w:ascii="Wingdings" w:hAnsi="Wingdings" w:hint="default"/>
+        <w:sz w:val="20"/>
+      </w:rPr>
+    </w:lvl>
+    <w:lvl w:ilvl="7" w:tentative="1">
+      <w:start w:val="1"/>
+      <w:numFmt w:val="bullet"/>
+      <w:lvlText w:val=""/>
+      <w:lvlJc w:val="left"/>
+      <w:pPr>
+        <w:tabs>
+          <w:tab w:val="num" w:pos="5760"/>
+        </w:tabs>
+        <w:ind w:left="5760" w:hanging="360"/>
+      </w:pPr>
+      <w:rPr>
+        <w:rFonts w:ascii="Wingdings" w:hAnsi="Wingdings" w:hint="default"/>
+        <w:sz w:val="20"/>
+      </w:rPr>
+    </w:lvl>
+    <w:lvl w:ilvl="8" w:tentative="1">
+      <w:start w:val="1"/>
+      <w:numFmt w:val="bullet"/>
+      <w:lvlText w:val=""/>
+      <w:lvlJc w:val="left"/>
+      <w:pPr>
+        <w:tabs>
+          <w:tab w:val="num" w:pos="6480"/>
+        </w:tabs>
+        <w:ind w:left="6480" w:hanging="360"/>
+      </w:pPr>
+      <w:rPr>
+        <w:rFonts w:ascii="Wingdings" w:hAnsi="Wingdings" w:hint="default"/>
+        <w:sz w:val="20"/>
+      </w:rPr>
+    </w:lvl>
+  </w:abstractNum>
+  <w:abstractNum w:abstractNumId="3" w15:restartNumberingAfterBreak="0">
+    <w:nsid w:val="281F76D6"/>
+    <w:multiLevelType w:val="multilevel"/>
+    <w:tmpl w:val="627CA0E2"/>
+    <w:lvl w:ilvl="0">
+      <w:start w:val="1"/>
+      <w:numFmt w:val="bullet"/>
+      <w:lvlText w:val=""/>
+      <w:lvlJc w:val="left"/>
+      <w:pPr>
+        <w:tabs>
+          <w:tab w:val="num" w:pos="720"/>
+        </w:tabs>
+        <w:ind w:left="720" w:hanging="360"/>
+      </w:pPr>
+      <w:rPr>
+        <w:rFonts w:ascii="Symbol" w:hAnsi="Symbol" w:hint="default"/>
+        <w:sz w:val="20"/>
+      </w:rPr>
+    </w:lvl>
+    <w:lvl w:ilvl="1" w:tentative="1">
+      <w:start w:val="1"/>
+      <w:numFmt w:val="bullet"/>
+      <w:lvlText w:val="o"/>
+      <w:lvlJc w:val="left"/>
+      <w:pPr>
+        <w:tabs>
+          <w:tab w:val="num" w:pos="1440"/>
+        </w:tabs>
+        <w:ind w:left="1440" w:hanging="360"/>
+      </w:pPr>
+      <w:rPr>
+        <w:rFonts w:ascii="Courier New" w:hAnsi="Courier New" w:hint="default"/>
+        <w:sz w:val="20"/>
+      </w:rPr>
+    </w:lvl>
+    <w:lvl w:ilvl="2" w:tentative="1">
+      <w:start w:val="1"/>
+      <w:numFmt w:val="bullet"/>
+      <w:lvlText w:val=""/>
+      <w:lvlJc w:val="left"/>
+      <w:pPr>
+        <w:tabs>
+          <w:tab w:val="num" w:pos="2160"/>
+        </w:tabs>
+        <w:ind w:left="2160" w:hanging="360"/>
+      </w:pPr>
+      <w:rPr>
+        <w:rFonts w:ascii="Wingdings" w:hAnsi="Wingdings" w:hint="default"/>
+        <w:sz w:val="20"/>
+      </w:rPr>
+    </w:lvl>
+    <w:lvl w:ilvl="3" w:tentative="1">
+      <w:start w:val="1"/>
+      <w:numFmt w:val="bullet"/>
+      <w:lvlText w:val=""/>
+      <w:lvlJc w:val="left"/>
+      <w:pPr>
+        <w:tabs>
+          <w:tab w:val="num" w:pos="2880"/>
+        </w:tabs>
+        <w:ind w:left="2880" w:hanging="360"/>
+      </w:pPr>
+      <w:rPr>
+        <w:rFonts w:ascii="Wingdings" w:hAnsi="Wingdings" w:hint="default"/>
+        <w:sz w:val="20"/>
+      </w:rPr>
+    </w:lvl>
+    <w:lvl w:ilvl="4" w:tentative="1">
+      <w:start w:val="1"/>
+      <w:numFmt w:val="bullet"/>
+      <w:lvlText w:val=""/>
+      <w:lvlJc w:val="left"/>
+      <w:pPr>
+        <w:tabs>
+          <w:tab w:val="num" w:pos="3600"/>
+        </w:tabs>
+        <w:ind w:left="3600" w:hanging="360"/>
+      </w:pPr>
+      <w:rPr>
+        <w:rFonts w:ascii="Wingdings" w:hAnsi="Wingdings" w:hint="default"/>
+        <w:sz w:val="20"/>
+      </w:rPr>
+    </w:lvl>
+    <w:lvl w:ilvl="5" w:tentative="1">
+      <w:start w:val="1"/>
+      <w:numFmt w:val="bullet"/>
+      <w:lvlText w:val=""/>
+      <w:lvlJc w:val="left"/>
+      <w:pPr>
+        <w:tabs>
+          <w:tab w:val="num" w:pos="4320"/>
+        </w:tabs>
+        <w:ind w:left="4320" w:hanging="360"/>
+      </w:pPr>
+      <w:rPr>
+        <w:rFonts w:ascii="Wingdings" w:hAnsi="Wingdings" w:hint="default"/>
+        <w:sz w:val="20"/>
+      </w:rPr>
+    </w:lvl>
+    <w:lvl w:ilvl="6" w:tentative="1">
+      <w:start w:val="1"/>
+      <w:numFmt w:val="bullet"/>
+      <w:lvlText w:val=""/>
+      <w:lvlJc w:val="left"/>
+      <w:pPr>
+        <w:tabs>
+          <w:tab w:val="num" w:pos="5040"/>
+        </w:tabs>
+        <w:ind w:left="5040" w:hanging="360"/>
+      </w:pPr>
+      <w:rPr>
+        <w:rFonts w:ascii="Wingdings" w:hAnsi="Wingdings" w:hint="default"/>
+        <w:sz w:val="20"/>
+      </w:rPr>
+    </w:lvl>
+    <w:lvl w:ilvl="7" w:tentative="1">
+      <w:start w:val="1"/>
+      <w:numFmt w:val="bullet"/>
+      <w:lvlText w:val=""/>
+      <w:lvlJc w:val="left"/>
+      <w:pPr>
+        <w:tabs>
+          <w:tab w:val="num" w:pos="5760"/>
+        </w:tabs>
+        <w:ind w:left="5760" w:hanging="360"/>
+      </w:pPr>
+      <w:rPr>
+        <w:rFonts w:ascii="Wingdings" w:hAnsi="Wingdings" w:hint="default"/>
+        <w:sz w:val="20"/>
+      </w:rPr>
+    </w:lvl>
+    <w:lvl w:ilvl="8" w:tentative="1">
+      <w:start w:val="1"/>
+      <w:numFmt w:val="bullet"/>
+      <w:lvlText w:val=""/>
+      <w:lvlJc w:val="left"/>
+      <w:pPr>
+        <w:tabs>
+          <w:tab w:val="num" w:pos="6480"/>
+        </w:tabs>
+        <w:ind w:left="6480" w:hanging="360"/>
+      </w:pPr>
+      <w:rPr>
+        <w:rFonts w:ascii="Wingdings" w:hAnsi="Wingdings" w:hint="default"/>
+        <w:sz w:val="20"/>
+      </w:rPr>
+    </w:lvl>
+  </w:abstractNum>
+  <w:abstractNum w:abstractNumId="4" w15:restartNumberingAfterBreak="0">
+    <w:nsid w:val="3A75679B"/>
+    <w:multiLevelType w:val="multilevel"/>
+    <w:tmpl w:val="F984C6DC"/>
+    <w:lvl w:ilvl="0">
+      <w:start w:val="1"/>
+      <w:numFmt w:val="bullet"/>
+      <w:lvlText w:val=""/>
+      <w:lvlJc w:val="left"/>
+      <w:pPr>
+        <w:tabs>
+          <w:tab w:val="num" w:pos="720"/>
+        </w:tabs>
+        <w:ind w:left="720" w:hanging="360"/>
+      </w:pPr>
+      <w:rPr>
+        <w:rFonts w:ascii="Symbol" w:hAnsi="Symbol" w:hint="default"/>
+        <w:sz w:val="20"/>
+      </w:rPr>
+    </w:lvl>
+    <w:lvl w:ilvl="1" w:tentative="1">
+      <w:start w:val="1"/>
+      <w:numFmt w:val="bullet"/>
+      <w:lvlText w:val="o"/>
+      <w:lvlJc w:val="left"/>
+      <w:pPr>
+        <w:tabs>
+          <w:tab w:val="num" w:pos="1440"/>
+        </w:tabs>
+        <w:ind w:left="1440" w:hanging="360"/>
+      </w:pPr>
+      <w:rPr>
+        <w:rFonts w:ascii="Courier New" w:hAnsi="Courier New" w:hint="default"/>
+        <w:sz w:val="20"/>
+      </w:rPr>
+    </w:lvl>
+    <w:lvl w:ilvl="2" w:tentative="1">
+      <w:start w:val="1"/>
+      <w:numFmt w:val="bullet"/>
+      <w:lvlText w:val=""/>
+      <w:lvlJc w:val="left"/>
+      <w:pPr>
+        <w:tabs>
+          <w:tab w:val="num" w:pos="2160"/>
+        </w:tabs>
+        <w:ind w:left="2160" w:hanging="360"/>
+      </w:pPr>
+      <w:rPr>
+        <w:rFonts w:ascii="Wingdings" w:hAnsi="Wingdings" w:hint="default"/>
+        <w:sz w:val="20"/>
+      </w:rPr>
+    </w:lvl>
+    <w:lvl w:ilvl="3" w:tentative="1">
+      <w:start w:val="1"/>
+      <w:numFmt w:val="bullet"/>
+      <w:lvlText w:val=""/>
+      <w:lvlJc w:val="left"/>
+      <w:pPr>
+        <w:tabs>
+          <w:tab w:val="num" w:pos="2880"/>
+        </w:tabs>
+        <w:ind w:left="2880" w:hanging="360"/>
+      </w:pPr>
+      <w:rPr>
+        <w:rFonts w:ascii="Wingdings" w:hAnsi="Wingdings" w:hint="default"/>
+        <w:sz w:val="20"/>
+      </w:rPr>
+    </w:lvl>
+    <w:lvl w:ilvl="4" w:tentative="1">
+      <w:start w:val="1"/>
+      <w:numFmt w:val="bullet"/>
+      <w:lvlText w:val=""/>
+      <w:lvlJc w:val="left"/>
+      <w:pPr>
+        <w:tabs>
+          <w:tab w:val="num" w:pos="3600"/>
+        </w:tabs>
+        <w:ind w:left="3600" w:hanging="360"/>
+      </w:pPr>
+      <w:rPr>
+        <w:rFonts w:ascii="Wingdings" w:hAnsi="Wingdings" w:hint="default"/>
+        <w:sz w:val="20"/>
+      </w:rPr>
+    </w:lvl>
+    <w:lvl w:ilvl="5" w:tentative="1">
+      <w:start w:val="1"/>
+      <w:numFmt w:val="bullet"/>
+      <w:lvlText w:val=""/>
+      <w:lvlJc w:val="left"/>
+      <w:pPr>
+        <w:tabs>
+          <w:tab w:val="num" w:pos="4320"/>
+        </w:tabs>
+        <w:ind w:left="4320" w:hanging="360"/>
+      </w:pPr>
+      <w:rPr>
+        <w:rFonts w:ascii="Wingdings" w:hAnsi="Wingdings" w:hint="default"/>
+        <w:sz w:val="20"/>
+      </w:rPr>
+    </w:lvl>
+    <w:lvl w:ilvl="6" w:tentative="1">
+      <w:start w:val="1"/>
+      <w:numFmt w:val="bullet"/>
+      <w:lvlText w:val=""/>
+      <w:lvlJc w:val="left"/>
+      <w:pPr>
+        <w:tabs>
+          <w:tab w:val="num" w:pos="5040"/>
+        </w:tabs>
+        <w:ind w:left="5040" w:hanging="360"/>
+      </w:pPr>
+      <w:rPr>
+        <w:rFonts w:ascii="Wingdings" w:hAnsi="Wingdings" w:hint="default"/>
+        <w:sz w:val="20"/>
+      </w:rPr>
+    </w:lvl>
+    <w:lvl w:ilvl="7" w:tentative="1">
+      <w:start w:val="1"/>
+      <w:numFmt w:val="bullet"/>
+      <w:lvlText w:val=""/>
+      <w:lvlJc w:val="left"/>
+      <w:pPr>
+        <w:tabs>
+          <w:tab w:val="num" w:pos="5760"/>
+        </w:tabs>
+        <w:ind w:left="5760" w:hanging="360"/>
+      </w:pPr>
+      <w:rPr>
+        <w:rFonts w:ascii="Wingdings" w:hAnsi="Wingdings" w:hint="default"/>
+        <w:sz w:val="20"/>
+      </w:rPr>
+    </w:lvl>
+    <w:lvl w:ilvl="8" w:tentative="1">
+      <w:start w:val="1"/>
+      <w:numFmt w:val="bullet"/>
+      <w:lvlText w:val=""/>
+      <w:lvlJc w:val="left"/>
+      <w:pPr>
+        <w:tabs>
+          <w:tab w:val="num" w:pos="6480"/>
+        </w:tabs>
+        <w:ind w:left="6480" w:hanging="360"/>
+      </w:pPr>
+      <w:rPr>
+        <w:rFonts w:ascii="Wingdings" w:hAnsi="Wingdings" w:hint="default"/>
+        <w:sz w:val="20"/>
+      </w:rPr>
+    </w:lvl>
+  </w:abstractNum>
+  <w:abstractNum w:abstractNumId="5" w15:restartNumberingAfterBreak="0">
+    <w:nsid w:val="53B03DEF"/>
+    <w:multiLevelType w:val="multilevel"/>
+    <w:tmpl w:val="5A06F520"/>
+    <w:lvl w:ilvl="0">
+      <w:start w:val="1"/>
+      <w:numFmt w:val="bullet"/>
+      <w:lvlText w:val=""/>
+      <w:lvlJc w:val="left"/>
+      <w:pPr>
+        <w:tabs>
+          <w:tab w:val="num" w:pos="720"/>
+        </w:tabs>
+        <w:ind w:left="720" w:hanging="360"/>
+      </w:pPr>
+      <w:rPr>
+        <w:rFonts w:ascii="Symbol" w:hAnsi="Symbol" w:hint="default"/>
+        <w:sz w:val="20"/>
+      </w:rPr>
+    </w:lvl>
+    <w:lvl w:ilvl="1" w:tentative="1">
+      <w:start w:val="1"/>
+      <w:numFmt w:val="bullet"/>
+      <w:lvlText w:val="o"/>
+      <w:lvlJc w:val="left"/>
+      <w:pPr>
+        <w:tabs>
+          <w:tab w:val="num" w:pos="1440"/>
+        </w:tabs>
+        <w:ind w:left="1440" w:hanging="360"/>
+      </w:pPr>
+      <w:rPr>
+        <w:rFonts w:ascii="Courier New" w:hAnsi="Courier New" w:hint="default"/>
+        <w:sz w:val="20"/>
+      </w:rPr>
+    </w:lvl>
+    <w:lvl w:ilvl="2" w:tentative="1">
+      <w:start w:val="1"/>
+      <w:numFmt w:val="bullet"/>
+      <w:lvlText w:val=""/>
+      <w:lvlJc w:val="left"/>
+      <w:pPr>
+        <w:tabs>
+          <w:tab w:val="num" w:pos="2160"/>
+        </w:tabs>
+        <w:ind w:left="2160" w:hanging="360"/>
+      </w:pPr>
+      <w:rPr>
+        <w:rFonts w:ascii="Wingdings" w:hAnsi="Wingdings" w:hint="default"/>
+        <w:sz w:val="20"/>
+      </w:rPr>
+    </w:lvl>
+    <w:lvl w:ilvl="3" w:tentative="1">
+      <w:start w:val="1"/>
+      <w:numFmt w:val="bullet"/>
+      <w:lvlText w:val=""/>
+      <w:lvlJc w:val="left"/>
+      <w:pPr>
+        <w:tabs>
+          <w:tab w:val="num" w:pos="2880"/>
+        </w:tabs>
+        <w:ind w:left="2880" w:hanging="360"/>
+      </w:pPr>
+      <w:rPr>
+        <w:rFonts w:ascii="Wingdings" w:hAnsi="Wingdings" w:hint="default"/>
+        <w:sz w:val="20"/>
+      </w:rPr>
+    </w:lvl>
+    <w:lvl w:ilvl="4" w:tentative="1">
+      <w:start w:val="1"/>
+      <w:numFmt w:val="bullet"/>
+      <w:lvlText w:val=""/>
+      <w:lvlJc w:val="left"/>
+      <w:pPr>
+        <w:tabs>
+          <w:tab w:val="num" w:pos="3600"/>
+        </w:tabs>
+        <w:ind w:left="3600" w:hanging="360"/>
+      </w:pPr>
+      <w:rPr>
+        <w:rFonts w:ascii="Wingdings" w:hAnsi="Wingdings" w:hint="default"/>
+        <w:sz w:val="20"/>
+      </w:rPr>
+    </w:lvl>
+    <w:lvl w:ilvl="5" w:tentative="1">
+      <w:start w:val="1"/>
+      <w:numFmt w:val="bullet"/>
+      <w:lvlText w:val=""/>
+      <w:lvlJc w:val="left"/>
+      <w:pPr>
+        <w:tabs>
+          <w:tab w:val="num" w:pos="4320"/>
+        </w:tabs>
+        <w:ind w:left="4320" w:hanging="360"/>
+      </w:pPr>
+      <w:rPr>
+        <w:rFonts w:ascii="Wingdings" w:hAnsi="Wingdings" w:hint="default"/>
+        <w:sz w:val="20"/>
+      </w:rPr>
+    </w:lvl>
+    <w:lvl w:ilvl="6" w:tentative="1">
+      <w:start w:val="1"/>
+      <w:numFmt w:val="bullet"/>
+      <w:lvlText w:val=""/>
+      <w:lvlJc w:val="left"/>
+      <w:pPr>
+        <w:tabs>
+          <w:tab w:val="num" w:pos="5040"/>
+        </w:tabs>
+        <w:ind w:left="5040" w:hanging="360"/>
+      </w:pPr>
+      <w:rPr>
+        <w:rFonts w:ascii="Wingdings" w:hAnsi="Wingdings" w:hint="default"/>
+        <w:sz w:val="20"/>
+      </w:rPr>
+    </w:lvl>
+    <w:lvl w:ilvl="7" w:tentative="1">
+      <w:start w:val="1"/>
+      <w:numFmt w:val="bullet"/>
+      <w:lvlText w:val=""/>
+      <w:lvlJc w:val="left"/>
+      <w:pPr>
+        <w:tabs>
+          <w:tab w:val="num" w:pos="5760"/>
+        </w:tabs>
+        <w:ind w:left="5760" w:hanging="360"/>
+      </w:pPr>
+      <w:rPr>
+        <w:rFonts w:ascii="Wingdings" w:hAnsi="Wingdings" w:hint="default"/>
+        <w:sz w:val="20"/>
+      </w:rPr>
+    </w:lvl>
+    <w:lvl w:ilvl="8" w:tentative="1">
+      <w:start w:val="1"/>
+      <w:numFmt w:val="bullet"/>
+      <w:lvlText w:val=""/>
+      <w:lvlJc w:val="left"/>
+      <w:pPr>
+        <w:tabs>
+          <w:tab w:val="num" w:pos="6480"/>
+        </w:tabs>
+        <w:ind w:left="6480" w:hanging="360"/>
+      </w:pPr>
+      <w:rPr>
+        <w:rFonts w:ascii="Wingdings" w:hAnsi="Wingdings" w:hint="default"/>
+        <w:sz w:val="20"/>
+      </w:rPr>
+    </w:lvl>
+  </w:abstractNum>
+  <w:abstractNum w:abstractNumId="6" w15:restartNumberingAfterBreak="0">
+    <w:nsid w:val="624D6E98"/>
+    <w:multiLevelType w:val="multilevel"/>
+    <w:tmpl w:val="1B1C4DDE"/>
+    <w:lvl w:ilvl="0">
+      <w:start w:val="1"/>
+      <w:numFmt w:val="bullet"/>
+      <w:lvlText w:val=""/>
+      <w:lvlJc w:val="left"/>
+      <w:pPr>
+        <w:tabs>
+          <w:tab w:val="num" w:pos="720"/>
+        </w:tabs>
+        <w:ind w:left="720" w:hanging="360"/>
+      </w:pPr>
+      <w:rPr>
+        <w:rFonts w:ascii="Symbol" w:hAnsi="Symbol" w:hint="default"/>
+        <w:sz w:val="20"/>
+      </w:rPr>
+    </w:lvl>
+    <w:lvl w:ilvl="1" w:tentative="1">
+      <w:start w:val="1"/>
+      <w:numFmt w:val="bullet"/>
+      <w:lvlText w:val="o"/>
+      <w:lvlJc w:val="left"/>
+      <w:pPr>
+        <w:tabs>
+          <w:tab w:val="num" w:pos="1440"/>
+        </w:tabs>
+        <w:ind w:left="1440" w:hanging="360"/>
+      </w:pPr>
+      <w:rPr>
+        <w:rFonts w:ascii="Courier New" w:hAnsi="Courier New" w:hint="default"/>
+        <w:sz w:val="20"/>
+      </w:rPr>
+    </w:lvl>
+    <w:lvl w:ilvl="2" w:tentative="1">
+      <w:start w:val="1"/>
+      <w:numFmt w:val="bullet"/>
+      <w:lvlText w:val=""/>
+      <w:lvlJc w:val="left"/>
+      <w:pPr>
+        <w:tabs>
+          <w:tab w:val="num" w:pos="2160"/>
+        </w:tabs>
+        <w:ind w:left="2160" w:hanging="360"/>
+      </w:pPr>
+      <w:rPr>
+        <w:rFonts w:ascii="Wingdings" w:hAnsi="Wingdings" w:hint="default"/>
+        <w:sz w:val="20"/>
+      </w:rPr>
+    </w:lvl>
+    <w:lvl w:ilvl="3" w:tentative="1">
+      <w:start w:val="1"/>
+      <w:numFmt w:val="bullet"/>
+      <w:lvlText w:val=""/>
+      <w:lvlJc w:val="left"/>
+      <w:pPr>
+        <w:tabs>
+          <w:tab w:val="num" w:pos="2880"/>
+        </w:tabs>
+        <w:ind w:left="2880" w:hanging="360"/>
+      </w:pPr>
+      <w:rPr>
+        <w:rFonts w:ascii="Wingdings" w:hAnsi="Wingdings" w:hint="default"/>
+        <w:sz w:val="20"/>
+      </w:rPr>
+    </w:lvl>
+    <w:lvl w:ilvl="4" w:tentative="1">
+      <w:start w:val="1"/>
+      <w:numFmt w:val="bullet"/>
+      <w:lvlText w:val=""/>
+      <w:lvlJc w:val="left"/>
+      <w:pPr>
+        <w:tabs>
+          <w:tab w:val="num" w:pos="3600"/>
+        </w:tabs>
+        <w:ind w:left="3600" w:hanging="360"/>
+      </w:pPr>
+      <w:rPr>
+        <w:rFonts w:ascii="Wingdings" w:hAnsi="Wingdings" w:hint="default"/>
+        <w:sz w:val="20"/>
+      </w:rPr>
+    </w:lvl>
+    <w:lvl w:ilvl="5" w:tentative="1">
+      <w:start w:val="1"/>
+      <w:numFmt w:val="bullet"/>
+      <w:lvlText w:val=""/>
+      <w:lvlJc w:val="left"/>
+      <w:pPr>
+        <w:tabs>
+          <w:tab w:val="num" w:pos="4320"/>
+        </w:tabs>
+        <w:ind w:left="4320" w:hanging="360"/>
+      </w:pPr>
+      <w:rPr>
+        <w:rFonts w:ascii="Wingdings" w:hAnsi="Wingdings" w:hint="default"/>
+        <w:sz w:val="20"/>
+      </w:rPr>
+    </w:lvl>
+    <w:lvl w:ilvl="6" w:tentative="1">
+      <w:start w:val="1"/>
+      <w:numFmt w:val="bullet"/>
+      <w:lvlText w:val=""/>
+      <w:lvlJc w:val="left"/>
+      <w:pPr>
+        <w:tabs>
+          <w:tab w:val="num" w:pos="5040"/>
+        </w:tabs>
+        <w:ind w:left="5040" w:hanging="360"/>
+      </w:pPr>
+      <w:rPr>
+        <w:rFonts w:ascii="Wingdings" w:hAnsi="Wingdings" w:hint="default"/>
+        <w:sz w:val="20"/>
+      </w:rPr>
+    </w:lvl>
+    <w:lvl w:ilvl="7" w:tentative="1">
+      <w:start w:val="1"/>
+      <w:numFmt w:val="bullet"/>
+      <w:lvlText w:val=""/>
+      <w:lvlJc w:val="left"/>
+      <w:pPr>
+        <w:tabs>
+          <w:tab w:val="num" w:pos="5760"/>
+        </w:tabs>
+        <w:ind w:left="5760" w:hanging="360"/>
+      </w:pPr>
+      <w:rPr>
+        <w:rFonts w:ascii="Wingdings" w:hAnsi="Wingdings" w:hint="default"/>
+        <w:sz w:val="20"/>
+      </w:rPr>
+    </w:lvl>
+    <w:lvl w:ilvl="8" w:tentative="1">
+      <w:start w:val="1"/>
+      <w:numFmt w:val="bullet"/>
+      <w:lvlText w:val=""/>
+      <w:lvlJc w:val="left"/>
+      <w:pPr>
+        <w:tabs>
+          <w:tab w:val="num" w:pos="6480"/>
+        </w:tabs>
+        <w:ind w:left="6480" w:hanging="360"/>
+      </w:pPr>
+      <w:rPr>
+        <w:rFonts w:ascii="Wingdings" w:hAnsi="Wingdings" w:hint="default"/>
+        <w:sz w:val="20"/>
+      </w:rPr>
+    </w:lvl>
+  </w:abstractNum>
+  <w:abstractNum w:abstractNumId="7" w15:restartNumberingAfterBreak="0">
+    <w:nsid w:val="6EDD557D"/>
+    <w:multiLevelType w:val="multilevel"/>
+    <w:tmpl w:val="B5D649C4"/>
+    <w:lvl w:ilvl="0">
+      <w:start w:val="1"/>
+      <w:numFmt w:val="bullet"/>
+      <w:lvlText w:val=""/>
+      <w:lvlJc w:val="left"/>
+      <w:pPr>
+        <w:tabs>
+          <w:tab w:val="num" w:pos="720"/>
+        </w:tabs>
+        <w:ind w:left="720" w:hanging="360"/>
+      </w:pPr>
+      <w:rPr>
+        <w:rFonts w:ascii="Symbol" w:hAnsi="Symbol" w:hint="default"/>
+        <w:sz w:val="20"/>
+      </w:rPr>
+    </w:lvl>
+    <w:lvl w:ilvl="1" w:tentative="1">
+      <w:start w:val="1"/>
+      <w:numFmt w:val="bullet"/>
+      <w:lvlText w:val="o"/>
+      <w:lvlJc w:val="left"/>
+      <w:pPr>
+        <w:tabs>
+          <w:tab w:val="num" w:pos="1440"/>
+        </w:tabs>
+        <w:ind w:left="1440" w:hanging="360"/>
+      </w:pPr>
+      <w:rPr>
+        <w:rFonts w:ascii="Courier New" w:hAnsi="Courier New" w:hint="default"/>
+        <w:sz w:val="20"/>
+      </w:rPr>
+    </w:lvl>
+    <w:lvl w:ilvl="2" w:tentative="1">
+      <w:start w:val="1"/>
+      <w:numFmt w:val="bullet"/>
+      <w:lvlText w:val=""/>
+      <w:lvlJc w:val="left"/>
+      <w:pPr>
+        <w:tabs>
+          <w:tab w:val="num" w:pos="2160"/>
+        </w:tabs>
+        <w:ind w:left="2160" w:hanging="360"/>
+      </w:pPr>
+      <w:rPr>
+        <w:rFonts w:ascii="Wingdings" w:hAnsi="Wingdings" w:hint="default"/>
+        <w:sz w:val="20"/>
+      </w:rPr>
+    </w:lvl>
+    <w:lvl w:ilvl="3" w:tentative="1">
+      <w:start w:val="1"/>
+      <w:numFmt w:val="bullet"/>
+      <w:lvlText w:val=""/>
+      <w:lvlJc w:val="left"/>
+      <w:pPr>
+        <w:tabs>
+          <w:tab w:val="num" w:pos="2880"/>
+        </w:tabs>
+        <w:ind w:left="2880" w:hanging="360"/>
+      </w:pPr>
+      <w:rPr>
+        <w:rFonts w:ascii="Wingdings" w:hAnsi="Wingdings" w:hint="default"/>
+        <w:sz w:val="20"/>
+      </w:rPr>
+    </w:lvl>
+    <w:lvl w:ilvl="4" w:tentative="1">
+      <w:start w:val="1"/>
+      <w:numFmt w:val="bullet"/>
+      <w:lvlText w:val=""/>
+      <w:lvlJc w:val="left"/>
+      <w:pPr>
+        <w:tabs>
+          <w:tab w:val="num" w:pos="3600"/>
+        </w:tabs>
+        <w:ind w:left="3600" w:hanging="360"/>
+      </w:pPr>
+      <w:rPr>
+        <w:rFonts w:ascii="Wingdings" w:hAnsi="Wingdings" w:hint="default"/>
+        <w:sz w:val="20"/>
+      </w:rPr>
+    </w:lvl>
+    <w:lvl w:ilvl="5" w:tentative="1">
+      <w:start w:val="1"/>
+      <w:numFmt w:val="bullet"/>
+      <w:lvlText w:val=""/>
+      <w:lvlJc w:val="left"/>
+      <w:pPr>
+        <w:tabs>
+          <w:tab w:val="num" w:pos="4320"/>
+        </w:tabs>
+        <w:ind w:left="4320" w:hanging="360"/>
+      </w:pPr>
+      <w:rPr>
+        <w:rFonts w:ascii="Wingdings" w:hAnsi="Wingdings" w:hint="default"/>
+        <w:sz w:val="20"/>
+      </w:rPr>
+    </w:lvl>
+    <w:lvl w:ilvl="6" w:tentative="1">
+      <w:start w:val="1"/>
+      <w:numFmt w:val="bullet"/>
+      <w:lvlText w:val=""/>
+      <w:lvlJc w:val="left"/>
+      <w:pPr>
+        <w:tabs>
+          <w:tab w:val="num" w:pos="5040"/>
+        </w:tabs>
+        <w:ind w:left="5040" w:hanging="360"/>
+      </w:pPr>
+      <w:rPr>
+        <w:rFonts w:ascii="Wingdings" w:hAnsi="Wingdings" w:hint="default"/>
+        <w:sz w:val="20"/>
+      </w:rPr>
+    </w:lvl>
+    <w:lvl w:ilvl="7" w:tentative="1">
+      <w:start w:val="1"/>
+      <w:numFmt w:val="bullet"/>
+      <w:lvlText w:val=""/>
+      <w:lvlJc w:val="left"/>
+      <w:pPr>
+        <w:tabs>
+          <w:tab w:val="num" w:pos="5760"/>
+        </w:tabs>
+        <w:ind w:left="5760" w:hanging="360"/>
+      </w:pPr>
+      <w:rPr>
+        <w:rFonts w:ascii="Wingdings" w:hAnsi="Wingdings" w:hint="default"/>
+        <w:sz w:val="20"/>
+      </w:rPr>
+    </w:lvl>
+    <w:lvl w:ilvl="8" w:tentative="1">
+      <w:start w:val="1"/>
+      <w:numFmt w:val="bullet"/>
+      <w:lvlText w:val=""/>
+      <w:lvlJc w:val="left"/>
+      <w:pPr>
+        <w:tabs>
+          <w:tab w:val="num" w:pos="6480"/>
+        </w:tabs>
+        <w:ind w:left="6480" w:hanging="360"/>
+      </w:pPr>
+      <w:rPr>
+        <w:rFonts w:ascii="Wingdings" w:hAnsi="Wingdings" w:hint="default"/>
+        <w:sz w:val="20"/>
+      </w:rPr>
+    </w:lvl>
+  </w:abstractNum>
+  <w:num w:numId="1" w16cid:durableId="806581593">
+    <w:abstractNumId w:val="4"/>
+  </w:num>
+  <w:num w:numId="2" w16cid:durableId="1353073386">
+    <w:abstractNumId w:val="3"/>
+  </w:num>
+  <w:num w:numId="3" w16cid:durableId="788007669">
+    <w:abstractNumId w:val="5"/>
+  </w:num>
+  <w:num w:numId="4" w16cid:durableId="218320926">
+    <w:abstractNumId w:val="2"/>
+  </w:num>
+  <w:num w:numId="5" w16cid:durableId="1406950185">
+    <w:abstractNumId w:val="6"/>
+  </w:num>
+  <w:num w:numId="6" w16cid:durableId="402724505">
+    <w:abstractNumId w:val="0"/>
+  </w:num>
+  <w:num w:numId="7" w16cid:durableId="2027168335">
+    <w:abstractNumId w:val="1"/>
+  </w:num>
+  <w:num w:numId="8" w16cid:durableId="891773180">
+    <w:abstractNumId w:val="7"/>
+  </w:num>
+</w:numbering>
 </file>
 
 <file path=word/styles.xml><?xml version="1.0" encoding="utf-8"?>
@@ -460,7 +5149,6 @@
     <w:next w:val="a"/>
     <w:link w:val="20"/>
     <w:uiPriority w:val="9"/>
-    <w:semiHidden/>
     <w:unhideWhenUsed/>
     <w:qFormat/>
     <w:rsid w:val="00C32B8B"/>
@@ -483,7 +5171,6 @@
     <w:next w:val="a"/>
     <w:link w:val="30"/>
     <w:uiPriority w:val="9"/>
-    <w:semiHidden/>
     <w:unhideWhenUsed/>
     <w:qFormat/>
     <w:rsid w:val="00C32B8B"/>
@@ -676,7 +5363,6 @@
     <w:basedOn w:val="a0"/>
     <w:link w:val="2"/>
     <w:uiPriority w:val="9"/>
-    <w:semiHidden/>
     <w:rsid w:val="00C32B8B"/>
     <w:rPr>
       <w:rFonts w:asciiTheme="majorHAnsi" w:eastAsiaTheme="majorEastAsia" w:hAnsiTheme="majorHAnsi" w:cstheme="majorBidi"/>
@@ -690,7 +5376,6 @@
     <w:basedOn w:val="a0"/>
     <w:link w:val="3"/>
     <w:uiPriority w:val="9"/>
-    <w:semiHidden/>
     <w:rsid w:val="00C32B8B"/>
     <w:rPr>
       <w:rFonts w:asciiTheme="majorHAnsi" w:eastAsiaTheme="majorEastAsia" w:hAnsiTheme="majorHAnsi" w:cstheme="majorBidi"/>
@@ -950,6 +5635,143 @@
       <w:smallCaps/>
       <w:color w:val="0F4761" w:themeColor="accent1" w:themeShade="BF"/>
       <w:spacing w:val="5"/>
+    </w:rPr>
+  </w:style>
+  <w:style w:type="paragraph" w:customStyle="1" w:styleId="p1">
+    <w:name w:val="p1"/>
+    <w:basedOn w:val="a"/>
+    <w:rsid w:val="00DA52BD"/>
+    <w:pPr>
+      <w:widowControl/>
+      <w:spacing w:before="100" w:beforeAutospacing="1" w:after="100" w:afterAutospacing="1"/>
+      <w:jc w:val="left"/>
+    </w:pPr>
+    <w:rPr>
+      <w:rFonts w:ascii="宋体" w:eastAsia="宋体" w:hAnsi="宋体" w:cs="宋体"/>
+      <w:kern w:val="0"/>
+      <w:sz w:val="24"/>
+    </w:rPr>
+  </w:style>
+  <w:style w:type="character" w:customStyle="1" w:styleId="s1">
+    <w:name w:val="s1"/>
+    <w:basedOn w:val="a0"/>
+    <w:rsid w:val="00DA52BD"/>
+  </w:style>
+  <w:style w:type="paragraph" w:customStyle="1" w:styleId="p2">
+    <w:name w:val="p2"/>
+    <w:basedOn w:val="a"/>
+    <w:rsid w:val="00DA52BD"/>
+    <w:pPr>
+      <w:widowControl/>
+      <w:spacing w:before="100" w:beforeAutospacing="1" w:after="100" w:afterAutospacing="1"/>
+      <w:jc w:val="left"/>
+    </w:pPr>
+    <w:rPr>
+      <w:rFonts w:ascii="宋体" w:eastAsia="宋体" w:hAnsi="宋体" w:cs="宋体"/>
+      <w:kern w:val="0"/>
+      <w:sz w:val="24"/>
+    </w:rPr>
+  </w:style>
+  <w:style w:type="paragraph" w:customStyle="1" w:styleId="p3">
+    <w:name w:val="p3"/>
+    <w:basedOn w:val="a"/>
+    <w:rsid w:val="00DA52BD"/>
+    <w:pPr>
+      <w:widowControl/>
+      <w:spacing w:before="100" w:beforeAutospacing="1" w:after="100" w:afterAutospacing="1"/>
+      <w:jc w:val="left"/>
+    </w:pPr>
+    <w:rPr>
+      <w:rFonts w:ascii="宋体" w:eastAsia="宋体" w:hAnsi="宋体" w:cs="宋体"/>
+      <w:kern w:val="0"/>
+      <w:sz w:val="24"/>
+    </w:rPr>
+  </w:style>
+  <w:style w:type="character" w:customStyle="1" w:styleId="s2">
+    <w:name w:val="s2"/>
+    <w:basedOn w:val="a0"/>
+    <w:rsid w:val="00DA52BD"/>
+  </w:style>
+  <w:style w:type="paragraph" w:customStyle="1" w:styleId="p4">
+    <w:name w:val="p4"/>
+    <w:basedOn w:val="a"/>
+    <w:rsid w:val="00DA52BD"/>
+    <w:pPr>
+      <w:widowControl/>
+      <w:spacing w:before="100" w:beforeAutospacing="1" w:after="100" w:afterAutospacing="1"/>
+      <w:jc w:val="left"/>
+    </w:pPr>
+    <w:rPr>
+      <w:rFonts w:ascii="宋体" w:eastAsia="宋体" w:hAnsi="宋体" w:cs="宋体"/>
+      <w:kern w:val="0"/>
+      <w:sz w:val="24"/>
+    </w:rPr>
+  </w:style>
+  <w:style w:type="character" w:customStyle="1" w:styleId="s3">
+    <w:name w:val="s3"/>
+    <w:basedOn w:val="a0"/>
+    <w:rsid w:val="00DA52BD"/>
+  </w:style>
+  <w:style w:type="paragraph" w:styleId="HTML">
+    <w:name w:val="HTML Preformatted"/>
+    <w:basedOn w:val="a"/>
+    <w:link w:val="HTML0"/>
+    <w:uiPriority w:val="99"/>
+    <w:semiHidden/>
+    <w:unhideWhenUsed/>
+    <w:rsid w:val="00DA52BD"/>
+    <w:pPr>
+      <w:widowControl/>
+      <w:tabs>
+        <w:tab w:val="left" w:pos="916"/>
+        <w:tab w:val="left" w:pos="1832"/>
+        <w:tab w:val="left" w:pos="2748"/>
+        <w:tab w:val="left" w:pos="3664"/>
+        <w:tab w:val="left" w:pos="4580"/>
+        <w:tab w:val="left" w:pos="5496"/>
+        <w:tab w:val="left" w:pos="6412"/>
+        <w:tab w:val="left" w:pos="7328"/>
+        <w:tab w:val="left" w:pos="8244"/>
+        <w:tab w:val="left" w:pos="9160"/>
+        <w:tab w:val="left" w:pos="10076"/>
+        <w:tab w:val="left" w:pos="10992"/>
+        <w:tab w:val="left" w:pos="11908"/>
+        <w:tab w:val="left" w:pos="12824"/>
+        <w:tab w:val="left" w:pos="13740"/>
+        <w:tab w:val="left" w:pos="14656"/>
+      </w:tabs>
+      <w:jc w:val="left"/>
+    </w:pPr>
+    <w:rPr>
+      <w:rFonts w:ascii="宋体" w:eastAsia="宋体" w:hAnsi="宋体" w:cs="宋体"/>
+      <w:kern w:val="0"/>
+      <w:sz w:val="24"/>
+    </w:rPr>
+  </w:style>
+  <w:style w:type="character" w:customStyle="1" w:styleId="HTML0">
+    <w:name w:val="HTML 预设格式 字符"/>
+    <w:basedOn w:val="a0"/>
+    <w:link w:val="HTML"/>
+    <w:uiPriority w:val="99"/>
+    <w:semiHidden/>
+    <w:rsid w:val="00DA52BD"/>
+    <w:rPr>
+      <w:rFonts w:ascii="宋体" w:eastAsia="宋体" w:hAnsi="宋体" w:cs="宋体"/>
+      <w:kern w:val="0"/>
+      <w:sz w:val="24"/>
+    </w:rPr>
+  </w:style>
+  <w:style w:type="character" w:styleId="HTML1">
+    <w:name w:val="HTML Code"/>
+    <w:basedOn w:val="a0"/>
+    <w:uiPriority w:val="99"/>
+    <w:semiHidden/>
+    <w:unhideWhenUsed/>
+    <w:rsid w:val="00DA52BD"/>
+    <w:rPr>
+      <w:rFonts w:ascii="宋体" w:eastAsia="宋体" w:hAnsi="宋体" w:cs="宋体"/>
+      <w:sz w:val="24"/>
+      <w:szCs w:val="24"/>
     </w:rPr>
   </w:style>
 </w:styles>
